--- a/informe/Informe_Taller04_Alvarez.docx
+++ b/informe/Informe_Taller04_Alvarez.docx
@@ -6445,6 +6445,3472 @@
     </w:p>
     <w:p>
       <w:pPr>
+        <w:keepNext/>
+        <w:spacing w:before="120"/>
+      </w:pPr>
+      <w:r>
+        <w:rPr>
+          <w:b/>
+          <w:color w:val="0F4761"/>
+          <w:sz w:val="23"/>
+        </w:rPr>
+        <w:t>Resumen (mejora)</w:t>
+      </w:r>
+    </w:p>
+    <w:tbl>
+      <w:tblPr>
+        <w:tblW w:type="auto" w:w="0"/>
+        <w:tblLook w:firstColumn="1" w:firstRow="1" w:lastColumn="0" w:lastRow="0" w:noHBand="0" w:noVBand="1" w:val="04A0"/>
+        <w:tblBorders>
+          <w:top w:val="single" w:sz="4" w:space="0" w:color="000000"/>
+          <w:left w:val="single" w:sz="4" w:space="0" w:color="000000"/>
+          <w:bottom w:val="single" w:sz="4" w:space="0" w:color="000000"/>
+          <w:right w:val="single" w:sz="4" w:space="0" w:color="000000"/>
+          <w:insideH w:val="single" w:sz="4" w:space="0" w:color="000000"/>
+          <w:insideV w:val="single" w:sz="4" w:space="0" w:color="000000"/>
+        </w:tblBorders>
+        <w:tblLayout w:type="fixed"/>
+      </w:tblPr>
+      <w:tblGrid>
+        <w:gridCol w:w="4453"/>
+        <w:gridCol w:w="4562"/>
+      </w:tblGrid>
+      <w:tr>
+        <w:trPr>
+          <w:tblHeader/>
+          <w:cantSplit/>
+        </w:trPr>
+        <w:tc>
+          <w:tcPr>
+            <w:tcW w:type="dxa" w:w="4453"/>
+            <w:shd w:val="clear" w:color="auto" w:fill="DAE9F7"/>
+          </w:tcPr>
+          <w:p>
+            <w:pPr>
+              <w:keepNext/>
+              <w:spacing w:after="0" w:line="240" w:lineRule="auto"/>
+              <w:jc w:val="center"/>
+            </w:pPr>
+            <w:r>
+              <w:rPr>
+                <w:b/>
+                <w:sz w:val="18"/>
+              </w:rPr>
+              <w:t>métrica</w:t>
+            </w:r>
+          </w:p>
+        </w:tc>
+        <w:tc>
+          <w:tcPr>
+            <w:tcW w:type="dxa" w:w="4562"/>
+            <w:shd w:val="clear" w:color="auto" w:fill="DAE9F7"/>
+          </w:tcPr>
+          <w:p>
+            <w:pPr>
+              <w:keepNext/>
+              <w:spacing w:after="0" w:line="240" w:lineRule="auto"/>
+              <w:jc w:val="center"/>
+            </w:pPr>
+            <w:r>
+              <w:rPr>
+                <w:b/>
+                <w:sz w:val="18"/>
+              </w:rPr>
+              <w:t>valor</w:t>
+            </w:r>
+          </w:p>
+        </w:tc>
+      </w:tr>
+      <w:tr>
+        <w:trPr>
+          <w:cantSplit/>
+        </w:trPr>
+        <w:tc>
+          <w:tcPr>
+            <w:tcW w:type="dxa" w:w="4453"/>
+          </w:tcPr>
+          <w:p>
+            <w:pPr>
+              <w:keepNext/>
+              <w:spacing w:after="0" w:line="240" w:lineRule="auto"/>
+            </w:pPr>
+            <w:r>
+              <w:rPr>
+                <w:sz w:val="18"/>
+              </w:rPr>
+              <w:t>corridas</w:t>
+            </w:r>
+          </w:p>
+        </w:tc>
+        <w:tc>
+          <w:tcPr>
+            <w:tcW w:type="dxa" w:w="4562"/>
+          </w:tcPr>
+          <w:p>
+            <w:pPr>
+              <w:keepNext/>
+              <w:spacing w:after="0" w:line="240" w:lineRule="auto"/>
+            </w:pPr>
+            <w:r>
+              <w:rPr>
+                <w:sz w:val="18"/>
+              </w:rPr>
+              <w:t>6</w:t>
+            </w:r>
+          </w:p>
+        </w:tc>
+      </w:tr>
+      <w:tr>
+        <w:trPr>
+          <w:cantSplit/>
+        </w:trPr>
+        <w:tc>
+          <w:tcPr>
+            <w:tcW w:type="dxa" w:w="4453"/>
+          </w:tcPr>
+          <w:p>
+            <w:pPr>
+              <w:keepNext/>
+              <w:spacing w:after="0" w:line="240" w:lineRule="auto"/>
+            </w:pPr>
+            <w:r>
+              <w:rPr>
+                <w:sz w:val="18"/>
+              </w:rPr>
+              <w:t>corridas sin span «corrida»</w:t>
+            </w:r>
+          </w:p>
+        </w:tc>
+        <w:tc>
+          <w:tcPr>
+            <w:tcW w:type="dxa" w:w="4562"/>
+          </w:tcPr>
+          <w:p>
+            <w:pPr>
+              <w:keepNext/>
+              <w:spacing w:after="0" w:line="240" w:lineRule="auto"/>
+            </w:pPr>
+            <w:r>
+              <w:rPr>
+                <w:sz w:val="18"/>
+              </w:rPr>
+              <w:t>0</w:t>
+            </w:r>
+          </w:p>
+        </w:tc>
+      </w:tr>
+      <w:tr>
+        <w:trPr>
+          <w:cantSplit/>
+        </w:trPr>
+        <w:tc>
+          <w:tcPr>
+            <w:tcW w:type="dxa" w:w="4453"/>
+          </w:tcPr>
+          <w:p>
+            <w:pPr>
+              <w:keepNext/>
+              <w:spacing w:after="0" w:line="240" w:lineRule="auto"/>
+            </w:pPr>
+            <w:r>
+              <w:rPr>
+                <w:sz w:val="18"/>
+              </w:rPr>
+              <w:t>tokens de entrada</w:t>
+            </w:r>
+          </w:p>
+        </w:tc>
+        <w:tc>
+          <w:tcPr>
+            <w:tcW w:type="dxa" w:w="4562"/>
+          </w:tcPr>
+          <w:p>
+            <w:pPr>
+              <w:keepNext/>
+              <w:spacing w:after="0" w:line="240" w:lineRule="auto"/>
+            </w:pPr>
+            <w:r>
+              <w:rPr>
+                <w:sz w:val="18"/>
+              </w:rPr>
+              <w:t>247638</w:t>
+            </w:r>
+          </w:p>
+        </w:tc>
+      </w:tr>
+      <w:tr>
+        <w:trPr>
+          <w:cantSplit/>
+        </w:trPr>
+        <w:tc>
+          <w:tcPr>
+            <w:tcW w:type="dxa" w:w="4453"/>
+          </w:tcPr>
+          <w:p>
+            <w:pPr>
+              <w:keepNext/>
+              <w:spacing w:after="0" w:line="240" w:lineRule="auto"/>
+            </w:pPr>
+            <w:r>
+              <w:rPr>
+                <w:sz w:val="18"/>
+              </w:rPr>
+              <w:t>tokens de salida (incluye razonamiento)</w:t>
+            </w:r>
+          </w:p>
+        </w:tc>
+        <w:tc>
+          <w:tcPr>
+            <w:tcW w:type="dxa" w:w="4562"/>
+          </w:tcPr>
+          <w:p>
+            <w:pPr>
+              <w:keepNext/>
+              <w:spacing w:after="0" w:line="240" w:lineRule="auto"/>
+            </w:pPr>
+            <w:r>
+              <w:rPr>
+                <w:sz w:val="18"/>
+              </w:rPr>
+              <w:t>357898</w:t>
+            </w:r>
+          </w:p>
+        </w:tc>
+      </w:tr>
+      <w:tr>
+        <w:trPr>
+          <w:cantSplit/>
+        </w:trPr>
+        <w:tc>
+          <w:tcPr>
+            <w:tcW w:type="dxa" w:w="4453"/>
+          </w:tcPr>
+          <w:p>
+            <w:pPr>
+              <w:keepNext/>
+              <w:spacing w:after="0" w:line="240" w:lineRule="auto"/>
+            </w:pPr>
+            <w:r>
+              <w:rPr>
+                <w:sz w:val="18"/>
+              </w:rPr>
+              <w:t>costo real (H200)</w:t>
+            </w:r>
+          </w:p>
+        </w:tc>
+        <w:tc>
+          <w:tcPr>
+            <w:tcW w:type="dxa" w:w="4562"/>
+          </w:tcPr>
+          <w:p>
+            <w:pPr>
+              <w:keepNext/>
+              <w:spacing w:after="0" w:line="240" w:lineRule="auto"/>
+            </w:pPr>
+            <w:r>
+              <w:rPr>
+                <w:sz w:val="18"/>
+              </w:rPr>
+              <w:t>0 USD</w:t>
+            </w:r>
+          </w:p>
+        </w:tc>
+      </w:tr>
+      <w:tr>
+        <w:trPr>
+          <w:cantSplit/>
+        </w:trPr>
+        <w:tc>
+          <w:tcPr>
+            <w:tcW w:type="dxa" w:w="4453"/>
+          </w:tcPr>
+          <w:p>
+            <w:pPr>
+              <w:keepNext/>
+              <w:spacing w:after="0" w:line="240" w:lineRule="auto"/>
+            </w:pPr>
+            <w:r>
+              <w:rPr>
+                <w:sz w:val="18"/>
+              </w:rPr>
+              <w:t>costo de referencia</w:t>
+            </w:r>
+          </w:p>
+        </w:tc>
+        <w:tc>
+          <w:tcPr>
+            <w:tcW w:type="dxa" w:w="4562"/>
+          </w:tcPr>
+          <w:p>
+            <w:pPr>
+              <w:keepNext/>
+              <w:spacing w:after="0" w:line="240" w:lineRule="auto"/>
+            </w:pPr>
+            <w:r>
+              <w:rPr>
+                <w:sz w:val="18"/>
+              </w:rPr>
+              <w:t>0.2519 USD — fila propietario_economico (gpt-4o-mini), verificada el 2026-08-26</w:t>
+            </w:r>
+          </w:p>
+        </w:tc>
+      </w:tr>
+      <w:tr>
+        <w:trPr>
+          <w:cantSplit/>
+        </w:trPr>
+        <w:tc>
+          <w:tcPr>
+            <w:tcW w:type="dxa" w:w="4453"/>
+          </w:tcPr>
+          <w:p>
+            <w:pPr>
+              <w:keepNext/>
+              <w:spacing w:after="0" w:line="240" w:lineRule="auto"/>
+            </w:pPr>
+            <w:r>
+              <w:rPr>
+                <w:sz w:val="18"/>
+              </w:rPr>
+              <w:t>latencia p50 por corrida</w:t>
+            </w:r>
+          </w:p>
+        </w:tc>
+        <w:tc>
+          <w:tcPr>
+            <w:tcW w:type="dxa" w:w="4562"/>
+          </w:tcPr>
+          <w:p>
+            <w:pPr>
+              <w:keepNext/>
+              <w:spacing w:after="0" w:line="240" w:lineRule="auto"/>
+            </w:pPr>
+            <w:r>
+              <w:rPr>
+                <w:sz w:val="18"/>
+              </w:rPr>
+              <w:t>285.1 s</w:t>
+            </w:r>
+          </w:p>
+        </w:tc>
+      </w:tr>
+      <w:tr>
+        <w:trPr>
+          <w:cantSplit/>
+        </w:trPr>
+        <w:tc>
+          <w:tcPr>
+            <w:tcW w:type="dxa" w:w="4453"/>
+          </w:tcPr>
+          <w:p>
+            <w:pPr>
+              <w:keepNext/>
+              <w:spacing w:after="0" w:line="240" w:lineRule="auto"/>
+            </w:pPr>
+            <w:r>
+              <w:rPr>
+                <w:sz w:val="18"/>
+              </w:rPr>
+              <w:t>latencia p95 por corrida</w:t>
+            </w:r>
+          </w:p>
+        </w:tc>
+        <w:tc>
+          <w:tcPr>
+            <w:tcW w:type="dxa" w:w="4562"/>
+          </w:tcPr>
+          <w:p>
+            <w:pPr>
+              <w:keepNext/>
+              <w:spacing w:after="0" w:line="240" w:lineRule="auto"/>
+            </w:pPr>
+            <w:r>
+              <w:rPr>
+                <w:sz w:val="18"/>
+              </w:rPr>
+              <w:t>606.5 s</w:t>
+            </w:r>
+          </w:p>
+        </w:tc>
+      </w:tr>
+      <w:tr>
+        <w:trPr>
+          <w:cantSplit/>
+        </w:trPr>
+        <w:tc>
+          <w:tcPr>
+            <w:tcW w:type="dxa" w:w="4453"/>
+          </w:tcPr>
+          <w:p>
+            <w:pPr>
+              <w:spacing w:after="0" w:line="240" w:lineRule="auto"/>
+            </w:pPr>
+            <w:r>
+              <w:rPr>
+                <w:sz w:val="18"/>
+              </w:rPr>
+              <w:t>spans con error (sin la raíz)</w:t>
+            </w:r>
+          </w:p>
+        </w:tc>
+        <w:tc>
+          <w:tcPr>
+            <w:tcW w:type="dxa" w:w="4562"/>
+          </w:tcPr>
+          <w:p>
+            <w:pPr>
+              <w:spacing w:after="0" w:line="240" w:lineRule="auto"/>
+            </w:pPr>
+            <w:r>
+              <w:rPr>
+                <w:sz w:val="18"/>
+              </w:rPr>
+              <w:t>0</w:t>
+            </w:r>
+          </w:p>
+        </w:tc>
+      </w:tr>
+    </w:tbl>
+    <w:p>
+      <w:pPr>
+        <w:spacing w:after="0"/>
+      </w:pPr>
+    </w:p>
+    <w:p>
+      <w:pPr>
+        <w:keepNext/>
+        <w:spacing w:before="120"/>
+      </w:pPr>
+      <w:r>
+        <w:rPr>
+          <w:b/>
+          <w:color w:val="0F4761"/>
+          <w:sz w:val="23"/>
+        </w:rPr>
+        <w:t>Por corrida (mejora)</w:t>
+      </w:r>
+    </w:p>
+    <w:tbl>
+      <w:tblPr>
+        <w:tblW w:type="auto" w:w="0"/>
+        <w:tblLook w:firstColumn="1" w:firstRow="1" w:lastColumn="0" w:lastRow="0" w:noHBand="0" w:noVBand="1" w:val="04A0"/>
+        <w:tblBorders>
+          <w:top w:val="single" w:sz="4" w:space="0" w:color="000000"/>
+          <w:left w:val="single" w:sz="4" w:space="0" w:color="000000"/>
+          <w:bottom w:val="single" w:sz="4" w:space="0" w:color="000000"/>
+          <w:right w:val="single" w:sz="4" w:space="0" w:color="000000"/>
+          <w:insideH w:val="single" w:sz="4" w:space="0" w:color="000000"/>
+          <w:insideV w:val="single" w:sz="4" w:space="0" w:color="000000"/>
+        </w:tblBorders>
+        <w:tblLayout w:type="fixed"/>
+      </w:tblPr>
+      <w:tblGrid>
+        <w:gridCol w:w="645"/>
+        <w:gridCol w:w="1288"/>
+        <w:gridCol w:w="1839"/>
+        <w:gridCol w:w="1471"/>
+        <w:gridCol w:w="1380"/>
+        <w:gridCol w:w="1104"/>
+        <w:gridCol w:w="1288"/>
+      </w:tblGrid>
+      <w:tr>
+        <w:trPr>
+          <w:tblHeader/>
+          <w:cantSplit/>
+        </w:trPr>
+        <w:tc>
+          <w:tcPr>
+            <w:tcW w:type="dxa" w:w="645"/>
+            <w:shd w:val="clear" w:color="auto" w:fill="DAE9F7"/>
+          </w:tcPr>
+          <w:p>
+            <w:pPr>
+              <w:keepNext/>
+              <w:spacing w:after="0" w:line="240" w:lineRule="auto"/>
+              <w:jc w:val="center"/>
+            </w:pPr>
+            <w:r>
+              <w:rPr>
+                <w:b/>
+                <w:sz w:val="16"/>
+              </w:rPr>
+              <w:t>tarea</w:t>
+            </w:r>
+          </w:p>
+        </w:tc>
+        <w:tc>
+          <w:tcPr>
+            <w:tcW w:type="dxa" w:w="1288"/>
+            <w:shd w:val="clear" w:color="auto" w:fill="DAE9F7"/>
+          </w:tcPr>
+          <w:p>
+            <w:pPr>
+              <w:keepNext/>
+              <w:spacing w:after="0" w:line="240" w:lineRule="auto"/>
+              <w:jc w:val="center"/>
+            </w:pPr>
+            <w:r>
+              <w:rPr>
+                <w:b/>
+                <w:sz w:val="16"/>
+              </w:rPr>
+              <w:t>duración (s)</w:t>
+            </w:r>
+          </w:p>
+        </w:tc>
+        <w:tc>
+          <w:tcPr>
+            <w:tcW w:type="dxa" w:w="1839"/>
+            <w:shd w:val="clear" w:color="auto" w:fill="DAE9F7"/>
+          </w:tcPr>
+          <w:p>
+            <w:pPr>
+              <w:keepNext/>
+              <w:spacing w:after="0" w:line="240" w:lineRule="auto"/>
+              <w:jc w:val="center"/>
+            </w:pPr>
+            <w:r>
+              <w:rPr>
+                <w:b/>
+                <w:sz w:val="16"/>
+              </w:rPr>
+              <w:t>llamadas al modelo</w:t>
+            </w:r>
+          </w:p>
+        </w:tc>
+        <w:tc>
+          <w:tcPr>
+            <w:tcW w:type="dxa" w:w="1471"/>
+            <w:shd w:val="clear" w:color="auto" w:fill="DAE9F7"/>
+          </w:tcPr>
+          <w:p>
+            <w:pPr>
+              <w:keepNext/>
+              <w:spacing w:after="0" w:line="240" w:lineRule="auto"/>
+              <w:jc w:val="center"/>
+            </w:pPr>
+            <w:r>
+              <w:rPr>
+                <w:b/>
+                <w:sz w:val="16"/>
+              </w:rPr>
+              <w:t>tokens entrada</w:t>
+            </w:r>
+          </w:p>
+        </w:tc>
+        <w:tc>
+          <w:tcPr>
+            <w:tcW w:type="dxa" w:w="1380"/>
+            <w:shd w:val="clear" w:color="auto" w:fill="DAE9F7"/>
+          </w:tcPr>
+          <w:p>
+            <w:pPr>
+              <w:keepNext/>
+              <w:spacing w:after="0" w:line="240" w:lineRule="auto"/>
+              <w:jc w:val="center"/>
+            </w:pPr>
+            <w:r>
+              <w:rPr>
+                <w:b/>
+                <w:sz w:val="16"/>
+              </w:rPr>
+              <w:t>tokens salida</w:t>
+            </w:r>
+          </w:p>
+        </w:tc>
+        <w:tc>
+          <w:tcPr>
+            <w:tcW w:type="dxa" w:w="1104"/>
+            <w:shd w:val="clear" w:color="auto" w:fill="DAE9F7"/>
+          </w:tcPr>
+          <w:p>
+            <w:pPr>
+              <w:keepNext/>
+              <w:spacing w:after="0" w:line="240" w:lineRule="auto"/>
+              <w:jc w:val="center"/>
+            </w:pPr>
+            <w:r>
+              <w:rPr>
+                <w:b/>
+                <w:sz w:val="16"/>
+              </w:rPr>
+              <w:t>status</w:t>
+            </w:r>
+          </w:p>
+        </w:tc>
+        <w:tc>
+          <w:tcPr>
+            <w:tcW w:type="dxa" w:w="1288"/>
+            <w:shd w:val="clear" w:color="auto" w:fill="DAE9F7"/>
+          </w:tcPr>
+          <w:p>
+            <w:pPr>
+              <w:keepNext/>
+              <w:spacing w:after="0" w:line="240" w:lineRule="auto"/>
+              <w:jc w:val="center"/>
+            </w:pPr>
+            <w:r>
+              <w:rPr>
+                <w:b/>
+                <w:sz w:val="16"/>
+              </w:rPr>
+              <w:t>traza_id</w:t>
+            </w:r>
+          </w:p>
+        </w:tc>
+      </w:tr>
+      <w:tr>
+        <w:trPr>
+          <w:cantSplit/>
+        </w:trPr>
+        <w:tc>
+          <w:tcPr>
+            <w:tcW w:type="dxa" w:w="645"/>
+          </w:tcPr>
+          <w:p>
+            <w:pPr>
+              <w:keepNext/>
+              <w:spacing w:after="0" w:line="240" w:lineRule="auto"/>
+            </w:pPr>
+            <w:r>
+              <w:rPr>
+                <w:sz w:val="16"/>
+              </w:rPr>
+              <w:t>A</w:t>
+            </w:r>
+          </w:p>
+        </w:tc>
+        <w:tc>
+          <w:tcPr>
+            <w:tcW w:type="dxa" w:w="1288"/>
+          </w:tcPr>
+          <w:p>
+            <w:pPr>
+              <w:keepNext/>
+              <w:spacing w:after="0" w:line="240" w:lineRule="auto"/>
+            </w:pPr>
+            <w:r>
+              <w:rPr>
+                <w:sz w:val="16"/>
+              </w:rPr>
+              <w:t>645.3</w:t>
+            </w:r>
+          </w:p>
+        </w:tc>
+        <w:tc>
+          <w:tcPr>
+            <w:tcW w:type="dxa" w:w="1839"/>
+          </w:tcPr>
+          <w:p>
+            <w:pPr>
+              <w:keepNext/>
+              <w:spacing w:after="0" w:line="240" w:lineRule="auto"/>
+            </w:pPr>
+            <w:r>
+              <w:rPr>
+                <w:sz w:val="16"/>
+              </w:rPr>
+              <w:t>15</w:t>
+            </w:r>
+          </w:p>
+        </w:tc>
+        <w:tc>
+          <w:tcPr>
+            <w:tcW w:type="dxa" w:w="1471"/>
+          </w:tcPr>
+          <w:p>
+            <w:pPr>
+              <w:keepNext/>
+              <w:spacing w:after="0" w:line="240" w:lineRule="auto"/>
+            </w:pPr>
+            <w:r>
+              <w:rPr>
+                <w:sz w:val="16"/>
+              </w:rPr>
+              <w:t>46104</w:t>
+            </w:r>
+          </w:p>
+        </w:tc>
+        <w:tc>
+          <w:tcPr>
+            <w:tcW w:type="dxa" w:w="1380"/>
+          </w:tcPr>
+          <w:p>
+            <w:pPr>
+              <w:keepNext/>
+              <w:spacing w:after="0" w:line="240" w:lineRule="auto"/>
+            </w:pPr>
+            <w:r>
+              <w:rPr>
+                <w:sz w:val="16"/>
+              </w:rPr>
+              <w:t>72220</w:t>
+            </w:r>
+          </w:p>
+        </w:tc>
+        <w:tc>
+          <w:tcPr>
+            <w:tcW w:type="dxa" w:w="1104"/>
+          </w:tcPr>
+          <w:p>
+            <w:pPr>
+              <w:keepNext/>
+              <w:spacing w:after="0" w:line="240" w:lineRule="auto"/>
+            </w:pPr>
+            <w:r>
+              <w:rPr>
+                <w:sz w:val="16"/>
+              </w:rPr>
+              <w:t>completado</w:t>
+            </w:r>
+          </w:p>
+        </w:tc>
+        <w:tc>
+          <w:tcPr>
+            <w:tcW w:type="dxa" w:w="1288"/>
+          </w:tcPr>
+          <w:p>
+            <w:pPr>
+              <w:keepNext/>
+              <w:spacing w:after="0" w:line="240" w:lineRule="auto"/>
+            </w:pPr>
+            <w:r>
+              <w:rPr>
+                <w:sz w:val="16"/>
+              </w:rPr>
+              <w:t>afd26539106f</w:t>
+            </w:r>
+          </w:p>
+        </w:tc>
+      </w:tr>
+      <w:tr>
+        <w:trPr>
+          <w:cantSplit/>
+        </w:trPr>
+        <w:tc>
+          <w:tcPr>
+            <w:tcW w:type="dxa" w:w="645"/>
+          </w:tcPr>
+          <w:p>
+            <w:pPr>
+              <w:keepNext/>
+              <w:spacing w:after="0" w:line="240" w:lineRule="auto"/>
+            </w:pPr>
+            <w:r>
+              <w:rPr>
+                <w:sz w:val="16"/>
+              </w:rPr>
+              <w:t>B</w:t>
+            </w:r>
+          </w:p>
+        </w:tc>
+        <w:tc>
+          <w:tcPr>
+            <w:tcW w:type="dxa" w:w="1288"/>
+          </w:tcPr>
+          <w:p>
+            <w:pPr>
+              <w:keepNext/>
+              <w:spacing w:after="0" w:line="240" w:lineRule="auto"/>
+            </w:pPr>
+            <w:r>
+              <w:rPr>
+                <w:sz w:val="16"/>
+              </w:rPr>
+              <w:t>175.8</w:t>
+            </w:r>
+          </w:p>
+        </w:tc>
+        <w:tc>
+          <w:tcPr>
+            <w:tcW w:type="dxa" w:w="1839"/>
+          </w:tcPr>
+          <w:p>
+            <w:pPr>
+              <w:keepNext/>
+              <w:spacing w:after="0" w:line="240" w:lineRule="auto"/>
+            </w:pPr>
+            <w:r>
+              <w:rPr>
+                <w:sz w:val="16"/>
+              </w:rPr>
+              <w:t>12</w:t>
+            </w:r>
+          </w:p>
+        </w:tc>
+        <w:tc>
+          <w:tcPr>
+            <w:tcW w:type="dxa" w:w="1471"/>
+          </w:tcPr>
+          <w:p>
+            <w:pPr>
+              <w:keepNext/>
+              <w:spacing w:after="0" w:line="240" w:lineRule="auto"/>
+            </w:pPr>
+            <w:r>
+              <w:rPr>
+                <w:sz w:val="16"/>
+              </w:rPr>
+              <w:t>26566</w:t>
+            </w:r>
+          </w:p>
+        </w:tc>
+        <w:tc>
+          <w:tcPr>
+            <w:tcW w:type="dxa" w:w="1380"/>
+          </w:tcPr>
+          <w:p>
+            <w:pPr>
+              <w:keepNext/>
+              <w:spacing w:after="0" w:line="240" w:lineRule="auto"/>
+            </w:pPr>
+            <w:r>
+              <w:rPr>
+                <w:sz w:val="16"/>
+              </w:rPr>
+              <w:t>29880</w:t>
+            </w:r>
+          </w:p>
+        </w:tc>
+        <w:tc>
+          <w:tcPr>
+            <w:tcW w:type="dxa" w:w="1104"/>
+          </w:tcPr>
+          <w:p>
+            <w:pPr>
+              <w:keepNext/>
+              <w:spacing w:after="0" w:line="240" w:lineRule="auto"/>
+            </w:pPr>
+            <w:r>
+              <w:rPr>
+                <w:sz w:val="16"/>
+              </w:rPr>
+              <w:t>completado</w:t>
+            </w:r>
+          </w:p>
+        </w:tc>
+        <w:tc>
+          <w:tcPr>
+            <w:tcW w:type="dxa" w:w="1288"/>
+          </w:tcPr>
+          <w:p>
+            <w:pPr>
+              <w:keepNext/>
+              <w:spacing w:after="0" w:line="240" w:lineRule="auto"/>
+            </w:pPr>
+            <w:r>
+              <w:rPr>
+                <w:sz w:val="16"/>
+              </w:rPr>
+              <w:t>3ecf7e5baead</w:t>
+            </w:r>
+          </w:p>
+        </w:tc>
+      </w:tr>
+      <w:tr>
+        <w:trPr>
+          <w:cantSplit/>
+        </w:trPr>
+        <w:tc>
+          <w:tcPr>
+            <w:tcW w:type="dxa" w:w="645"/>
+          </w:tcPr>
+          <w:p>
+            <w:pPr>
+              <w:keepNext/>
+              <w:spacing w:after="0" w:line="240" w:lineRule="auto"/>
+            </w:pPr>
+            <w:r>
+              <w:rPr>
+                <w:sz w:val="16"/>
+              </w:rPr>
+              <w:t>C</w:t>
+            </w:r>
+          </w:p>
+        </w:tc>
+        <w:tc>
+          <w:tcPr>
+            <w:tcW w:type="dxa" w:w="1288"/>
+          </w:tcPr>
+          <w:p>
+            <w:pPr>
+              <w:keepNext/>
+              <w:spacing w:after="0" w:line="240" w:lineRule="auto"/>
+            </w:pPr>
+            <w:r>
+              <w:rPr>
+                <w:sz w:val="16"/>
+              </w:rPr>
+              <w:t>394.4</w:t>
+            </w:r>
+          </w:p>
+        </w:tc>
+        <w:tc>
+          <w:tcPr>
+            <w:tcW w:type="dxa" w:w="1839"/>
+          </w:tcPr>
+          <w:p>
+            <w:pPr>
+              <w:keepNext/>
+              <w:spacing w:after="0" w:line="240" w:lineRule="auto"/>
+            </w:pPr>
+            <w:r>
+              <w:rPr>
+                <w:sz w:val="16"/>
+              </w:rPr>
+              <w:t>12</w:t>
+            </w:r>
+          </w:p>
+        </w:tc>
+        <w:tc>
+          <w:tcPr>
+            <w:tcW w:type="dxa" w:w="1471"/>
+          </w:tcPr>
+          <w:p>
+            <w:pPr>
+              <w:keepNext/>
+              <w:spacing w:after="0" w:line="240" w:lineRule="auto"/>
+            </w:pPr>
+            <w:r>
+              <w:rPr>
+                <w:sz w:val="16"/>
+              </w:rPr>
+              <w:t>46436</w:t>
+            </w:r>
+          </w:p>
+        </w:tc>
+        <w:tc>
+          <w:tcPr>
+            <w:tcW w:type="dxa" w:w="1380"/>
+          </w:tcPr>
+          <w:p>
+            <w:pPr>
+              <w:keepNext/>
+              <w:spacing w:after="0" w:line="240" w:lineRule="auto"/>
+            </w:pPr>
+            <w:r>
+              <w:rPr>
+                <w:sz w:val="16"/>
+              </w:rPr>
+              <w:t>78221</w:t>
+            </w:r>
+          </w:p>
+        </w:tc>
+        <w:tc>
+          <w:tcPr>
+            <w:tcW w:type="dxa" w:w="1104"/>
+          </w:tcPr>
+          <w:p>
+            <w:pPr>
+              <w:keepNext/>
+              <w:spacing w:after="0" w:line="240" w:lineRule="auto"/>
+            </w:pPr>
+            <w:r>
+              <w:rPr>
+                <w:sz w:val="16"/>
+              </w:rPr>
+              <w:t>completado</w:t>
+            </w:r>
+          </w:p>
+        </w:tc>
+        <w:tc>
+          <w:tcPr>
+            <w:tcW w:type="dxa" w:w="1288"/>
+          </w:tcPr>
+          <w:p>
+            <w:pPr>
+              <w:keepNext/>
+              <w:spacing w:after="0" w:line="240" w:lineRule="auto"/>
+            </w:pPr>
+            <w:r>
+              <w:rPr>
+                <w:sz w:val="16"/>
+              </w:rPr>
+              <w:t>b909e81cb73e</w:t>
+            </w:r>
+          </w:p>
+        </w:tc>
+      </w:tr>
+      <w:tr>
+        <w:trPr>
+          <w:cantSplit/>
+        </w:trPr>
+        <w:tc>
+          <w:tcPr>
+            <w:tcW w:type="dxa" w:w="645"/>
+          </w:tcPr>
+          <w:p>
+            <w:pPr>
+              <w:keepNext/>
+              <w:spacing w:after="0" w:line="240" w:lineRule="auto"/>
+            </w:pPr>
+            <w:r>
+              <w:rPr>
+                <w:sz w:val="16"/>
+              </w:rPr>
+              <w:t>S1</w:t>
+            </w:r>
+          </w:p>
+        </w:tc>
+        <w:tc>
+          <w:tcPr>
+            <w:tcW w:type="dxa" w:w="1288"/>
+          </w:tcPr>
+          <w:p>
+            <w:pPr>
+              <w:keepNext/>
+              <w:spacing w:after="0" w:line="240" w:lineRule="auto"/>
+            </w:pPr>
+            <w:r>
+              <w:rPr>
+                <w:sz w:val="16"/>
+              </w:rPr>
+              <w:t>490.2</w:t>
+            </w:r>
+          </w:p>
+        </w:tc>
+        <w:tc>
+          <w:tcPr>
+            <w:tcW w:type="dxa" w:w="1839"/>
+          </w:tcPr>
+          <w:p>
+            <w:pPr>
+              <w:keepNext/>
+              <w:spacing w:after="0" w:line="240" w:lineRule="auto"/>
+            </w:pPr>
+            <w:r>
+              <w:rPr>
+                <w:sz w:val="16"/>
+              </w:rPr>
+              <w:t>18</w:t>
+            </w:r>
+          </w:p>
+        </w:tc>
+        <w:tc>
+          <w:tcPr>
+            <w:tcW w:type="dxa" w:w="1471"/>
+          </w:tcPr>
+          <w:p>
+            <w:pPr>
+              <w:keepNext/>
+              <w:spacing w:after="0" w:line="240" w:lineRule="auto"/>
+            </w:pPr>
+            <w:r>
+              <w:rPr>
+                <w:sz w:val="16"/>
+              </w:rPr>
+              <w:t>69433</w:t>
+            </w:r>
+          </w:p>
+        </w:tc>
+        <w:tc>
+          <w:tcPr>
+            <w:tcW w:type="dxa" w:w="1380"/>
+          </w:tcPr>
+          <w:p>
+            <w:pPr>
+              <w:keepNext/>
+              <w:spacing w:after="0" w:line="240" w:lineRule="auto"/>
+            </w:pPr>
+            <w:r>
+              <w:rPr>
+                <w:sz w:val="16"/>
+              </w:rPr>
+              <w:t>89152</w:t>
+            </w:r>
+          </w:p>
+        </w:tc>
+        <w:tc>
+          <w:tcPr>
+            <w:tcW w:type="dxa" w:w="1104"/>
+          </w:tcPr>
+          <w:p>
+            <w:pPr>
+              <w:keepNext/>
+              <w:spacing w:after="0" w:line="240" w:lineRule="auto"/>
+            </w:pPr>
+            <w:r>
+              <w:rPr>
+                <w:sz w:val="16"/>
+              </w:rPr>
+              <w:t>completado</w:t>
+            </w:r>
+          </w:p>
+        </w:tc>
+        <w:tc>
+          <w:tcPr>
+            <w:tcW w:type="dxa" w:w="1288"/>
+          </w:tcPr>
+          <w:p>
+            <w:pPr>
+              <w:keepNext/>
+              <w:spacing w:after="0" w:line="240" w:lineRule="auto"/>
+            </w:pPr>
+            <w:r>
+              <w:rPr>
+                <w:sz w:val="16"/>
+              </w:rPr>
+              <w:t>39acfbb16389</w:t>
+            </w:r>
+          </w:p>
+        </w:tc>
+      </w:tr>
+      <w:tr>
+        <w:trPr>
+          <w:cantSplit/>
+        </w:trPr>
+        <w:tc>
+          <w:tcPr>
+            <w:tcW w:type="dxa" w:w="645"/>
+          </w:tcPr>
+          <w:p>
+            <w:pPr>
+              <w:keepNext/>
+              <w:spacing w:after="0" w:line="240" w:lineRule="auto"/>
+            </w:pPr>
+            <w:r>
+              <w:rPr>
+                <w:sz w:val="16"/>
+              </w:rPr>
+              <w:t>H</w:t>
+            </w:r>
+          </w:p>
+        </w:tc>
+        <w:tc>
+          <w:tcPr>
+            <w:tcW w:type="dxa" w:w="1288"/>
+          </w:tcPr>
+          <w:p>
+            <w:pPr>
+              <w:keepNext/>
+              <w:spacing w:after="0" w:line="240" w:lineRule="auto"/>
+            </w:pPr>
+            <w:r>
+              <w:rPr>
+                <w:sz w:val="16"/>
+              </w:rPr>
+              <w:t>169.1</w:t>
+            </w:r>
+          </w:p>
+        </w:tc>
+        <w:tc>
+          <w:tcPr>
+            <w:tcW w:type="dxa" w:w="1839"/>
+          </w:tcPr>
+          <w:p>
+            <w:pPr>
+              <w:keepNext/>
+              <w:spacing w:after="0" w:line="240" w:lineRule="auto"/>
+            </w:pPr>
+            <w:r>
+              <w:rPr>
+                <w:sz w:val="16"/>
+              </w:rPr>
+              <w:t>13</w:t>
+            </w:r>
+          </w:p>
+        </w:tc>
+        <w:tc>
+          <w:tcPr>
+            <w:tcW w:type="dxa" w:w="1471"/>
+          </w:tcPr>
+          <w:p>
+            <w:pPr>
+              <w:keepNext/>
+              <w:spacing w:after="0" w:line="240" w:lineRule="auto"/>
+            </w:pPr>
+            <w:r>
+              <w:rPr>
+                <w:sz w:val="16"/>
+              </w:rPr>
+              <w:t>31059</w:t>
+            </w:r>
+          </w:p>
+        </w:tc>
+        <w:tc>
+          <w:tcPr>
+            <w:tcW w:type="dxa" w:w="1380"/>
+          </w:tcPr>
+          <w:p>
+            <w:pPr>
+              <w:keepNext/>
+              <w:spacing w:after="0" w:line="240" w:lineRule="auto"/>
+            </w:pPr>
+            <w:r>
+              <w:rPr>
+                <w:sz w:val="16"/>
+              </w:rPr>
+              <w:t>49083</w:t>
+            </w:r>
+          </w:p>
+        </w:tc>
+        <w:tc>
+          <w:tcPr>
+            <w:tcW w:type="dxa" w:w="1104"/>
+          </w:tcPr>
+          <w:p>
+            <w:pPr>
+              <w:keepNext/>
+              <w:spacing w:after="0" w:line="240" w:lineRule="auto"/>
+            </w:pPr>
+            <w:r>
+              <w:rPr>
+                <w:sz w:val="16"/>
+              </w:rPr>
+              <w:t>completado</w:t>
+            </w:r>
+          </w:p>
+        </w:tc>
+        <w:tc>
+          <w:tcPr>
+            <w:tcW w:type="dxa" w:w="1288"/>
+          </w:tcPr>
+          <w:p>
+            <w:pPr>
+              <w:keepNext/>
+              <w:spacing w:after="0" w:line="240" w:lineRule="auto"/>
+            </w:pPr>
+            <w:r>
+              <w:rPr>
+                <w:sz w:val="16"/>
+              </w:rPr>
+              <w:t>468ba03470e1</w:t>
+            </w:r>
+          </w:p>
+        </w:tc>
+      </w:tr>
+      <w:tr>
+        <w:trPr>
+          <w:cantSplit/>
+        </w:trPr>
+        <w:tc>
+          <w:tcPr>
+            <w:tcW w:type="dxa" w:w="645"/>
+          </w:tcPr>
+          <w:p>
+            <w:pPr>
+              <w:spacing w:after="0" w:line="240" w:lineRule="auto"/>
+            </w:pPr>
+            <w:r>
+              <w:rPr>
+                <w:sz w:val="16"/>
+              </w:rPr>
+              <w:t>P</w:t>
+            </w:r>
+          </w:p>
+        </w:tc>
+        <w:tc>
+          <w:tcPr>
+            <w:tcW w:type="dxa" w:w="1288"/>
+          </w:tcPr>
+          <w:p>
+            <w:pPr>
+              <w:spacing w:after="0" w:line="240" w:lineRule="auto"/>
+            </w:pPr>
+            <w:r>
+              <w:rPr>
+                <w:sz w:val="16"/>
+              </w:rPr>
+              <w:t>126.5</w:t>
+            </w:r>
+          </w:p>
+        </w:tc>
+        <w:tc>
+          <w:tcPr>
+            <w:tcW w:type="dxa" w:w="1839"/>
+          </w:tcPr>
+          <w:p>
+            <w:pPr>
+              <w:spacing w:after="0" w:line="240" w:lineRule="auto"/>
+            </w:pPr>
+            <w:r>
+              <w:rPr>
+                <w:sz w:val="16"/>
+              </w:rPr>
+              <w:t>12</w:t>
+            </w:r>
+          </w:p>
+        </w:tc>
+        <w:tc>
+          <w:tcPr>
+            <w:tcW w:type="dxa" w:w="1471"/>
+          </w:tcPr>
+          <w:p>
+            <w:pPr>
+              <w:spacing w:after="0" w:line="240" w:lineRule="auto"/>
+            </w:pPr>
+            <w:r>
+              <w:rPr>
+                <w:sz w:val="16"/>
+              </w:rPr>
+              <w:t>28040</w:t>
+            </w:r>
+          </w:p>
+        </w:tc>
+        <w:tc>
+          <w:tcPr>
+            <w:tcW w:type="dxa" w:w="1380"/>
+          </w:tcPr>
+          <w:p>
+            <w:pPr>
+              <w:spacing w:after="0" w:line="240" w:lineRule="auto"/>
+            </w:pPr>
+            <w:r>
+              <w:rPr>
+                <w:sz w:val="16"/>
+              </w:rPr>
+              <w:t>39342</w:t>
+            </w:r>
+          </w:p>
+        </w:tc>
+        <w:tc>
+          <w:tcPr>
+            <w:tcW w:type="dxa" w:w="1104"/>
+          </w:tcPr>
+          <w:p>
+            <w:pPr>
+              <w:spacing w:after="0" w:line="240" w:lineRule="auto"/>
+            </w:pPr>
+            <w:r>
+              <w:rPr>
+                <w:sz w:val="16"/>
+              </w:rPr>
+              <w:t>completado</w:t>
+            </w:r>
+          </w:p>
+        </w:tc>
+        <w:tc>
+          <w:tcPr>
+            <w:tcW w:type="dxa" w:w="1288"/>
+          </w:tcPr>
+          <w:p>
+            <w:pPr>
+              <w:spacing w:after="0" w:line="240" w:lineRule="auto"/>
+            </w:pPr>
+            <w:r>
+              <w:rPr>
+                <w:sz w:val="16"/>
+              </w:rPr>
+              <w:t>7b8bb79a0db0</w:t>
+            </w:r>
+          </w:p>
+        </w:tc>
+      </w:tr>
+    </w:tbl>
+    <w:p>
+      <w:pPr>
+        <w:spacing w:after="0"/>
+      </w:pPr>
+    </w:p>
+    <w:p>
+      <w:pPr>
+        <w:keepNext/>
+        <w:spacing w:before="120"/>
+      </w:pPr>
+      <w:r>
+        <w:rPr>
+          <w:b/>
+          <w:color w:val="0F4761"/>
+          <w:sz w:val="23"/>
+        </w:rPr>
+        <w:t>Por agente (mejora) — el cuello de botella es el de mayor TIEMPO TOTAL</w:t>
+      </w:r>
+    </w:p>
+    <w:tbl>
+      <w:tblPr>
+        <w:tblW w:type="auto" w:w="0"/>
+        <w:tblLook w:firstColumn="1" w:firstRow="1" w:lastColumn="0" w:lastRow="0" w:noHBand="0" w:noVBand="1" w:val="04A0"/>
+        <w:tblBorders>
+          <w:top w:val="single" w:sz="4" w:space="0" w:color="000000"/>
+          <w:left w:val="single" w:sz="4" w:space="0" w:color="000000"/>
+          <w:bottom w:val="single" w:sz="4" w:space="0" w:color="000000"/>
+          <w:right w:val="single" w:sz="4" w:space="0" w:color="000000"/>
+          <w:insideH w:val="single" w:sz="4" w:space="0" w:color="000000"/>
+          <w:insideV w:val="single" w:sz="4" w:space="0" w:color="000000"/>
+        </w:tblBorders>
+        <w:tblLayout w:type="fixed"/>
+      </w:tblPr>
+      <w:tblGrid>
+        <w:gridCol w:w="1051"/>
+        <w:gridCol w:w="537"/>
+        <w:gridCol w:w="1125"/>
+        <w:gridCol w:w="1125"/>
+        <w:gridCol w:w="1125"/>
+        <w:gridCol w:w="757"/>
+        <w:gridCol w:w="1044"/>
+        <w:gridCol w:w="971"/>
+        <w:gridCol w:w="1279"/>
+      </w:tblGrid>
+      <w:tr>
+        <w:trPr>
+          <w:tblHeader/>
+          <w:cantSplit/>
+        </w:trPr>
+        <w:tc>
+          <w:tcPr>
+            <w:tcW w:type="dxa" w:w="1051"/>
+            <w:shd w:val="clear" w:color="auto" w:fill="DAE9F7"/>
+          </w:tcPr>
+          <w:p>
+            <w:pPr>
+              <w:keepNext/>
+              <w:spacing w:after="0" w:line="240" w:lineRule="auto"/>
+              <w:jc w:val="center"/>
+            </w:pPr>
+            <w:r>
+              <w:rPr>
+                <w:b/>
+                <w:sz w:val="14"/>
+              </w:rPr>
+              <w:t>agente</w:t>
+            </w:r>
+          </w:p>
+        </w:tc>
+        <w:tc>
+          <w:tcPr>
+            <w:tcW w:type="dxa" w:w="537"/>
+            <w:shd w:val="clear" w:color="auto" w:fill="DAE9F7"/>
+          </w:tcPr>
+          <w:p>
+            <w:pPr>
+              <w:keepNext/>
+              <w:spacing w:after="0" w:line="240" w:lineRule="auto"/>
+              <w:jc w:val="center"/>
+            </w:pPr>
+            <w:r>
+              <w:rPr>
+                <w:b/>
+                <w:sz w:val="14"/>
+              </w:rPr>
+              <w:t>spans</w:t>
+            </w:r>
+          </w:p>
+        </w:tc>
+        <w:tc>
+          <w:tcPr>
+            <w:tcW w:type="dxa" w:w="1125"/>
+            <w:shd w:val="clear" w:color="auto" w:fill="DAE9F7"/>
+          </w:tcPr>
+          <w:p>
+            <w:pPr>
+              <w:keepNext/>
+              <w:spacing w:after="0" w:line="240" w:lineRule="auto"/>
+              <w:jc w:val="center"/>
+            </w:pPr>
+            <w:r>
+              <w:rPr>
+                <w:b/>
+                <w:sz w:val="14"/>
+              </w:rPr>
+              <w:t>tiempo total (s)</w:t>
+            </w:r>
+          </w:p>
+        </w:tc>
+        <w:tc>
+          <w:tcPr>
+            <w:tcW w:type="dxa" w:w="1125"/>
+            <w:shd w:val="clear" w:color="auto" w:fill="DAE9F7"/>
+          </w:tcPr>
+          <w:p>
+            <w:pPr>
+              <w:keepNext/>
+              <w:spacing w:after="0" w:line="240" w:lineRule="auto"/>
+              <w:jc w:val="center"/>
+            </w:pPr>
+            <w:r>
+              <w:rPr>
+                <w:b/>
+                <w:sz w:val="14"/>
+              </w:rPr>
+              <w:t>parte del tiempo</w:t>
+            </w:r>
+          </w:p>
+        </w:tc>
+        <w:tc>
+          <w:tcPr>
+            <w:tcW w:type="dxa" w:w="1125"/>
+            <w:shd w:val="clear" w:color="auto" w:fill="DAE9F7"/>
+          </w:tcPr>
+          <w:p>
+            <w:pPr>
+              <w:keepNext/>
+              <w:spacing w:after="0" w:line="240" w:lineRule="auto"/>
+              <w:jc w:val="center"/>
+            </w:pPr>
+            <w:r>
+              <w:rPr>
+                <w:b/>
+                <w:sz w:val="14"/>
+              </w:rPr>
+              <w:t>tiempo medio (s)</w:t>
+            </w:r>
+          </w:p>
+        </w:tc>
+        <w:tc>
+          <w:tcPr>
+            <w:tcW w:type="dxa" w:w="757"/>
+            <w:shd w:val="clear" w:color="auto" w:fill="DAE9F7"/>
+          </w:tcPr>
+          <w:p>
+            <w:pPr>
+              <w:keepNext/>
+              <w:spacing w:after="0" w:line="240" w:lineRule="auto"/>
+              <w:jc w:val="center"/>
+            </w:pPr>
+            <w:r>
+              <w:rPr>
+                <w:b/>
+                <w:sz w:val="14"/>
+              </w:rPr>
+              <w:t>llamadas</w:t>
+            </w:r>
+          </w:p>
+        </w:tc>
+        <w:tc>
+          <w:tcPr>
+            <w:tcW w:type="dxa" w:w="1044"/>
+            <w:shd w:val="clear" w:color="auto" w:fill="DAE9F7"/>
+          </w:tcPr>
+          <w:p>
+            <w:pPr>
+              <w:keepNext/>
+              <w:spacing w:after="0" w:line="240" w:lineRule="auto"/>
+              <w:jc w:val="center"/>
+            </w:pPr>
+            <w:r>
+              <w:rPr>
+                <w:b/>
+                <w:sz w:val="14"/>
+              </w:rPr>
+              <w:t>tokens entrada</w:t>
+            </w:r>
+          </w:p>
+        </w:tc>
+        <w:tc>
+          <w:tcPr>
+            <w:tcW w:type="dxa" w:w="971"/>
+            <w:shd w:val="clear" w:color="auto" w:fill="DAE9F7"/>
+          </w:tcPr>
+          <w:p>
+            <w:pPr>
+              <w:keepNext/>
+              <w:spacing w:after="0" w:line="240" w:lineRule="auto"/>
+              <w:jc w:val="center"/>
+            </w:pPr>
+            <w:r>
+              <w:rPr>
+                <w:b/>
+                <w:sz w:val="14"/>
+              </w:rPr>
+              <w:t>tokens salida</w:t>
+            </w:r>
+          </w:p>
+        </w:tc>
+        <w:tc>
+          <w:tcPr>
+            <w:tcW w:type="dxa" w:w="1279"/>
+            <w:shd w:val="clear" w:color="auto" w:fill="DAE9F7"/>
+          </w:tcPr>
+          <w:p>
+            <w:pPr>
+              <w:keepNext/>
+              <w:spacing w:after="0" w:line="240" w:lineRule="auto"/>
+              <w:jc w:val="center"/>
+            </w:pPr>
+            <w:r>
+              <w:rPr>
+                <w:b/>
+                <w:sz w:val="14"/>
+              </w:rPr>
+              <w:t>parte de los tokens</w:t>
+            </w:r>
+          </w:p>
+        </w:tc>
+      </w:tr>
+      <w:tr>
+        <w:trPr>
+          <w:cantSplit/>
+        </w:trPr>
+        <w:tc>
+          <w:tcPr>
+            <w:tcW w:type="dxa" w:w="1051"/>
+          </w:tcPr>
+          <w:p>
+            <w:pPr>
+              <w:keepNext/>
+              <w:spacing w:after="0" w:line="240" w:lineRule="auto"/>
+            </w:pPr>
+            <w:r>
+              <w:rPr>
+                <w:sz w:val="14"/>
+              </w:rPr>
+              <w:t>programador</w:t>
+            </w:r>
+          </w:p>
+        </w:tc>
+        <w:tc>
+          <w:tcPr>
+            <w:tcW w:type="dxa" w:w="537"/>
+          </w:tcPr>
+          <w:p>
+            <w:pPr>
+              <w:keepNext/>
+              <w:spacing w:after="0" w:line="240" w:lineRule="auto"/>
+            </w:pPr>
+            <w:r>
+              <w:rPr>
+                <w:sz w:val="14"/>
+              </w:rPr>
+              <w:t>21</w:t>
+            </w:r>
+          </w:p>
+        </w:tc>
+        <w:tc>
+          <w:tcPr>
+            <w:tcW w:type="dxa" w:w="1125"/>
+          </w:tcPr>
+          <w:p>
+            <w:pPr>
+              <w:keepNext/>
+              <w:spacing w:after="0" w:line="240" w:lineRule="auto"/>
+            </w:pPr>
+            <w:r>
+              <w:rPr>
+                <w:sz w:val="14"/>
+              </w:rPr>
+              <w:t>783.6</w:t>
+            </w:r>
+          </w:p>
+        </w:tc>
+        <w:tc>
+          <w:tcPr>
+            <w:tcW w:type="dxa" w:w="1125"/>
+          </w:tcPr>
+          <w:p>
+            <w:pPr>
+              <w:keepNext/>
+              <w:spacing w:after="0" w:line="240" w:lineRule="auto"/>
+            </w:pPr>
+            <w:r>
+              <w:rPr>
+                <w:sz w:val="14"/>
+              </w:rPr>
+              <w:t>39.2 %</w:t>
+            </w:r>
+          </w:p>
+        </w:tc>
+        <w:tc>
+          <w:tcPr>
+            <w:tcW w:type="dxa" w:w="1125"/>
+          </w:tcPr>
+          <w:p>
+            <w:pPr>
+              <w:keepNext/>
+              <w:spacing w:after="0" w:line="240" w:lineRule="auto"/>
+            </w:pPr>
+            <w:r>
+              <w:rPr>
+                <w:sz w:val="14"/>
+              </w:rPr>
+              <w:t>37.3</w:t>
+            </w:r>
+          </w:p>
+        </w:tc>
+        <w:tc>
+          <w:tcPr>
+            <w:tcW w:type="dxa" w:w="757"/>
+          </w:tcPr>
+          <w:p>
+            <w:pPr>
+              <w:keepNext/>
+              <w:spacing w:after="0" w:line="240" w:lineRule="auto"/>
+            </w:pPr>
+            <w:r>
+              <w:rPr>
+                <w:sz w:val="14"/>
+              </w:rPr>
+              <w:t>21</w:t>
+            </w:r>
+          </w:p>
+        </w:tc>
+        <w:tc>
+          <w:tcPr>
+            <w:tcW w:type="dxa" w:w="1044"/>
+          </w:tcPr>
+          <w:p>
+            <w:pPr>
+              <w:keepNext/>
+              <w:spacing w:after="0" w:line="240" w:lineRule="auto"/>
+            </w:pPr>
+            <w:r>
+              <w:rPr>
+                <w:sz w:val="14"/>
+              </w:rPr>
+              <w:t>80314</w:t>
+            </w:r>
+          </w:p>
+        </w:tc>
+        <w:tc>
+          <w:tcPr>
+            <w:tcW w:type="dxa" w:w="971"/>
+          </w:tcPr>
+          <w:p>
+            <w:pPr>
+              <w:keepNext/>
+              <w:spacing w:after="0" w:line="240" w:lineRule="auto"/>
+            </w:pPr>
+            <w:r>
+              <w:rPr>
+                <w:sz w:val="14"/>
+              </w:rPr>
+              <w:t>178617</w:t>
+            </w:r>
+          </w:p>
+        </w:tc>
+        <w:tc>
+          <w:tcPr>
+            <w:tcW w:type="dxa" w:w="1279"/>
+          </w:tcPr>
+          <w:p>
+            <w:pPr>
+              <w:keepNext/>
+              <w:spacing w:after="0" w:line="240" w:lineRule="auto"/>
+            </w:pPr>
+            <w:r>
+              <w:rPr>
+                <w:sz w:val="14"/>
+              </w:rPr>
+              <w:t>42.8 %</w:t>
+            </w:r>
+          </w:p>
+        </w:tc>
+      </w:tr>
+      <w:tr>
+        <w:trPr>
+          <w:cantSplit/>
+        </w:trPr>
+        <w:tc>
+          <w:tcPr>
+            <w:tcW w:type="dxa" w:w="1051"/>
+          </w:tcPr>
+          <w:p>
+            <w:pPr>
+              <w:keepNext/>
+              <w:spacing w:after="0" w:line="240" w:lineRule="auto"/>
+            </w:pPr>
+            <w:r>
+              <w:rPr>
+                <w:sz w:val="14"/>
+              </w:rPr>
+              <w:t>indexador</w:t>
+            </w:r>
+          </w:p>
+        </w:tc>
+        <w:tc>
+          <w:tcPr>
+            <w:tcW w:type="dxa" w:w="537"/>
+          </w:tcPr>
+          <w:p>
+            <w:pPr>
+              <w:keepNext/>
+              <w:spacing w:after="0" w:line="240" w:lineRule="auto"/>
+            </w:pPr>
+            <w:r>
+              <w:rPr>
+                <w:sz w:val="14"/>
+              </w:rPr>
+              <w:t>6</w:t>
+            </w:r>
+          </w:p>
+        </w:tc>
+        <w:tc>
+          <w:tcPr>
+            <w:tcW w:type="dxa" w:w="1125"/>
+          </w:tcPr>
+          <w:p>
+            <w:pPr>
+              <w:keepNext/>
+              <w:spacing w:after="0" w:line="240" w:lineRule="auto"/>
+            </w:pPr>
+            <w:r>
+              <w:rPr>
+                <w:sz w:val="14"/>
+              </w:rPr>
+              <w:t>402.9</w:t>
+            </w:r>
+          </w:p>
+        </w:tc>
+        <w:tc>
+          <w:tcPr>
+            <w:tcW w:type="dxa" w:w="1125"/>
+          </w:tcPr>
+          <w:p>
+            <w:pPr>
+              <w:keepNext/>
+              <w:spacing w:after="0" w:line="240" w:lineRule="auto"/>
+            </w:pPr>
+            <w:r>
+              <w:rPr>
+                <w:sz w:val="14"/>
+              </w:rPr>
+              <w:t>20.1 %</w:t>
+            </w:r>
+          </w:p>
+        </w:tc>
+        <w:tc>
+          <w:tcPr>
+            <w:tcW w:type="dxa" w:w="1125"/>
+          </w:tcPr>
+          <w:p>
+            <w:pPr>
+              <w:keepNext/>
+              <w:spacing w:after="0" w:line="240" w:lineRule="auto"/>
+            </w:pPr>
+            <w:r>
+              <w:rPr>
+                <w:sz w:val="14"/>
+              </w:rPr>
+              <w:t>67.2</w:t>
+            </w:r>
+          </w:p>
+        </w:tc>
+        <w:tc>
+          <w:tcPr>
+            <w:tcW w:type="dxa" w:w="757"/>
+          </w:tcPr>
+          <w:p>
+            <w:pPr>
+              <w:keepNext/>
+              <w:spacing w:after="0" w:line="240" w:lineRule="auto"/>
+            </w:pPr>
+            <w:r>
+              <w:rPr>
+                <w:sz w:val="14"/>
+              </w:rPr>
+              <w:t>25</w:t>
+            </w:r>
+          </w:p>
+        </w:tc>
+        <w:tc>
+          <w:tcPr>
+            <w:tcW w:type="dxa" w:w="1044"/>
+          </w:tcPr>
+          <w:p>
+            <w:pPr>
+              <w:keepNext/>
+              <w:spacing w:after="0" w:line="240" w:lineRule="auto"/>
+            </w:pPr>
+            <w:r>
+              <w:rPr>
+                <w:sz w:val="14"/>
+              </w:rPr>
+              <w:t>10391</w:t>
+            </w:r>
+          </w:p>
+        </w:tc>
+        <w:tc>
+          <w:tcPr>
+            <w:tcW w:type="dxa" w:w="971"/>
+          </w:tcPr>
+          <w:p>
+            <w:pPr>
+              <w:keepNext/>
+              <w:spacing w:after="0" w:line="240" w:lineRule="auto"/>
+            </w:pPr>
+            <w:r>
+              <w:rPr>
+                <w:sz w:val="14"/>
+              </w:rPr>
+              <w:t>63398</w:t>
+            </w:r>
+          </w:p>
+        </w:tc>
+        <w:tc>
+          <w:tcPr>
+            <w:tcW w:type="dxa" w:w="1279"/>
+          </w:tcPr>
+          <w:p>
+            <w:pPr>
+              <w:keepNext/>
+              <w:spacing w:after="0" w:line="240" w:lineRule="auto"/>
+            </w:pPr>
+            <w:r>
+              <w:rPr>
+                <w:sz w:val="14"/>
+              </w:rPr>
+              <w:t>12.2 %</w:t>
+            </w:r>
+          </w:p>
+        </w:tc>
+      </w:tr>
+      <w:tr>
+        <w:trPr>
+          <w:cantSplit/>
+        </w:trPr>
+        <w:tc>
+          <w:tcPr>
+            <w:tcW w:type="dxa" w:w="1051"/>
+          </w:tcPr>
+          <w:p>
+            <w:pPr>
+              <w:keepNext/>
+              <w:spacing w:after="0" w:line="240" w:lineRule="auto"/>
+            </w:pPr>
+            <w:r>
+              <w:rPr>
+                <w:sz w:val="14"/>
+              </w:rPr>
+              <w:t>investigador</w:t>
+            </w:r>
+          </w:p>
+        </w:tc>
+        <w:tc>
+          <w:tcPr>
+            <w:tcW w:type="dxa" w:w="537"/>
+          </w:tcPr>
+          <w:p>
+            <w:pPr>
+              <w:keepNext/>
+              <w:spacing w:after="0" w:line="240" w:lineRule="auto"/>
+            </w:pPr>
+            <w:r>
+              <w:rPr>
+                <w:sz w:val="14"/>
+              </w:rPr>
+              <w:t>20</w:t>
+            </w:r>
+          </w:p>
+        </w:tc>
+        <w:tc>
+          <w:tcPr>
+            <w:tcW w:type="dxa" w:w="1125"/>
+          </w:tcPr>
+          <w:p>
+            <w:pPr>
+              <w:keepNext/>
+              <w:spacing w:after="0" w:line="240" w:lineRule="auto"/>
+            </w:pPr>
+            <w:r>
+              <w:rPr>
+                <w:sz w:val="14"/>
+              </w:rPr>
+              <w:t>337.4</w:t>
+            </w:r>
+          </w:p>
+        </w:tc>
+        <w:tc>
+          <w:tcPr>
+            <w:tcW w:type="dxa" w:w="1125"/>
+          </w:tcPr>
+          <w:p>
+            <w:pPr>
+              <w:keepNext/>
+              <w:spacing w:after="0" w:line="240" w:lineRule="auto"/>
+            </w:pPr>
+            <w:r>
+              <w:rPr>
+                <w:sz w:val="14"/>
+              </w:rPr>
+              <w:t>16.9 %</w:t>
+            </w:r>
+          </w:p>
+        </w:tc>
+        <w:tc>
+          <w:tcPr>
+            <w:tcW w:type="dxa" w:w="1125"/>
+          </w:tcPr>
+          <w:p>
+            <w:pPr>
+              <w:keepNext/>
+              <w:spacing w:after="0" w:line="240" w:lineRule="auto"/>
+            </w:pPr>
+            <w:r>
+              <w:rPr>
+                <w:sz w:val="14"/>
+              </w:rPr>
+              <w:t>16.9</w:t>
+            </w:r>
+          </w:p>
+        </w:tc>
+        <w:tc>
+          <w:tcPr>
+            <w:tcW w:type="dxa" w:w="757"/>
+          </w:tcPr>
+          <w:p>
+            <w:pPr>
+              <w:keepNext/>
+              <w:spacing w:after="0" w:line="240" w:lineRule="auto"/>
+            </w:pPr>
+            <w:r>
+              <w:rPr>
+                <w:sz w:val="14"/>
+              </w:rPr>
+              <w:t>0</w:t>
+            </w:r>
+          </w:p>
+        </w:tc>
+        <w:tc>
+          <w:tcPr>
+            <w:tcW w:type="dxa" w:w="1044"/>
+          </w:tcPr>
+          <w:p>
+            <w:pPr>
+              <w:keepNext/>
+              <w:spacing w:after="0" w:line="240" w:lineRule="auto"/>
+            </w:pPr>
+            <w:r>
+              <w:rPr>
+                <w:sz w:val="14"/>
+              </w:rPr>
+              <w:t>0</w:t>
+            </w:r>
+          </w:p>
+        </w:tc>
+        <w:tc>
+          <w:tcPr>
+            <w:tcW w:type="dxa" w:w="971"/>
+          </w:tcPr>
+          <w:p>
+            <w:pPr>
+              <w:keepNext/>
+              <w:spacing w:after="0" w:line="240" w:lineRule="auto"/>
+            </w:pPr>
+            <w:r>
+              <w:rPr>
+                <w:sz w:val="14"/>
+              </w:rPr>
+              <w:t>0</w:t>
+            </w:r>
+          </w:p>
+        </w:tc>
+        <w:tc>
+          <w:tcPr>
+            <w:tcW w:type="dxa" w:w="1279"/>
+          </w:tcPr>
+          <w:p>
+            <w:pPr>
+              <w:keepNext/>
+              <w:spacing w:after="0" w:line="240" w:lineRule="auto"/>
+            </w:pPr>
+            <w:r>
+              <w:rPr>
+                <w:sz w:val="14"/>
+              </w:rPr>
+              <w:t>0.0 %</w:t>
+            </w:r>
+          </w:p>
+        </w:tc>
+      </w:tr>
+      <w:tr>
+        <w:trPr>
+          <w:cantSplit/>
+        </w:trPr>
+        <w:tc>
+          <w:tcPr>
+            <w:tcW w:type="dxa" w:w="1051"/>
+          </w:tcPr>
+          <w:p>
+            <w:pPr>
+              <w:keepNext/>
+              <w:spacing w:after="0" w:line="240" w:lineRule="auto"/>
+            </w:pPr>
+            <w:r>
+              <w:rPr>
+                <w:sz w:val="14"/>
+              </w:rPr>
+              <w:t>redactor</w:t>
+            </w:r>
+          </w:p>
+        </w:tc>
+        <w:tc>
+          <w:tcPr>
+            <w:tcW w:type="dxa" w:w="537"/>
+          </w:tcPr>
+          <w:p>
+            <w:pPr>
+              <w:keepNext/>
+              <w:spacing w:after="0" w:line="240" w:lineRule="auto"/>
+            </w:pPr>
+            <w:r>
+              <w:rPr>
+                <w:sz w:val="14"/>
+              </w:rPr>
+              <w:t>9</w:t>
+            </w:r>
+          </w:p>
+        </w:tc>
+        <w:tc>
+          <w:tcPr>
+            <w:tcW w:type="dxa" w:w="1125"/>
+          </w:tcPr>
+          <w:p>
+            <w:pPr>
+              <w:keepNext/>
+              <w:spacing w:after="0" w:line="240" w:lineRule="auto"/>
+            </w:pPr>
+            <w:r>
+              <w:rPr>
+                <w:sz w:val="14"/>
+              </w:rPr>
+              <w:t>210.1</w:t>
+            </w:r>
+          </w:p>
+        </w:tc>
+        <w:tc>
+          <w:tcPr>
+            <w:tcW w:type="dxa" w:w="1125"/>
+          </w:tcPr>
+          <w:p>
+            <w:pPr>
+              <w:keepNext/>
+              <w:spacing w:after="0" w:line="240" w:lineRule="auto"/>
+            </w:pPr>
+            <w:r>
+              <w:rPr>
+                <w:sz w:val="14"/>
+              </w:rPr>
+              <w:t>10.5 %</w:t>
+            </w:r>
+          </w:p>
+        </w:tc>
+        <w:tc>
+          <w:tcPr>
+            <w:tcW w:type="dxa" w:w="1125"/>
+          </w:tcPr>
+          <w:p>
+            <w:pPr>
+              <w:keepNext/>
+              <w:spacing w:after="0" w:line="240" w:lineRule="auto"/>
+            </w:pPr>
+            <w:r>
+              <w:rPr>
+                <w:sz w:val="14"/>
+              </w:rPr>
+              <w:t>23.3</w:t>
+            </w:r>
+          </w:p>
+        </w:tc>
+        <w:tc>
+          <w:tcPr>
+            <w:tcW w:type="dxa" w:w="757"/>
+          </w:tcPr>
+          <w:p>
+            <w:pPr>
+              <w:keepNext/>
+              <w:spacing w:after="0" w:line="240" w:lineRule="auto"/>
+            </w:pPr>
+            <w:r>
+              <w:rPr>
+                <w:sz w:val="14"/>
+              </w:rPr>
+              <w:t>9</w:t>
+            </w:r>
+          </w:p>
+        </w:tc>
+        <w:tc>
+          <w:tcPr>
+            <w:tcW w:type="dxa" w:w="1044"/>
+          </w:tcPr>
+          <w:p>
+            <w:pPr>
+              <w:keepNext/>
+              <w:spacing w:after="0" w:line="240" w:lineRule="auto"/>
+            </w:pPr>
+            <w:r>
+              <w:rPr>
+                <w:sz w:val="14"/>
+              </w:rPr>
+              <w:t>59026</w:t>
+            </w:r>
+          </w:p>
+        </w:tc>
+        <w:tc>
+          <w:tcPr>
+            <w:tcW w:type="dxa" w:w="971"/>
+          </w:tcPr>
+          <w:p>
+            <w:pPr>
+              <w:keepNext/>
+              <w:spacing w:after="0" w:line="240" w:lineRule="auto"/>
+            </w:pPr>
+            <w:r>
+              <w:rPr>
+                <w:sz w:val="14"/>
+              </w:rPr>
+              <w:t>56803</w:t>
+            </w:r>
+          </w:p>
+        </w:tc>
+        <w:tc>
+          <w:tcPr>
+            <w:tcW w:type="dxa" w:w="1279"/>
+          </w:tcPr>
+          <w:p>
+            <w:pPr>
+              <w:keepNext/>
+              <w:spacing w:after="0" w:line="240" w:lineRule="auto"/>
+            </w:pPr>
+            <w:r>
+              <w:rPr>
+                <w:sz w:val="14"/>
+              </w:rPr>
+              <w:t>19.1 %</w:t>
+            </w:r>
+          </w:p>
+        </w:tc>
+      </w:tr>
+      <w:tr>
+        <w:trPr>
+          <w:cantSplit/>
+        </w:trPr>
+        <w:tc>
+          <w:tcPr>
+            <w:tcW w:type="dxa" w:w="1051"/>
+          </w:tcPr>
+          <w:p>
+            <w:pPr>
+              <w:keepNext/>
+              <w:spacing w:after="0" w:line="240" w:lineRule="auto"/>
+            </w:pPr>
+            <w:r>
+              <w:rPr>
+                <w:sz w:val="14"/>
+              </w:rPr>
+              <w:t>critico</w:t>
+            </w:r>
+          </w:p>
+        </w:tc>
+        <w:tc>
+          <w:tcPr>
+            <w:tcW w:type="dxa" w:w="537"/>
+          </w:tcPr>
+          <w:p>
+            <w:pPr>
+              <w:keepNext/>
+              <w:spacing w:after="0" w:line="240" w:lineRule="auto"/>
+            </w:pPr>
+            <w:r>
+              <w:rPr>
+                <w:sz w:val="14"/>
+              </w:rPr>
+              <w:t>21</w:t>
+            </w:r>
+          </w:p>
+        </w:tc>
+        <w:tc>
+          <w:tcPr>
+            <w:tcW w:type="dxa" w:w="1125"/>
+          </w:tcPr>
+          <w:p>
+            <w:pPr>
+              <w:keepNext/>
+              <w:spacing w:after="0" w:line="240" w:lineRule="auto"/>
+            </w:pPr>
+            <w:r>
+              <w:rPr>
+                <w:sz w:val="14"/>
+              </w:rPr>
+              <w:t>206.4</w:t>
+            </w:r>
+          </w:p>
+        </w:tc>
+        <w:tc>
+          <w:tcPr>
+            <w:tcW w:type="dxa" w:w="1125"/>
+          </w:tcPr>
+          <w:p>
+            <w:pPr>
+              <w:keepNext/>
+              <w:spacing w:after="0" w:line="240" w:lineRule="auto"/>
+            </w:pPr>
+            <w:r>
+              <w:rPr>
+                <w:sz w:val="14"/>
+              </w:rPr>
+              <w:t>10.3 %</w:t>
+            </w:r>
+          </w:p>
+        </w:tc>
+        <w:tc>
+          <w:tcPr>
+            <w:tcW w:type="dxa" w:w="1125"/>
+          </w:tcPr>
+          <w:p>
+            <w:pPr>
+              <w:keepNext/>
+              <w:spacing w:after="0" w:line="240" w:lineRule="auto"/>
+            </w:pPr>
+            <w:r>
+              <w:rPr>
+                <w:sz w:val="14"/>
+              </w:rPr>
+              <w:t>9.8</w:t>
+            </w:r>
+          </w:p>
+        </w:tc>
+        <w:tc>
+          <w:tcPr>
+            <w:tcW w:type="dxa" w:w="757"/>
+          </w:tcPr>
+          <w:p>
+            <w:pPr>
+              <w:keepNext/>
+              <w:spacing w:after="0" w:line="240" w:lineRule="auto"/>
+            </w:pPr>
+            <w:r>
+              <w:rPr>
+                <w:sz w:val="14"/>
+              </w:rPr>
+              <w:t>21</w:t>
+            </w:r>
+          </w:p>
+        </w:tc>
+        <w:tc>
+          <w:tcPr>
+            <w:tcW w:type="dxa" w:w="1044"/>
+          </w:tcPr>
+          <w:p>
+            <w:pPr>
+              <w:keepNext/>
+              <w:spacing w:after="0" w:line="240" w:lineRule="auto"/>
+            </w:pPr>
+            <w:r>
+              <w:rPr>
+                <w:sz w:val="14"/>
+              </w:rPr>
+              <w:t>90495</w:t>
+            </w:r>
+          </w:p>
+        </w:tc>
+        <w:tc>
+          <w:tcPr>
+            <w:tcW w:type="dxa" w:w="971"/>
+          </w:tcPr>
+          <w:p>
+            <w:pPr>
+              <w:keepNext/>
+              <w:spacing w:after="0" w:line="240" w:lineRule="auto"/>
+            </w:pPr>
+            <w:r>
+              <w:rPr>
+                <w:sz w:val="14"/>
+              </w:rPr>
+              <w:t>49042</w:t>
+            </w:r>
+          </w:p>
+        </w:tc>
+        <w:tc>
+          <w:tcPr>
+            <w:tcW w:type="dxa" w:w="1279"/>
+          </w:tcPr>
+          <w:p>
+            <w:pPr>
+              <w:keepNext/>
+              <w:spacing w:after="0" w:line="240" w:lineRule="auto"/>
+            </w:pPr>
+            <w:r>
+              <w:rPr>
+                <w:sz w:val="14"/>
+              </w:rPr>
+              <w:t>23.0 %</w:t>
+            </w:r>
+          </w:p>
+        </w:tc>
+      </w:tr>
+      <w:tr>
+        <w:trPr>
+          <w:cantSplit/>
+        </w:trPr>
+        <w:tc>
+          <w:tcPr>
+            <w:tcW w:type="dxa" w:w="1051"/>
+          </w:tcPr>
+          <w:p>
+            <w:pPr>
+              <w:keepNext/>
+              <w:spacing w:after="0" w:line="240" w:lineRule="auto"/>
+            </w:pPr>
+            <w:r>
+              <w:rPr>
+                <w:sz w:val="14"/>
+              </w:rPr>
+              <w:t>planificador</w:t>
+            </w:r>
+          </w:p>
+        </w:tc>
+        <w:tc>
+          <w:tcPr>
+            <w:tcW w:type="dxa" w:w="537"/>
+          </w:tcPr>
+          <w:p>
+            <w:pPr>
+              <w:keepNext/>
+              <w:spacing w:after="0" w:line="240" w:lineRule="auto"/>
+            </w:pPr>
+            <w:r>
+              <w:rPr>
+                <w:sz w:val="14"/>
+              </w:rPr>
+              <w:t>6</w:t>
+            </w:r>
+          </w:p>
+        </w:tc>
+        <w:tc>
+          <w:tcPr>
+            <w:tcW w:type="dxa" w:w="1125"/>
+          </w:tcPr>
+          <w:p>
+            <w:pPr>
+              <w:keepNext/>
+              <w:spacing w:after="0" w:line="240" w:lineRule="auto"/>
+            </w:pPr>
+            <w:r>
+              <w:rPr>
+                <w:sz w:val="14"/>
+              </w:rPr>
+              <w:t>39.1</w:t>
+            </w:r>
+          </w:p>
+        </w:tc>
+        <w:tc>
+          <w:tcPr>
+            <w:tcW w:type="dxa" w:w="1125"/>
+          </w:tcPr>
+          <w:p>
+            <w:pPr>
+              <w:keepNext/>
+              <w:spacing w:after="0" w:line="240" w:lineRule="auto"/>
+            </w:pPr>
+            <w:r>
+              <w:rPr>
+                <w:sz w:val="14"/>
+              </w:rPr>
+              <w:t>2.0 %</w:t>
+            </w:r>
+          </w:p>
+        </w:tc>
+        <w:tc>
+          <w:tcPr>
+            <w:tcW w:type="dxa" w:w="1125"/>
+          </w:tcPr>
+          <w:p>
+            <w:pPr>
+              <w:keepNext/>
+              <w:spacing w:after="0" w:line="240" w:lineRule="auto"/>
+            </w:pPr>
+            <w:r>
+              <w:rPr>
+                <w:sz w:val="14"/>
+              </w:rPr>
+              <w:t>6.5</w:t>
+            </w:r>
+          </w:p>
+        </w:tc>
+        <w:tc>
+          <w:tcPr>
+            <w:tcW w:type="dxa" w:w="757"/>
+          </w:tcPr>
+          <w:p>
+            <w:pPr>
+              <w:keepNext/>
+              <w:spacing w:after="0" w:line="240" w:lineRule="auto"/>
+            </w:pPr>
+            <w:r>
+              <w:rPr>
+                <w:sz w:val="14"/>
+              </w:rPr>
+              <w:t>6</w:t>
+            </w:r>
+          </w:p>
+        </w:tc>
+        <w:tc>
+          <w:tcPr>
+            <w:tcW w:type="dxa" w:w="1044"/>
+          </w:tcPr>
+          <w:p>
+            <w:pPr>
+              <w:keepNext/>
+              <w:spacing w:after="0" w:line="240" w:lineRule="auto"/>
+            </w:pPr>
+            <w:r>
+              <w:rPr>
+                <w:sz w:val="14"/>
+              </w:rPr>
+              <w:t>7412</w:t>
+            </w:r>
+          </w:p>
+        </w:tc>
+        <w:tc>
+          <w:tcPr>
+            <w:tcW w:type="dxa" w:w="971"/>
+          </w:tcPr>
+          <w:p>
+            <w:pPr>
+              <w:keepNext/>
+              <w:spacing w:after="0" w:line="240" w:lineRule="auto"/>
+            </w:pPr>
+            <w:r>
+              <w:rPr>
+                <w:sz w:val="14"/>
+              </w:rPr>
+              <w:t>10038</w:t>
+            </w:r>
+          </w:p>
+        </w:tc>
+        <w:tc>
+          <w:tcPr>
+            <w:tcW w:type="dxa" w:w="1279"/>
+          </w:tcPr>
+          <w:p>
+            <w:pPr>
+              <w:keepNext/>
+              <w:spacing w:after="0" w:line="240" w:lineRule="auto"/>
+            </w:pPr>
+            <w:r>
+              <w:rPr>
+                <w:sz w:val="14"/>
+              </w:rPr>
+              <w:t>2.9 %</w:t>
+            </w:r>
+          </w:p>
+        </w:tc>
+      </w:tr>
+      <w:tr>
+        <w:trPr>
+          <w:cantSplit/>
+        </w:trPr>
+        <w:tc>
+          <w:tcPr>
+            <w:tcW w:type="dxa" w:w="1051"/>
+          </w:tcPr>
+          <w:p>
+            <w:pPr>
+              <w:keepNext/>
+              <w:spacing w:after="0" w:line="240" w:lineRule="auto"/>
+            </w:pPr>
+            <w:r>
+              <w:rPr>
+                <w:sz w:val="14"/>
+              </w:rPr>
+              <w:t>ejecutor</w:t>
+            </w:r>
+          </w:p>
+        </w:tc>
+        <w:tc>
+          <w:tcPr>
+            <w:tcW w:type="dxa" w:w="537"/>
+          </w:tcPr>
+          <w:p>
+            <w:pPr>
+              <w:keepNext/>
+              <w:spacing w:after="0" w:line="240" w:lineRule="auto"/>
+            </w:pPr>
+            <w:r>
+              <w:rPr>
+                <w:sz w:val="14"/>
+              </w:rPr>
+              <w:t>21</w:t>
+            </w:r>
+          </w:p>
+        </w:tc>
+        <w:tc>
+          <w:tcPr>
+            <w:tcW w:type="dxa" w:w="1125"/>
+          </w:tcPr>
+          <w:p>
+            <w:pPr>
+              <w:keepNext/>
+              <w:spacing w:after="0" w:line="240" w:lineRule="auto"/>
+            </w:pPr>
+            <w:r>
+              <w:rPr>
+                <w:sz w:val="14"/>
+              </w:rPr>
+              <w:t>20.4</w:t>
+            </w:r>
+          </w:p>
+        </w:tc>
+        <w:tc>
+          <w:tcPr>
+            <w:tcW w:type="dxa" w:w="1125"/>
+          </w:tcPr>
+          <w:p>
+            <w:pPr>
+              <w:keepNext/>
+              <w:spacing w:after="0" w:line="240" w:lineRule="auto"/>
+            </w:pPr>
+            <w:r>
+              <w:rPr>
+                <w:sz w:val="14"/>
+              </w:rPr>
+              <w:t>1.0 %</w:t>
+            </w:r>
+          </w:p>
+        </w:tc>
+        <w:tc>
+          <w:tcPr>
+            <w:tcW w:type="dxa" w:w="1125"/>
+          </w:tcPr>
+          <w:p>
+            <w:pPr>
+              <w:keepNext/>
+              <w:spacing w:after="0" w:line="240" w:lineRule="auto"/>
+            </w:pPr>
+            <w:r>
+              <w:rPr>
+                <w:sz w:val="14"/>
+              </w:rPr>
+              <w:t>1</w:t>
+            </w:r>
+          </w:p>
+        </w:tc>
+        <w:tc>
+          <w:tcPr>
+            <w:tcW w:type="dxa" w:w="757"/>
+          </w:tcPr>
+          <w:p>
+            <w:pPr>
+              <w:keepNext/>
+              <w:spacing w:after="0" w:line="240" w:lineRule="auto"/>
+            </w:pPr>
+            <w:r>
+              <w:rPr>
+                <w:sz w:val="14"/>
+              </w:rPr>
+              <w:t>0</w:t>
+            </w:r>
+          </w:p>
+        </w:tc>
+        <w:tc>
+          <w:tcPr>
+            <w:tcW w:type="dxa" w:w="1044"/>
+          </w:tcPr>
+          <w:p>
+            <w:pPr>
+              <w:keepNext/>
+              <w:spacing w:after="0" w:line="240" w:lineRule="auto"/>
+            </w:pPr>
+            <w:r>
+              <w:rPr>
+                <w:sz w:val="14"/>
+              </w:rPr>
+              <w:t>0</w:t>
+            </w:r>
+          </w:p>
+        </w:tc>
+        <w:tc>
+          <w:tcPr>
+            <w:tcW w:type="dxa" w:w="971"/>
+          </w:tcPr>
+          <w:p>
+            <w:pPr>
+              <w:keepNext/>
+              <w:spacing w:after="0" w:line="240" w:lineRule="auto"/>
+            </w:pPr>
+            <w:r>
+              <w:rPr>
+                <w:sz w:val="14"/>
+              </w:rPr>
+              <w:t>0</w:t>
+            </w:r>
+          </w:p>
+        </w:tc>
+        <w:tc>
+          <w:tcPr>
+            <w:tcW w:type="dxa" w:w="1279"/>
+          </w:tcPr>
+          <w:p>
+            <w:pPr>
+              <w:keepNext/>
+              <w:spacing w:after="0" w:line="240" w:lineRule="auto"/>
+            </w:pPr>
+            <w:r>
+              <w:rPr>
+                <w:sz w:val="14"/>
+              </w:rPr>
+              <w:t>0.0 %</w:t>
+            </w:r>
+          </w:p>
+        </w:tc>
+      </w:tr>
+      <w:tr>
+        <w:trPr>
+          <w:cantSplit/>
+        </w:trPr>
+        <w:tc>
+          <w:tcPr>
+            <w:tcW w:type="dxa" w:w="1051"/>
+          </w:tcPr>
+          <w:p>
+            <w:pPr>
+              <w:spacing w:after="0" w:line="240" w:lineRule="auto"/>
+            </w:pPr>
+            <w:r>
+              <w:rPr>
+                <w:sz w:val="14"/>
+              </w:rPr>
+              <w:t>lector</w:t>
+            </w:r>
+          </w:p>
+        </w:tc>
+        <w:tc>
+          <w:tcPr>
+            <w:tcW w:type="dxa" w:w="537"/>
+          </w:tcPr>
+          <w:p>
+            <w:pPr>
+              <w:spacing w:after="0" w:line="240" w:lineRule="auto"/>
+            </w:pPr>
+            <w:r>
+              <w:rPr>
+                <w:sz w:val="14"/>
+              </w:rPr>
+              <w:t>6</w:t>
+            </w:r>
+          </w:p>
+        </w:tc>
+        <w:tc>
+          <w:tcPr>
+            <w:tcW w:type="dxa" w:w="1125"/>
+          </w:tcPr>
+          <w:p>
+            <w:pPr>
+              <w:spacing w:after="0" w:line="240" w:lineRule="auto"/>
+            </w:pPr>
+            <w:r>
+              <w:rPr>
+                <w:sz w:val="14"/>
+              </w:rPr>
+              <w:t>0.4</w:t>
+            </w:r>
+          </w:p>
+        </w:tc>
+        <w:tc>
+          <w:tcPr>
+            <w:tcW w:type="dxa" w:w="1125"/>
+          </w:tcPr>
+          <w:p>
+            <w:pPr>
+              <w:spacing w:after="0" w:line="240" w:lineRule="auto"/>
+            </w:pPr>
+            <w:r>
+              <w:rPr>
+                <w:sz w:val="14"/>
+              </w:rPr>
+              <w:t>0.0 %</w:t>
+            </w:r>
+          </w:p>
+        </w:tc>
+        <w:tc>
+          <w:tcPr>
+            <w:tcW w:type="dxa" w:w="1125"/>
+          </w:tcPr>
+          <w:p>
+            <w:pPr>
+              <w:spacing w:after="0" w:line="240" w:lineRule="auto"/>
+            </w:pPr>
+            <w:r>
+              <w:rPr>
+                <w:sz w:val="14"/>
+              </w:rPr>
+              <w:t>0.1</w:t>
+            </w:r>
+          </w:p>
+        </w:tc>
+        <w:tc>
+          <w:tcPr>
+            <w:tcW w:type="dxa" w:w="757"/>
+          </w:tcPr>
+          <w:p>
+            <w:pPr>
+              <w:spacing w:after="0" w:line="240" w:lineRule="auto"/>
+            </w:pPr>
+            <w:r>
+              <w:rPr>
+                <w:sz w:val="14"/>
+              </w:rPr>
+              <w:t>0</w:t>
+            </w:r>
+          </w:p>
+        </w:tc>
+        <w:tc>
+          <w:tcPr>
+            <w:tcW w:type="dxa" w:w="1044"/>
+          </w:tcPr>
+          <w:p>
+            <w:pPr>
+              <w:spacing w:after="0" w:line="240" w:lineRule="auto"/>
+            </w:pPr>
+            <w:r>
+              <w:rPr>
+                <w:sz w:val="14"/>
+              </w:rPr>
+              <w:t>0</w:t>
+            </w:r>
+          </w:p>
+        </w:tc>
+        <w:tc>
+          <w:tcPr>
+            <w:tcW w:type="dxa" w:w="971"/>
+          </w:tcPr>
+          <w:p>
+            <w:pPr>
+              <w:spacing w:after="0" w:line="240" w:lineRule="auto"/>
+            </w:pPr>
+            <w:r>
+              <w:rPr>
+                <w:sz w:val="14"/>
+              </w:rPr>
+              <w:t>0</w:t>
+            </w:r>
+          </w:p>
+        </w:tc>
+        <w:tc>
+          <w:tcPr>
+            <w:tcW w:type="dxa" w:w="1279"/>
+          </w:tcPr>
+          <w:p>
+            <w:pPr>
+              <w:spacing w:after="0" w:line="240" w:lineRule="auto"/>
+            </w:pPr>
+            <w:r>
+              <w:rPr>
+                <w:sz w:val="14"/>
+              </w:rPr>
+              <w:t>0.0 %</w:t>
+            </w:r>
+          </w:p>
+        </w:tc>
+      </w:tr>
+    </w:tbl>
+    <w:p>
+      <w:pPr>
+        <w:spacing w:after="0"/>
+      </w:pPr>
+    </w:p>
+    <w:p>
+      <w:pPr>
+        <w:jc w:val="both"/>
+      </w:pPr>
+      <w:r>
+        <w:rPr/>
+        <w:t>Suma de los spans de agente: 2,000.3 s; suma de las corridas: 2,001.3 s (los agentes son secuenciales: deben coincidir).</w:t>
+      </w:r>
+    </w:p>
+    <w:p>
+      <w:pPr>
+        <w:keepNext/>
+        <w:spacing w:before="120"/>
+      </w:pPr>
+      <w:r>
+        <w:rPr>
+          <w:b/>
+          <w:color w:val="0F4761"/>
+          <w:sz w:val="23"/>
+        </w:rPr>
+        <w:t>Por tipo de span, dentro de los agentes (mejora)</w:t>
+      </w:r>
+    </w:p>
+    <w:tbl>
+      <w:tblPr>
+        <w:tblW w:type="auto" w:w="0"/>
+        <w:tblLook w:firstColumn="1" w:firstRow="1" w:lastColumn="0" w:lastRow="0" w:noHBand="0" w:noVBand="1" w:val="04A0"/>
+        <w:tblBorders>
+          <w:top w:val="single" w:sz="4" w:space="0" w:color="000000"/>
+          <w:left w:val="single" w:sz="4" w:space="0" w:color="000000"/>
+          <w:bottom w:val="single" w:sz="4" w:space="0" w:color="000000"/>
+          <w:right w:val="single" w:sz="4" w:space="0" w:color="000000"/>
+          <w:insideH w:val="single" w:sz="4" w:space="0" w:color="000000"/>
+          <w:insideV w:val="single" w:sz="4" w:space="0" w:color="000000"/>
+        </w:tblBorders>
+        <w:tblLayout w:type="fixed"/>
+      </w:tblPr>
+      <w:tblGrid>
+        <w:gridCol w:w="1451"/>
+        <w:gridCol w:w="727"/>
+        <w:gridCol w:w="1865"/>
+        <w:gridCol w:w="1244"/>
+        <w:gridCol w:w="3727"/>
+      </w:tblGrid>
+      <w:tr>
+        <w:trPr>
+          <w:tblHeader/>
+          <w:cantSplit/>
+        </w:trPr>
+        <w:tc>
+          <w:tcPr>
+            <w:tcW w:type="dxa" w:w="1451"/>
+            <w:shd w:val="clear" w:color="auto" w:fill="DAE9F7"/>
+          </w:tcPr>
+          <w:p>
+            <w:pPr>
+              <w:keepNext/>
+              <w:spacing w:after="0" w:line="240" w:lineRule="auto"/>
+              <w:jc w:val="center"/>
+            </w:pPr>
+            <w:r>
+              <w:rPr>
+                <w:b/>
+                <w:sz w:val="16"/>
+              </w:rPr>
+              <w:t>tipo de span</w:t>
+            </w:r>
+          </w:p>
+        </w:tc>
+        <w:tc>
+          <w:tcPr>
+            <w:tcW w:type="dxa" w:w="727"/>
+            <w:shd w:val="clear" w:color="auto" w:fill="DAE9F7"/>
+          </w:tcPr>
+          <w:p>
+            <w:pPr>
+              <w:keepNext/>
+              <w:spacing w:after="0" w:line="240" w:lineRule="auto"/>
+              <w:jc w:val="center"/>
+            </w:pPr>
+            <w:r>
+              <w:rPr>
+                <w:b/>
+                <w:sz w:val="16"/>
+              </w:rPr>
+              <w:t>spans</w:t>
+            </w:r>
+          </w:p>
+        </w:tc>
+        <w:tc>
+          <w:tcPr>
+            <w:tcW w:type="dxa" w:w="1865"/>
+            <w:shd w:val="clear" w:color="auto" w:fill="DAE9F7"/>
+          </w:tcPr>
+          <w:p>
+            <w:pPr>
+              <w:keepNext/>
+              <w:spacing w:after="0" w:line="240" w:lineRule="auto"/>
+              <w:jc w:val="center"/>
+            </w:pPr>
+            <w:r>
+              <w:rPr>
+                <w:b/>
+                <w:sz w:val="16"/>
+              </w:rPr>
+              <w:t>tiempo total (s)</w:t>
+            </w:r>
+          </w:p>
+        </w:tc>
+        <w:tc>
+          <w:tcPr>
+            <w:tcW w:type="dxa" w:w="1244"/>
+            <w:shd w:val="clear" w:color="auto" w:fill="DAE9F7"/>
+          </w:tcPr>
+          <w:p>
+            <w:pPr>
+              <w:keepNext/>
+              <w:spacing w:after="0" w:line="240" w:lineRule="auto"/>
+              <w:jc w:val="center"/>
+            </w:pPr>
+            <w:r>
+              <w:rPr>
+                <w:b/>
+                <w:sz w:val="16"/>
+              </w:rPr>
+              <w:t>medio (ms)</w:t>
+            </w:r>
+          </w:p>
+        </w:tc>
+        <w:tc>
+          <w:tcPr>
+            <w:tcW w:type="dxa" w:w="3727"/>
+            <w:shd w:val="clear" w:color="auto" w:fill="DAE9F7"/>
+          </w:tcPr>
+          <w:p>
+            <w:pPr>
+              <w:keepNext/>
+              <w:spacing w:after="0" w:line="240" w:lineRule="auto"/>
+              <w:jc w:val="center"/>
+            </w:pPr>
+            <w:r>
+              <w:rPr>
+                <w:b/>
+                <w:sz w:val="16"/>
+              </w:rPr>
+              <w:t>respecto del reloj de las corridas</w:t>
+            </w:r>
+          </w:p>
+        </w:tc>
+      </w:tr>
+      <w:tr>
+        <w:trPr>
+          <w:cantSplit/>
+        </w:trPr>
+        <w:tc>
+          <w:tcPr>
+            <w:tcW w:type="dxa" w:w="1451"/>
+          </w:tcPr>
+          <w:p>
+            <w:pPr>
+              <w:keepNext/>
+              <w:spacing w:after="0" w:line="240" w:lineRule="auto"/>
+            </w:pPr>
+            <w:r>
+              <w:rPr>
+                <w:sz w:val="16"/>
+              </w:rPr>
+              <w:t>llm</w:t>
+            </w:r>
+          </w:p>
+        </w:tc>
+        <w:tc>
+          <w:tcPr>
+            <w:tcW w:type="dxa" w:w="727"/>
+          </w:tcPr>
+          <w:p>
+            <w:pPr>
+              <w:keepNext/>
+              <w:spacing w:after="0" w:line="240" w:lineRule="auto"/>
+            </w:pPr>
+            <w:r>
+              <w:rPr>
+                <w:sz w:val="16"/>
+              </w:rPr>
+              <w:t>82</w:t>
+            </w:r>
+          </w:p>
+        </w:tc>
+        <w:tc>
+          <w:tcPr>
+            <w:tcW w:type="dxa" w:w="1865"/>
+          </w:tcPr>
+          <w:p>
+            <w:pPr>
+              <w:keepNext/>
+              <w:spacing w:after="0" w:line="240" w:lineRule="auto"/>
+            </w:pPr>
+            <w:r>
+              <w:rPr>
+                <w:sz w:val="16"/>
+              </w:rPr>
+              <w:t>1,559.6</w:t>
+            </w:r>
+          </w:p>
+        </w:tc>
+        <w:tc>
+          <w:tcPr>
+            <w:tcW w:type="dxa" w:w="1244"/>
+          </w:tcPr>
+          <w:p>
+            <w:pPr>
+              <w:keepNext/>
+              <w:spacing w:after="0" w:line="240" w:lineRule="auto"/>
+            </w:pPr>
+            <w:r>
+              <w:rPr>
+                <w:sz w:val="16"/>
+              </w:rPr>
+              <w:t>19,019.2</w:t>
+            </w:r>
+          </w:p>
+        </w:tc>
+        <w:tc>
+          <w:tcPr>
+            <w:tcW w:type="dxa" w:w="3727"/>
+          </w:tcPr>
+          <w:p>
+            <w:pPr>
+              <w:keepNext/>
+              <w:spacing w:after="0" w:line="240" w:lineRule="auto"/>
+            </w:pPr>
+            <w:r>
+              <w:rPr>
+                <w:sz w:val="16"/>
+              </w:rPr>
+              <w:t>77.9 %</w:t>
+            </w:r>
+          </w:p>
+        </w:tc>
+      </w:tr>
+      <w:tr>
+        <w:trPr>
+          <w:cantSplit/>
+        </w:trPr>
+        <w:tc>
+          <w:tcPr>
+            <w:tcW w:type="dxa" w:w="1451"/>
+          </w:tcPr>
+          <w:p>
+            <w:pPr>
+              <w:keepNext/>
+              <w:spacing w:after="0" w:line="240" w:lineRule="auto"/>
+            </w:pPr>
+            <w:r>
+              <w:rPr>
+                <w:sz w:val="16"/>
+              </w:rPr>
+              <w:t>retriever</w:t>
+            </w:r>
+          </w:p>
+        </w:tc>
+        <w:tc>
+          <w:tcPr>
+            <w:tcW w:type="dxa" w:w="727"/>
+          </w:tcPr>
+          <w:p>
+            <w:pPr>
+              <w:keepNext/>
+              <w:spacing w:after="0" w:line="240" w:lineRule="auto"/>
+            </w:pPr>
+            <w:r>
+              <w:rPr>
+                <w:sz w:val="16"/>
+              </w:rPr>
+              <w:t>40</w:t>
+            </w:r>
+          </w:p>
+        </w:tc>
+        <w:tc>
+          <w:tcPr>
+            <w:tcW w:type="dxa" w:w="1865"/>
+          </w:tcPr>
+          <w:p>
+            <w:pPr>
+              <w:keepNext/>
+              <w:spacing w:after="0" w:line="240" w:lineRule="auto"/>
+            </w:pPr>
+            <w:r>
+              <w:rPr>
+                <w:sz w:val="16"/>
+              </w:rPr>
+              <w:t>337.2</w:t>
+            </w:r>
+          </w:p>
+        </w:tc>
+        <w:tc>
+          <w:tcPr>
+            <w:tcW w:type="dxa" w:w="1244"/>
+          </w:tcPr>
+          <w:p>
+            <w:pPr>
+              <w:keepNext/>
+              <w:spacing w:after="0" w:line="240" w:lineRule="auto"/>
+            </w:pPr>
+            <w:r>
+              <w:rPr>
+                <w:sz w:val="16"/>
+              </w:rPr>
+              <w:t>8,430.1</w:t>
+            </w:r>
+          </w:p>
+        </w:tc>
+        <w:tc>
+          <w:tcPr>
+            <w:tcW w:type="dxa" w:w="3727"/>
+          </w:tcPr>
+          <w:p>
+            <w:pPr>
+              <w:keepNext/>
+              <w:spacing w:after="0" w:line="240" w:lineRule="auto"/>
+            </w:pPr>
+            <w:r>
+              <w:rPr>
+                <w:sz w:val="16"/>
+              </w:rPr>
+              <w:t>16.8 %</w:t>
+            </w:r>
+          </w:p>
+        </w:tc>
+      </w:tr>
+      <w:tr>
+        <w:trPr>
+          <w:cantSplit/>
+        </w:trPr>
+        <w:tc>
+          <w:tcPr>
+            <w:tcW w:type="dxa" w:w="1451"/>
+          </w:tcPr>
+          <w:p>
+            <w:pPr>
+              <w:keepNext/>
+              <w:spacing w:after="0" w:line="240" w:lineRule="auto"/>
+            </w:pPr>
+            <w:r>
+              <w:rPr>
+                <w:sz w:val="16"/>
+              </w:rPr>
+              <w:t>embedding</w:t>
+            </w:r>
+          </w:p>
+        </w:tc>
+        <w:tc>
+          <w:tcPr>
+            <w:tcW w:type="dxa" w:w="727"/>
+          </w:tcPr>
+          <w:p>
+            <w:pPr>
+              <w:keepNext/>
+              <w:spacing w:after="0" w:line="240" w:lineRule="auto"/>
+            </w:pPr>
+            <w:r>
+              <w:rPr>
+                <w:sz w:val="16"/>
+              </w:rPr>
+              <w:t>6</w:t>
+            </w:r>
+          </w:p>
+        </w:tc>
+        <w:tc>
+          <w:tcPr>
+            <w:tcW w:type="dxa" w:w="1865"/>
+          </w:tcPr>
+          <w:p>
+            <w:pPr>
+              <w:keepNext/>
+              <w:spacing w:after="0" w:line="240" w:lineRule="auto"/>
+            </w:pPr>
+            <w:r>
+              <w:rPr>
+                <w:sz w:val="16"/>
+              </w:rPr>
+              <w:t>266.1</w:t>
+            </w:r>
+          </w:p>
+        </w:tc>
+        <w:tc>
+          <w:tcPr>
+            <w:tcW w:type="dxa" w:w="1244"/>
+          </w:tcPr>
+          <w:p>
+            <w:pPr>
+              <w:keepNext/>
+              <w:spacing w:after="0" w:line="240" w:lineRule="auto"/>
+            </w:pPr>
+            <w:r>
+              <w:rPr>
+                <w:sz w:val="16"/>
+              </w:rPr>
+              <w:t>44,341.7</w:t>
+            </w:r>
+          </w:p>
+        </w:tc>
+        <w:tc>
+          <w:tcPr>
+            <w:tcW w:type="dxa" w:w="3727"/>
+          </w:tcPr>
+          <w:p>
+            <w:pPr>
+              <w:keepNext/>
+              <w:spacing w:after="0" w:line="240" w:lineRule="auto"/>
+            </w:pPr>
+            <w:r>
+              <w:rPr>
+                <w:sz w:val="16"/>
+              </w:rPr>
+              <w:t>13.3 %</w:t>
+            </w:r>
+          </w:p>
+        </w:tc>
+      </w:tr>
+      <w:tr>
+        <w:trPr>
+          <w:cantSplit/>
+        </w:trPr>
+        <w:tc>
+          <w:tcPr>
+            <w:tcW w:type="dxa" w:w="1451"/>
+          </w:tcPr>
+          <w:p>
+            <w:pPr>
+              <w:keepNext/>
+              <w:spacing w:after="0" w:line="240" w:lineRule="auto"/>
+            </w:pPr>
+            <w:r>
+              <w:rPr>
+                <w:sz w:val="16"/>
+              </w:rPr>
+              <w:t>herramienta</w:t>
+            </w:r>
+          </w:p>
+        </w:tc>
+        <w:tc>
+          <w:tcPr>
+            <w:tcW w:type="dxa" w:w="727"/>
+          </w:tcPr>
+          <w:p>
+            <w:pPr>
+              <w:keepNext/>
+              <w:spacing w:after="0" w:line="240" w:lineRule="auto"/>
+            </w:pPr>
+            <w:r>
+              <w:rPr>
+                <w:sz w:val="16"/>
+              </w:rPr>
+              <w:t>27</w:t>
+            </w:r>
+          </w:p>
+        </w:tc>
+        <w:tc>
+          <w:tcPr>
+            <w:tcW w:type="dxa" w:w="1865"/>
+          </w:tcPr>
+          <w:p>
+            <w:pPr>
+              <w:keepNext/>
+              <w:spacing w:after="0" w:line="240" w:lineRule="auto"/>
+            </w:pPr>
+            <w:r>
+              <w:rPr>
+                <w:sz w:val="16"/>
+              </w:rPr>
+              <w:t>20.6</w:t>
+            </w:r>
+          </w:p>
+        </w:tc>
+        <w:tc>
+          <w:tcPr>
+            <w:tcW w:type="dxa" w:w="1244"/>
+          </w:tcPr>
+          <w:p>
+            <w:pPr>
+              <w:keepNext/>
+              <w:spacing w:after="0" w:line="240" w:lineRule="auto"/>
+            </w:pPr>
+            <w:r>
+              <w:rPr>
+                <w:sz w:val="16"/>
+              </w:rPr>
+              <w:t>762.8</w:t>
+            </w:r>
+          </w:p>
+        </w:tc>
+        <w:tc>
+          <w:tcPr>
+            <w:tcW w:type="dxa" w:w="3727"/>
+          </w:tcPr>
+          <w:p>
+            <w:pPr>
+              <w:keepNext/>
+              <w:spacing w:after="0" w:line="240" w:lineRule="auto"/>
+            </w:pPr>
+            <w:r>
+              <w:rPr>
+                <w:sz w:val="16"/>
+              </w:rPr>
+              <w:t>1.0 %</w:t>
+            </w:r>
+          </w:p>
+        </w:tc>
+      </w:tr>
+      <w:tr>
+        <w:trPr>
+          <w:cantSplit/>
+        </w:trPr>
+        <w:tc>
+          <w:tcPr>
+            <w:tcW w:type="dxa" w:w="1451"/>
+          </w:tcPr>
+          <w:p>
+            <w:pPr>
+              <w:spacing w:after="0" w:line="240" w:lineRule="auto"/>
+            </w:pPr>
+            <w:r>
+              <w:rPr>
+                <w:sz w:val="16"/>
+              </w:rPr>
+              <w:t>guardrail</w:t>
+            </w:r>
+          </w:p>
+        </w:tc>
+        <w:tc>
+          <w:tcPr>
+            <w:tcW w:type="dxa" w:w="727"/>
+          </w:tcPr>
+          <w:p>
+            <w:pPr>
+              <w:spacing w:after="0" w:line="240" w:lineRule="auto"/>
+            </w:pPr>
+            <w:r>
+              <w:rPr>
+                <w:sz w:val="16"/>
+              </w:rPr>
+              <w:t>51</w:t>
+            </w:r>
+          </w:p>
+        </w:tc>
+        <w:tc>
+          <w:tcPr>
+            <w:tcW w:type="dxa" w:w="1865"/>
+          </w:tcPr>
+          <w:p>
+            <w:pPr>
+              <w:spacing w:after="0" w:line="240" w:lineRule="auto"/>
+            </w:pPr>
+            <w:r>
+              <w:rPr>
+                <w:sz w:val="16"/>
+              </w:rPr>
+              <w:t>0.2</w:t>
+            </w:r>
+          </w:p>
+        </w:tc>
+        <w:tc>
+          <w:tcPr>
+            <w:tcW w:type="dxa" w:w="1244"/>
+          </w:tcPr>
+          <w:p>
+            <w:pPr>
+              <w:spacing w:after="0" w:line="240" w:lineRule="auto"/>
+            </w:pPr>
+            <w:r>
+              <w:rPr>
+                <w:sz w:val="16"/>
+              </w:rPr>
+              <w:t>3.1</w:t>
+            </w:r>
+          </w:p>
+        </w:tc>
+        <w:tc>
+          <w:tcPr>
+            <w:tcW w:type="dxa" w:w="3727"/>
+          </w:tcPr>
+          <w:p>
+            <w:pPr>
+              <w:spacing w:after="0" w:line="240" w:lineRule="auto"/>
+            </w:pPr>
+            <w:r>
+              <w:rPr>
+                <w:sz w:val="16"/>
+              </w:rPr>
+              <w:t>0.0 %</w:t>
+            </w:r>
+          </w:p>
+        </w:tc>
+      </w:tr>
+    </w:tbl>
+    <w:p>
+      <w:pPr>
+        <w:spacing w:after="0"/>
+      </w:pPr>
+    </w:p>
+    <w:p>
+      <w:pPr>
+        <w:jc w:val="both"/>
+      </w:pPr>
+      <w:r>
+        <w:rPr/>
+        <w:t xml:space="preserve">Los </w:t>
+      </w:r>
+      <w:r>
+        <w:rPr>
+          <w:rFonts w:ascii="Consolas" w:hAnsi="Consolas" w:eastAsia="Consolas"/>
+          <w:sz w:val="19"/>
+        </w:rPr>
+        <w:t>llm</w:t>
+      </w:r>
+      <w:r>
+        <w:rPr/>
+        <w:t xml:space="preserve"> pueden sumar más que el reloj: el indexador llama al modelo en paralelo (8 hilos).</w:t>
+      </w:r>
+    </w:p>
+    <w:p>
+      <w:pPr>
         <w:jc w:val="both"/>
       </w:pPr>
       <w:r>
@@ -6535,7 +10001,7 @@
             </w:r>
             <w:r>
               <w:rPr/>
-              <w:t xml:space="preserve"> los cuatro tipos de span exigidos (corrida, llm, herramienta, guardrail) más uno por agente están en Langfuse y en el archivo exportado; ninguna corrida quedó sin su span raíz; el cuello de botella es el programador.</w:t>
+              <w:t xml:space="preserve"> los cuatro tipos de span exigidos (corrida, llm, herramienta, guardrail) más uno por agente están en Langfuse y en el archivo exportado; ninguna corrida quedó sin su span raíz; el cuello de botella es el programador (73,5 % del tiempo en la base y 39 % con el prompt v2; ver la 2.c).</w:t>
             </w:r>
           </w:p>
         </w:tc>
@@ -9962,6 +13428,2348 @@
     </w:p>
     <w:p>
       <w:pPr>
+        <w:keepNext/>
+        <w:spacing w:before="120"/>
+      </w:pPr>
+      <w:r>
+        <w:rPr>
+          <w:b/>
+          <w:color w:val="0F4761"/>
+          <w:sz w:val="23"/>
+        </w:rPr>
+        <w:t>Verificador automático por tipo de comprobación (mejora, golden corregido)</w:t>
+      </w:r>
+    </w:p>
+    <w:tbl>
+      <w:tblPr>
+        <w:tblW w:type="auto" w:w="0"/>
+        <w:tblLook w:firstColumn="1" w:firstRow="1" w:lastColumn="0" w:lastRow="0" w:noHBand="0" w:noVBand="1" w:val="04A0"/>
+        <w:tblBorders>
+          <w:top w:val="single" w:sz="4" w:space="0" w:color="000000"/>
+          <w:left w:val="single" w:sz="4" w:space="0" w:color="000000"/>
+          <w:bottom w:val="single" w:sz="4" w:space="0" w:color="000000"/>
+          <w:right w:val="single" w:sz="4" w:space="0" w:color="000000"/>
+          <w:insideH w:val="single" w:sz="4" w:space="0" w:color="000000"/>
+          <w:insideV w:val="single" w:sz="4" w:space="0" w:color="000000"/>
+        </w:tblBorders>
+        <w:tblLayout w:type="fixed"/>
+      </w:tblPr>
+      <w:tblGrid>
+        <w:gridCol w:w="4131"/>
+        <w:gridCol w:w="793"/>
+        <w:gridCol w:w="2254"/>
+        <w:gridCol w:w="1836"/>
+      </w:tblGrid>
+      <w:tr>
+        <w:trPr>
+          <w:tblHeader/>
+          <w:cantSplit/>
+        </w:trPr>
+        <w:tc>
+          <w:tcPr>
+            <w:tcW w:type="dxa" w:w="4131"/>
+            <w:shd w:val="clear" w:color="auto" w:fill="DAE9F7"/>
+          </w:tcPr>
+          <w:p>
+            <w:pPr>
+              <w:keepNext/>
+              <w:spacing w:after="0" w:line="240" w:lineRule="auto"/>
+              <w:jc w:val="center"/>
+            </w:pPr>
+            <w:r>
+              <w:rPr>
+                <w:b/>
+                <w:sz w:val="18"/>
+              </w:rPr>
+              <w:t>tipo</w:t>
+            </w:r>
+          </w:p>
+        </w:tc>
+        <w:tc>
+          <w:tcPr>
+            <w:tcW w:type="dxa" w:w="793"/>
+            <w:shd w:val="clear" w:color="auto" w:fill="DAE9F7"/>
+          </w:tcPr>
+          <w:p>
+            <w:pPr>
+              <w:keepNext/>
+              <w:spacing w:after="0" w:line="240" w:lineRule="auto"/>
+              <w:jc w:val="center"/>
+            </w:pPr>
+            <w:r>
+              <w:rPr>
+                <w:b/>
+                <w:sz w:val="18"/>
+              </w:rPr>
+              <w:t>n</w:t>
+            </w:r>
+          </w:p>
+        </w:tc>
+        <w:tc>
+          <w:tcPr>
+            <w:tcW w:type="dxa" w:w="2254"/>
+            <w:shd w:val="clear" w:color="auto" w:fill="DAE9F7"/>
+          </w:tcPr>
+          <w:p>
+            <w:pPr>
+              <w:keepNext/>
+              <w:spacing w:after="0" w:line="240" w:lineRule="auto"/>
+              <w:jc w:val="center"/>
+            </w:pPr>
+            <w:r>
+              <w:rPr>
+                <w:b/>
+                <w:sz w:val="18"/>
+              </w:rPr>
+              <w:t>aprobadas</w:t>
+            </w:r>
+          </w:p>
+        </w:tc>
+        <w:tc>
+          <w:tcPr>
+            <w:tcW w:type="dxa" w:w="1836"/>
+            <w:shd w:val="clear" w:color="auto" w:fill="DAE9F7"/>
+          </w:tcPr>
+          <w:p>
+            <w:pPr>
+              <w:keepNext/>
+              <w:spacing w:after="0" w:line="240" w:lineRule="auto"/>
+              <w:jc w:val="center"/>
+            </w:pPr>
+            <w:r>
+              <w:rPr>
+                <w:b/>
+                <w:sz w:val="18"/>
+              </w:rPr>
+              <w:t>tasa</w:t>
+            </w:r>
+          </w:p>
+        </w:tc>
+      </w:tr>
+      <w:tr>
+        <w:trPr>
+          <w:cantSplit/>
+        </w:trPr>
+        <w:tc>
+          <w:tcPr>
+            <w:tcW w:type="dxa" w:w="4131"/>
+          </w:tcPr>
+          <w:p>
+            <w:pPr>
+              <w:keepNext/>
+              <w:spacing w:after="0" w:line="240" w:lineRule="auto"/>
+            </w:pPr>
+            <w:r>
+              <w:rPr>
+                <w:sz w:val="18"/>
+              </w:rPr>
+              <w:t>archivo</w:t>
+            </w:r>
+          </w:p>
+        </w:tc>
+        <w:tc>
+          <w:tcPr>
+            <w:tcW w:type="dxa" w:w="793"/>
+          </w:tcPr>
+          <w:p>
+            <w:pPr>
+              <w:keepNext/>
+              <w:spacing w:after="0" w:line="240" w:lineRule="auto"/>
+            </w:pPr>
+            <w:r>
+              <w:rPr>
+                <w:sz w:val="18"/>
+              </w:rPr>
+              <w:t>11</w:t>
+            </w:r>
+          </w:p>
+        </w:tc>
+        <w:tc>
+          <w:tcPr>
+            <w:tcW w:type="dxa" w:w="2254"/>
+          </w:tcPr>
+          <w:p>
+            <w:pPr>
+              <w:keepNext/>
+              <w:spacing w:after="0" w:line="240" w:lineRule="auto"/>
+            </w:pPr>
+            <w:r>
+              <w:rPr>
+                <w:sz w:val="18"/>
+              </w:rPr>
+              <w:t>11</w:t>
+            </w:r>
+          </w:p>
+        </w:tc>
+        <w:tc>
+          <w:tcPr>
+            <w:tcW w:type="dxa" w:w="1836"/>
+          </w:tcPr>
+          <w:p>
+            <w:pPr>
+              <w:keepNext/>
+              <w:spacing w:after="0" w:line="240" w:lineRule="auto"/>
+            </w:pPr>
+            <w:r>
+              <w:rPr>
+                <w:sz w:val="18"/>
+              </w:rPr>
+              <w:t>100.0 %</w:t>
+            </w:r>
+          </w:p>
+        </w:tc>
+      </w:tr>
+      <w:tr>
+        <w:trPr>
+          <w:cantSplit/>
+        </w:trPr>
+        <w:tc>
+          <w:tcPr>
+            <w:tcW w:type="dxa" w:w="4131"/>
+          </w:tcPr>
+          <w:p>
+            <w:pPr>
+              <w:keepNext/>
+              <w:spacing w:after="0" w:line="240" w:lineRule="auto"/>
+            </w:pPr>
+            <w:r>
+              <w:rPr>
+                <w:sz w:val="18"/>
+              </w:rPr>
+              <w:t>cifra</w:t>
+            </w:r>
+          </w:p>
+        </w:tc>
+        <w:tc>
+          <w:tcPr>
+            <w:tcW w:type="dxa" w:w="793"/>
+          </w:tcPr>
+          <w:p>
+            <w:pPr>
+              <w:keepNext/>
+              <w:spacing w:after="0" w:line="240" w:lineRule="auto"/>
+            </w:pPr>
+            <w:r>
+              <w:rPr>
+                <w:sz w:val="18"/>
+              </w:rPr>
+              <w:t>9</w:t>
+            </w:r>
+          </w:p>
+        </w:tc>
+        <w:tc>
+          <w:tcPr>
+            <w:tcW w:type="dxa" w:w="2254"/>
+          </w:tcPr>
+          <w:p>
+            <w:pPr>
+              <w:keepNext/>
+              <w:spacing w:after="0" w:line="240" w:lineRule="auto"/>
+            </w:pPr>
+            <w:r>
+              <w:rPr>
+                <w:sz w:val="18"/>
+              </w:rPr>
+              <w:t>9</w:t>
+            </w:r>
+          </w:p>
+        </w:tc>
+        <w:tc>
+          <w:tcPr>
+            <w:tcW w:type="dxa" w:w="1836"/>
+          </w:tcPr>
+          <w:p>
+            <w:pPr>
+              <w:keepNext/>
+              <w:spacing w:after="0" w:line="240" w:lineRule="auto"/>
+            </w:pPr>
+            <w:r>
+              <w:rPr>
+                <w:sz w:val="18"/>
+              </w:rPr>
+              <w:t>100.0 %</w:t>
+            </w:r>
+          </w:p>
+        </w:tc>
+      </w:tr>
+      <w:tr>
+        <w:trPr>
+          <w:cantSplit/>
+        </w:trPr>
+        <w:tc>
+          <w:tcPr>
+            <w:tcW w:type="dxa" w:w="4131"/>
+          </w:tcPr>
+          <w:p>
+            <w:pPr>
+              <w:keepNext/>
+              <w:spacing w:after="0" w:line="240" w:lineRule="auto"/>
+            </w:pPr>
+            <w:r>
+              <w:rPr>
+                <w:sz w:val="18"/>
+              </w:rPr>
+              <w:t>cifra_presente</w:t>
+            </w:r>
+          </w:p>
+        </w:tc>
+        <w:tc>
+          <w:tcPr>
+            <w:tcW w:type="dxa" w:w="793"/>
+          </w:tcPr>
+          <w:p>
+            <w:pPr>
+              <w:keepNext/>
+              <w:spacing w:after="0" w:line="240" w:lineRule="auto"/>
+            </w:pPr>
+            <w:r>
+              <w:rPr>
+                <w:sz w:val="18"/>
+              </w:rPr>
+              <w:t>14</w:t>
+            </w:r>
+          </w:p>
+        </w:tc>
+        <w:tc>
+          <w:tcPr>
+            <w:tcW w:type="dxa" w:w="2254"/>
+          </w:tcPr>
+          <w:p>
+            <w:pPr>
+              <w:keepNext/>
+              <w:spacing w:after="0" w:line="240" w:lineRule="auto"/>
+            </w:pPr>
+            <w:r>
+              <w:rPr>
+                <w:sz w:val="18"/>
+              </w:rPr>
+              <w:t>12</w:t>
+            </w:r>
+          </w:p>
+        </w:tc>
+        <w:tc>
+          <w:tcPr>
+            <w:tcW w:type="dxa" w:w="1836"/>
+          </w:tcPr>
+          <w:p>
+            <w:pPr>
+              <w:keepNext/>
+              <w:spacing w:after="0" w:line="240" w:lineRule="auto"/>
+            </w:pPr>
+            <w:r>
+              <w:rPr>
+                <w:sz w:val="18"/>
+              </w:rPr>
+              <w:t>85.7 %</w:t>
+            </w:r>
+          </w:p>
+        </w:tc>
+      </w:tr>
+      <w:tr>
+        <w:trPr>
+          <w:cantSplit/>
+        </w:trPr>
+        <w:tc>
+          <w:tcPr>
+            <w:tcW w:type="dxa" w:w="4131"/>
+          </w:tcPr>
+          <w:p>
+            <w:pPr>
+              <w:keepNext/>
+              <w:spacing w:after="0" w:line="240" w:lineRule="auto"/>
+            </w:pPr>
+            <w:r>
+              <w:rPr>
+                <w:sz w:val="18"/>
+              </w:rPr>
+              <w:t>contiene</w:t>
+            </w:r>
+          </w:p>
+        </w:tc>
+        <w:tc>
+          <w:tcPr>
+            <w:tcW w:type="dxa" w:w="793"/>
+          </w:tcPr>
+          <w:p>
+            <w:pPr>
+              <w:keepNext/>
+              <w:spacing w:after="0" w:line="240" w:lineRule="auto"/>
+            </w:pPr>
+            <w:r>
+              <w:rPr>
+                <w:sz w:val="18"/>
+              </w:rPr>
+              <w:t>3</w:t>
+            </w:r>
+          </w:p>
+        </w:tc>
+        <w:tc>
+          <w:tcPr>
+            <w:tcW w:type="dxa" w:w="2254"/>
+          </w:tcPr>
+          <w:p>
+            <w:pPr>
+              <w:keepNext/>
+              <w:spacing w:after="0" w:line="240" w:lineRule="auto"/>
+            </w:pPr>
+            <w:r>
+              <w:rPr>
+                <w:sz w:val="18"/>
+              </w:rPr>
+              <w:t>3</w:t>
+            </w:r>
+          </w:p>
+        </w:tc>
+        <w:tc>
+          <w:tcPr>
+            <w:tcW w:type="dxa" w:w="1836"/>
+          </w:tcPr>
+          <w:p>
+            <w:pPr>
+              <w:keepNext/>
+              <w:spacing w:after="0" w:line="240" w:lineRule="auto"/>
+            </w:pPr>
+            <w:r>
+              <w:rPr>
+                <w:sz w:val="18"/>
+              </w:rPr>
+              <w:t>100.0 %</w:t>
+            </w:r>
+          </w:p>
+        </w:tc>
+      </w:tr>
+      <w:tr>
+        <w:trPr>
+          <w:cantSplit/>
+        </w:trPr>
+        <w:tc>
+          <w:tcPr>
+            <w:tcW w:type="dxa" w:w="4131"/>
+          </w:tcPr>
+          <w:p>
+            <w:pPr>
+              <w:keepNext/>
+              <w:spacing w:after="0" w:line="240" w:lineRule="auto"/>
+            </w:pPr>
+            <w:r>
+              <w:rPr>
+                <w:sz w:val="18"/>
+              </w:rPr>
+              <w:t>ipynb_ejecutado</w:t>
+            </w:r>
+          </w:p>
+        </w:tc>
+        <w:tc>
+          <w:tcPr>
+            <w:tcW w:type="dxa" w:w="793"/>
+          </w:tcPr>
+          <w:p>
+            <w:pPr>
+              <w:keepNext/>
+              <w:spacing w:after="0" w:line="240" w:lineRule="auto"/>
+            </w:pPr>
+            <w:r>
+              <w:rPr>
+                <w:sz w:val="18"/>
+              </w:rPr>
+              <w:t>2</w:t>
+            </w:r>
+          </w:p>
+        </w:tc>
+        <w:tc>
+          <w:tcPr>
+            <w:tcW w:type="dxa" w:w="2254"/>
+          </w:tcPr>
+          <w:p>
+            <w:pPr>
+              <w:keepNext/>
+              <w:spacing w:after="0" w:line="240" w:lineRule="auto"/>
+            </w:pPr>
+            <w:r>
+              <w:rPr>
+                <w:sz w:val="18"/>
+              </w:rPr>
+              <w:t>2</w:t>
+            </w:r>
+          </w:p>
+        </w:tc>
+        <w:tc>
+          <w:tcPr>
+            <w:tcW w:type="dxa" w:w="1836"/>
+          </w:tcPr>
+          <w:p>
+            <w:pPr>
+              <w:keepNext/>
+              <w:spacing w:after="0" w:line="240" w:lineRule="auto"/>
+            </w:pPr>
+            <w:r>
+              <w:rPr>
+                <w:sz w:val="18"/>
+              </w:rPr>
+              <w:t>100.0 %</w:t>
+            </w:r>
+          </w:p>
+        </w:tc>
+      </w:tr>
+      <w:tr>
+        <w:trPr>
+          <w:cantSplit/>
+        </w:trPr>
+        <w:tc>
+          <w:tcPr>
+            <w:tcW w:type="dxa" w:w="4131"/>
+          </w:tcPr>
+          <w:p>
+            <w:pPr>
+              <w:keepNext/>
+              <w:spacing w:after="0" w:line="240" w:lineRule="auto"/>
+            </w:pPr>
+            <w:r>
+              <w:rPr>
+                <w:sz w:val="18"/>
+              </w:rPr>
+              <w:t>paginas_max</w:t>
+            </w:r>
+          </w:p>
+        </w:tc>
+        <w:tc>
+          <w:tcPr>
+            <w:tcW w:type="dxa" w:w="793"/>
+          </w:tcPr>
+          <w:p>
+            <w:pPr>
+              <w:keepNext/>
+              <w:spacing w:after="0" w:line="240" w:lineRule="auto"/>
+            </w:pPr>
+            <w:r>
+              <w:rPr>
+                <w:sz w:val="18"/>
+              </w:rPr>
+              <w:t>1</w:t>
+            </w:r>
+          </w:p>
+        </w:tc>
+        <w:tc>
+          <w:tcPr>
+            <w:tcW w:type="dxa" w:w="2254"/>
+          </w:tcPr>
+          <w:p>
+            <w:pPr>
+              <w:keepNext/>
+              <w:spacing w:after="0" w:line="240" w:lineRule="auto"/>
+            </w:pPr>
+            <w:r>
+              <w:rPr>
+                <w:sz w:val="18"/>
+              </w:rPr>
+              <w:t>1</w:t>
+            </w:r>
+          </w:p>
+        </w:tc>
+        <w:tc>
+          <w:tcPr>
+            <w:tcW w:type="dxa" w:w="1836"/>
+          </w:tcPr>
+          <w:p>
+            <w:pPr>
+              <w:keepNext/>
+              <w:spacing w:after="0" w:line="240" w:lineRule="auto"/>
+            </w:pPr>
+            <w:r>
+              <w:rPr>
+                <w:sz w:val="18"/>
+              </w:rPr>
+              <w:t>100.0 %</w:t>
+            </w:r>
+          </w:p>
+        </w:tc>
+      </w:tr>
+      <w:tr>
+        <w:trPr>
+          <w:cantSplit/>
+        </w:trPr>
+        <w:tc>
+          <w:tcPr>
+            <w:tcW w:type="dxa" w:w="4131"/>
+          </w:tcPr>
+          <w:p>
+            <w:pPr>
+              <w:keepNext/>
+              <w:spacing w:after="0" w:line="240" w:lineRule="auto"/>
+            </w:pPr>
+            <w:r>
+              <w:rPr>
+                <w:sz w:val="18"/>
+              </w:rPr>
+              <w:t>palabras_max</w:t>
+            </w:r>
+          </w:p>
+        </w:tc>
+        <w:tc>
+          <w:tcPr>
+            <w:tcW w:type="dxa" w:w="793"/>
+          </w:tcPr>
+          <w:p>
+            <w:pPr>
+              <w:keepNext/>
+              <w:spacing w:after="0" w:line="240" w:lineRule="auto"/>
+            </w:pPr>
+            <w:r>
+              <w:rPr>
+                <w:sz w:val="18"/>
+              </w:rPr>
+              <w:t>3</w:t>
+            </w:r>
+          </w:p>
+        </w:tc>
+        <w:tc>
+          <w:tcPr>
+            <w:tcW w:type="dxa" w:w="2254"/>
+          </w:tcPr>
+          <w:p>
+            <w:pPr>
+              <w:keepNext/>
+              <w:spacing w:after="0" w:line="240" w:lineRule="auto"/>
+            </w:pPr>
+            <w:r>
+              <w:rPr>
+                <w:sz w:val="18"/>
+              </w:rPr>
+              <w:t>3</w:t>
+            </w:r>
+          </w:p>
+        </w:tc>
+        <w:tc>
+          <w:tcPr>
+            <w:tcW w:type="dxa" w:w="1836"/>
+          </w:tcPr>
+          <w:p>
+            <w:pPr>
+              <w:keepNext/>
+              <w:spacing w:after="0" w:line="240" w:lineRule="auto"/>
+            </w:pPr>
+            <w:r>
+              <w:rPr>
+                <w:sz w:val="18"/>
+              </w:rPr>
+              <w:t>100.0 %</w:t>
+            </w:r>
+          </w:p>
+        </w:tc>
+      </w:tr>
+      <w:tr>
+        <w:trPr>
+          <w:cantSplit/>
+        </w:trPr>
+        <w:tc>
+          <w:tcPr>
+            <w:tcW w:type="dxa" w:w="4131"/>
+          </w:tcPr>
+          <w:p>
+            <w:pPr>
+              <w:keepNext/>
+              <w:spacing w:after="0" w:line="240" w:lineRule="auto"/>
+            </w:pPr>
+            <w:r>
+              <w:rPr>
+                <w:sz w:val="18"/>
+              </w:rPr>
+              <w:t>procedencia</w:t>
+            </w:r>
+          </w:p>
+        </w:tc>
+        <w:tc>
+          <w:tcPr>
+            <w:tcW w:type="dxa" w:w="793"/>
+          </w:tcPr>
+          <w:p>
+            <w:pPr>
+              <w:keepNext/>
+              <w:spacing w:after="0" w:line="240" w:lineRule="auto"/>
+            </w:pPr>
+            <w:r>
+              <w:rPr>
+                <w:sz w:val="18"/>
+              </w:rPr>
+              <w:t>6</w:t>
+            </w:r>
+          </w:p>
+        </w:tc>
+        <w:tc>
+          <w:tcPr>
+            <w:tcW w:type="dxa" w:w="2254"/>
+          </w:tcPr>
+          <w:p>
+            <w:pPr>
+              <w:keepNext/>
+              <w:spacing w:after="0" w:line="240" w:lineRule="auto"/>
+            </w:pPr>
+            <w:r>
+              <w:rPr>
+                <w:sz w:val="18"/>
+              </w:rPr>
+              <w:t>6</w:t>
+            </w:r>
+          </w:p>
+        </w:tc>
+        <w:tc>
+          <w:tcPr>
+            <w:tcW w:type="dxa" w:w="1836"/>
+          </w:tcPr>
+          <w:p>
+            <w:pPr>
+              <w:keepNext/>
+              <w:spacing w:after="0" w:line="240" w:lineRule="auto"/>
+            </w:pPr>
+            <w:r>
+              <w:rPr>
+                <w:sz w:val="18"/>
+              </w:rPr>
+              <w:t>100.0 %</w:t>
+            </w:r>
+          </w:p>
+        </w:tc>
+      </w:tr>
+      <w:tr>
+        <w:trPr>
+          <w:cantSplit/>
+        </w:trPr>
+        <w:tc>
+          <w:tcPr>
+            <w:tcW w:type="dxa" w:w="4131"/>
+          </w:tcPr>
+          <w:p>
+            <w:pPr>
+              <w:keepNext/>
+              <w:spacing w:after="0" w:line="240" w:lineRule="auto"/>
+            </w:pPr>
+            <w:r>
+              <w:rPr>
+                <w:sz w:val="18"/>
+              </w:rPr>
+              <w:t>secciones</w:t>
+            </w:r>
+          </w:p>
+        </w:tc>
+        <w:tc>
+          <w:tcPr>
+            <w:tcW w:type="dxa" w:w="793"/>
+          </w:tcPr>
+          <w:p>
+            <w:pPr>
+              <w:keepNext/>
+              <w:spacing w:after="0" w:line="240" w:lineRule="auto"/>
+            </w:pPr>
+            <w:r>
+              <w:rPr>
+                <w:sz w:val="18"/>
+              </w:rPr>
+              <w:t>4</w:t>
+            </w:r>
+          </w:p>
+        </w:tc>
+        <w:tc>
+          <w:tcPr>
+            <w:tcW w:type="dxa" w:w="2254"/>
+          </w:tcPr>
+          <w:p>
+            <w:pPr>
+              <w:keepNext/>
+              <w:spacing w:after="0" w:line="240" w:lineRule="auto"/>
+            </w:pPr>
+            <w:r>
+              <w:rPr>
+                <w:sz w:val="18"/>
+              </w:rPr>
+              <w:t>4</w:t>
+            </w:r>
+          </w:p>
+        </w:tc>
+        <w:tc>
+          <w:tcPr>
+            <w:tcW w:type="dxa" w:w="1836"/>
+          </w:tcPr>
+          <w:p>
+            <w:pPr>
+              <w:keepNext/>
+              <w:spacing w:after="0" w:line="240" w:lineRule="auto"/>
+            </w:pPr>
+            <w:r>
+              <w:rPr>
+                <w:sz w:val="18"/>
+              </w:rPr>
+              <w:t>100.0 %</w:t>
+            </w:r>
+          </w:p>
+        </w:tc>
+      </w:tr>
+      <w:tr>
+        <w:trPr>
+          <w:cantSplit/>
+        </w:trPr>
+        <w:tc>
+          <w:tcPr>
+            <w:tcW w:type="dxa" w:w="4131"/>
+          </w:tcPr>
+          <w:p>
+            <w:pPr>
+              <w:spacing w:after="0" w:line="240" w:lineRule="auto"/>
+            </w:pPr>
+            <w:r>
+              <w:rPr>
+                <w:b/>
+                <w:sz w:val="18"/>
+              </w:rPr>
+              <w:t>total (sin «juez»)</w:t>
+            </w:r>
+          </w:p>
+        </w:tc>
+        <w:tc>
+          <w:tcPr>
+            <w:tcW w:type="dxa" w:w="793"/>
+          </w:tcPr>
+          <w:p>
+            <w:pPr>
+              <w:spacing w:after="0" w:line="240" w:lineRule="auto"/>
+            </w:pPr>
+            <w:r>
+              <w:rPr>
+                <w:sz w:val="18"/>
+              </w:rPr>
+              <w:t>53</w:t>
+            </w:r>
+          </w:p>
+        </w:tc>
+        <w:tc>
+          <w:tcPr>
+            <w:tcW w:type="dxa" w:w="2254"/>
+          </w:tcPr>
+          <w:p>
+            <w:pPr>
+              <w:spacing w:after="0" w:line="240" w:lineRule="auto"/>
+            </w:pPr>
+            <w:r>
+              <w:rPr>
+                <w:sz w:val="18"/>
+              </w:rPr>
+              <w:t>51</w:t>
+            </w:r>
+          </w:p>
+        </w:tc>
+        <w:tc>
+          <w:tcPr>
+            <w:tcW w:type="dxa" w:w="1836"/>
+          </w:tcPr>
+          <w:p>
+            <w:pPr>
+              <w:spacing w:after="0" w:line="240" w:lineRule="auto"/>
+            </w:pPr>
+            <w:r>
+              <w:rPr>
+                <w:sz w:val="18"/>
+              </w:rPr>
+              <w:t>96.2 %</w:t>
+            </w:r>
+          </w:p>
+        </w:tc>
+      </w:tr>
+    </w:tbl>
+    <w:p>
+      <w:pPr>
+        <w:spacing w:after="0"/>
+      </w:pPr>
+    </w:p>
+    <w:p>
+      <w:pPr>
+        <w:keepNext/>
+        <w:spacing w:before="120"/>
+      </w:pPr>
+      <w:r>
+        <w:rPr>
+          <w:b/>
+          <w:color w:val="0F4761"/>
+          <w:sz w:val="23"/>
+        </w:rPr>
+        <w:t>Por tarea (mejora)</w:t>
+      </w:r>
+    </w:p>
+    <w:tbl>
+      <w:tblPr>
+        <w:tblW w:type="auto" w:w="0"/>
+        <w:tblLook w:firstColumn="1" w:firstRow="1" w:lastColumn="0" w:lastRow="0" w:noHBand="0" w:noVBand="1" w:val="04A0"/>
+        <w:tblBorders>
+          <w:top w:val="single" w:sz="4" w:space="0" w:color="000000"/>
+          <w:left w:val="single" w:sz="4" w:space="0" w:color="000000"/>
+          <w:bottom w:val="single" w:sz="4" w:space="0" w:color="000000"/>
+          <w:right w:val="single" w:sz="4" w:space="0" w:color="000000"/>
+          <w:insideH w:val="single" w:sz="4" w:space="0" w:color="000000"/>
+          <w:insideV w:val="single" w:sz="4" w:space="0" w:color="000000"/>
+        </w:tblBorders>
+        <w:tblLayout w:type="fixed"/>
+      </w:tblPr>
+      <w:tblGrid>
+        <w:gridCol w:w="1131"/>
+        <w:gridCol w:w="1796"/>
+        <w:gridCol w:w="2628"/>
+        <w:gridCol w:w="3459"/>
+      </w:tblGrid>
+      <w:tr>
+        <w:trPr>
+          <w:tblHeader/>
+          <w:cantSplit/>
+        </w:trPr>
+        <w:tc>
+          <w:tcPr>
+            <w:tcW w:type="dxa" w:w="1131"/>
+            <w:shd w:val="clear" w:color="auto" w:fill="DAE9F7"/>
+          </w:tcPr>
+          <w:p>
+            <w:pPr>
+              <w:keepNext/>
+              <w:spacing w:after="0" w:line="240" w:lineRule="auto"/>
+              <w:jc w:val="center"/>
+            </w:pPr>
+            <w:r>
+              <w:rPr>
+                <w:b/>
+                <w:sz w:val="18"/>
+              </w:rPr>
+              <w:t>tarea</w:t>
+            </w:r>
+          </w:p>
+        </w:tc>
+        <w:tc>
+          <w:tcPr>
+            <w:tcW w:type="dxa" w:w="1796"/>
+            <w:shd w:val="clear" w:color="auto" w:fill="DAE9F7"/>
+          </w:tcPr>
+          <w:p>
+            <w:pPr>
+              <w:keepNext/>
+              <w:spacing w:after="0" w:line="240" w:lineRule="auto"/>
+              <w:jc w:val="center"/>
+            </w:pPr>
+            <w:r>
+              <w:rPr>
+                <w:b/>
+                <w:sz w:val="18"/>
+              </w:rPr>
+              <w:t>aprobadas</w:t>
+            </w:r>
+          </w:p>
+        </w:tc>
+        <w:tc>
+          <w:tcPr>
+            <w:tcW w:type="dxa" w:w="2628"/>
+            <w:shd w:val="clear" w:color="auto" w:fill="DAE9F7"/>
+          </w:tcPr>
+          <w:p>
+            <w:pPr>
+              <w:keepNext/>
+              <w:spacing w:after="0" w:line="240" w:lineRule="auto"/>
+              <w:jc w:val="center"/>
+            </w:pPr>
+            <w:r>
+              <w:rPr>
+                <w:b/>
+                <w:sz w:val="18"/>
+              </w:rPr>
+              <w:t>comprobaciones</w:t>
+            </w:r>
+          </w:p>
+        </w:tc>
+        <w:tc>
+          <w:tcPr>
+            <w:tcW w:type="dxa" w:w="3459"/>
+            <w:shd w:val="clear" w:color="auto" w:fill="DAE9F7"/>
+          </w:tcPr>
+          <w:p>
+            <w:pPr>
+              <w:keepNext/>
+              <w:spacing w:after="0" w:line="240" w:lineRule="auto"/>
+              <w:jc w:val="center"/>
+            </w:pPr>
+            <w:r>
+              <w:rPr>
+                <w:b/>
+                <w:sz w:val="18"/>
+              </w:rPr>
+              <w:t>prohibidos ausentes</w:t>
+            </w:r>
+          </w:p>
+        </w:tc>
+      </w:tr>
+      <w:tr>
+        <w:trPr>
+          <w:cantSplit/>
+        </w:trPr>
+        <w:tc>
+          <w:tcPr>
+            <w:tcW w:type="dxa" w:w="1131"/>
+          </w:tcPr>
+          <w:p>
+            <w:pPr>
+              <w:keepNext/>
+              <w:spacing w:after="0" w:line="240" w:lineRule="auto"/>
+            </w:pPr>
+            <w:r>
+              <w:rPr>
+                <w:sz w:val="18"/>
+              </w:rPr>
+              <w:t>A</w:t>
+            </w:r>
+          </w:p>
+        </w:tc>
+        <w:tc>
+          <w:tcPr>
+            <w:tcW w:type="dxa" w:w="1796"/>
+          </w:tcPr>
+          <w:p>
+            <w:pPr>
+              <w:keepNext/>
+              <w:spacing w:after="0" w:line="240" w:lineRule="auto"/>
+            </w:pPr>
+            <w:r>
+              <w:rPr>
+                <w:sz w:val="18"/>
+              </w:rPr>
+              <w:t>8</w:t>
+            </w:r>
+          </w:p>
+        </w:tc>
+        <w:tc>
+          <w:tcPr>
+            <w:tcW w:type="dxa" w:w="2628"/>
+          </w:tcPr>
+          <w:p>
+            <w:pPr>
+              <w:keepNext/>
+              <w:spacing w:after="0" w:line="240" w:lineRule="auto"/>
+            </w:pPr>
+            <w:r>
+              <w:rPr>
+                <w:sz w:val="18"/>
+              </w:rPr>
+              <w:t>9</w:t>
+            </w:r>
+          </w:p>
+        </w:tc>
+        <w:tc>
+          <w:tcPr>
+            <w:tcW w:type="dxa" w:w="3459"/>
+          </w:tcPr>
+          <w:p>
+            <w:pPr>
+              <w:keepNext/>
+              <w:spacing w:after="0" w:line="240" w:lineRule="auto"/>
+            </w:pPr>
+            <w:r>
+              <w:rPr>
+                <w:sz w:val="18"/>
+              </w:rPr>
+              <w:t>—</w:t>
+            </w:r>
+          </w:p>
+        </w:tc>
+      </w:tr>
+      <w:tr>
+        <w:trPr>
+          <w:cantSplit/>
+        </w:trPr>
+        <w:tc>
+          <w:tcPr>
+            <w:tcW w:type="dxa" w:w="1131"/>
+          </w:tcPr>
+          <w:p>
+            <w:pPr>
+              <w:keepNext/>
+              <w:spacing w:after="0" w:line="240" w:lineRule="auto"/>
+            </w:pPr>
+            <w:r>
+              <w:rPr>
+                <w:sz w:val="18"/>
+              </w:rPr>
+              <w:t>B</w:t>
+            </w:r>
+          </w:p>
+        </w:tc>
+        <w:tc>
+          <w:tcPr>
+            <w:tcW w:type="dxa" w:w="1796"/>
+          </w:tcPr>
+          <w:p>
+            <w:pPr>
+              <w:keepNext/>
+              <w:spacing w:after="0" w:line="240" w:lineRule="auto"/>
+            </w:pPr>
+            <w:r>
+              <w:rPr>
+                <w:sz w:val="18"/>
+              </w:rPr>
+              <w:t>9</w:t>
+            </w:r>
+          </w:p>
+        </w:tc>
+        <w:tc>
+          <w:tcPr>
+            <w:tcW w:type="dxa" w:w="2628"/>
+          </w:tcPr>
+          <w:p>
+            <w:pPr>
+              <w:keepNext/>
+              <w:spacing w:after="0" w:line="240" w:lineRule="auto"/>
+            </w:pPr>
+            <w:r>
+              <w:rPr>
+                <w:sz w:val="18"/>
+              </w:rPr>
+              <w:t>9</w:t>
+            </w:r>
+          </w:p>
+        </w:tc>
+        <w:tc>
+          <w:tcPr>
+            <w:tcW w:type="dxa" w:w="3459"/>
+          </w:tcPr>
+          <w:p>
+            <w:pPr>
+              <w:keepNext/>
+              <w:spacing w:after="0" w:line="240" w:lineRule="auto"/>
+            </w:pPr>
+            <w:r>
+              <w:rPr>
+                <w:sz w:val="18"/>
+              </w:rPr>
+              <w:t>—</w:t>
+            </w:r>
+          </w:p>
+        </w:tc>
+      </w:tr>
+      <w:tr>
+        <w:trPr>
+          <w:cantSplit/>
+        </w:trPr>
+        <w:tc>
+          <w:tcPr>
+            <w:tcW w:type="dxa" w:w="1131"/>
+          </w:tcPr>
+          <w:p>
+            <w:pPr>
+              <w:keepNext/>
+              <w:spacing w:after="0" w:line="240" w:lineRule="auto"/>
+            </w:pPr>
+            <w:r>
+              <w:rPr>
+                <w:sz w:val="18"/>
+              </w:rPr>
+              <w:t>C</w:t>
+            </w:r>
+          </w:p>
+        </w:tc>
+        <w:tc>
+          <w:tcPr>
+            <w:tcW w:type="dxa" w:w="1796"/>
+          </w:tcPr>
+          <w:p>
+            <w:pPr>
+              <w:keepNext/>
+              <w:spacing w:after="0" w:line="240" w:lineRule="auto"/>
+            </w:pPr>
+            <w:r>
+              <w:rPr>
+                <w:sz w:val="18"/>
+              </w:rPr>
+              <w:t>8</w:t>
+            </w:r>
+          </w:p>
+        </w:tc>
+        <w:tc>
+          <w:tcPr>
+            <w:tcW w:type="dxa" w:w="2628"/>
+          </w:tcPr>
+          <w:p>
+            <w:pPr>
+              <w:keepNext/>
+              <w:spacing w:after="0" w:line="240" w:lineRule="auto"/>
+            </w:pPr>
+            <w:r>
+              <w:rPr>
+                <w:sz w:val="18"/>
+              </w:rPr>
+              <w:t>8</w:t>
+            </w:r>
+          </w:p>
+        </w:tc>
+        <w:tc>
+          <w:tcPr>
+            <w:tcW w:type="dxa" w:w="3459"/>
+          </w:tcPr>
+          <w:p>
+            <w:pPr>
+              <w:keepNext/>
+              <w:spacing w:after="0" w:line="240" w:lineRule="auto"/>
+            </w:pPr>
+            <w:r>
+              <w:rPr>
+                <w:sz w:val="18"/>
+              </w:rPr>
+              <w:t>—</w:t>
+            </w:r>
+          </w:p>
+        </w:tc>
+      </w:tr>
+      <w:tr>
+        <w:trPr>
+          <w:cantSplit/>
+        </w:trPr>
+        <w:tc>
+          <w:tcPr>
+            <w:tcW w:type="dxa" w:w="1131"/>
+          </w:tcPr>
+          <w:p>
+            <w:pPr>
+              <w:keepNext/>
+              <w:spacing w:after="0" w:line="240" w:lineRule="auto"/>
+            </w:pPr>
+            <w:r>
+              <w:rPr>
+                <w:sz w:val="18"/>
+              </w:rPr>
+              <w:t>S1</w:t>
+            </w:r>
+          </w:p>
+        </w:tc>
+        <w:tc>
+          <w:tcPr>
+            <w:tcW w:type="dxa" w:w="1796"/>
+          </w:tcPr>
+          <w:p>
+            <w:pPr>
+              <w:keepNext/>
+              <w:spacing w:after="0" w:line="240" w:lineRule="auto"/>
+            </w:pPr>
+            <w:r>
+              <w:rPr>
+                <w:sz w:val="18"/>
+              </w:rPr>
+              <w:t>9</w:t>
+            </w:r>
+          </w:p>
+        </w:tc>
+        <w:tc>
+          <w:tcPr>
+            <w:tcW w:type="dxa" w:w="2628"/>
+          </w:tcPr>
+          <w:p>
+            <w:pPr>
+              <w:keepNext/>
+              <w:spacing w:after="0" w:line="240" w:lineRule="auto"/>
+            </w:pPr>
+            <w:r>
+              <w:rPr>
+                <w:sz w:val="18"/>
+              </w:rPr>
+              <w:t>9</w:t>
+            </w:r>
+          </w:p>
+        </w:tc>
+        <w:tc>
+          <w:tcPr>
+            <w:tcW w:type="dxa" w:w="3459"/>
+          </w:tcPr>
+          <w:p>
+            <w:pPr>
+              <w:keepNext/>
+              <w:spacing w:after="0" w:line="240" w:lineRule="auto"/>
+            </w:pPr>
+            <w:r>
+              <w:rPr>
+                <w:sz w:val="18"/>
+              </w:rPr>
+              <w:t>—</w:t>
+            </w:r>
+          </w:p>
+        </w:tc>
+      </w:tr>
+      <w:tr>
+        <w:trPr>
+          <w:cantSplit/>
+        </w:trPr>
+        <w:tc>
+          <w:tcPr>
+            <w:tcW w:type="dxa" w:w="1131"/>
+          </w:tcPr>
+          <w:p>
+            <w:pPr>
+              <w:keepNext/>
+              <w:spacing w:after="0" w:line="240" w:lineRule="auto"/>
+            </w:pPr>
+            <w:r>
+              <w:rPr>
+                <w:sz w:val="18"/>
+              </w:rPr>
+              <w:t>H</w:t>
+            </w:r>
+          </w:p>
+        </w:tc>
+        <w:tc>
+          <w:tcPr>
+            <w:tcW w:type="dxa" w:w="1796"/>
+          </w:tcPr>
+          <w:p>
+            <w:pPr>
+              <w:keepNext/>
+              <w:spacing w:after="0" w:line="240" w:lineRule="auto"/>
+            </w:pPr>
+            <w:r>
+              <w:rPr>
+                <w:sz w:val="18"/>
+              </w:rPr>
+              <w:t>8</w:t>
+            </w:r>
+          </w:p>
+        </w:tc>
+        <w:tc>
+          <w:tcPr>
+            <w:tcW w:type="dxa" w:w="2628"/>
+          </w:tcPr>
+          <w:p>
+            <w:pPr>
+              <w:keepNext/>
+              <w:spacing w:after="0" w:line="240" w:lineRule="auto"/>
+            </w:pPr>
+            <w:r>
+              <w:rPr>
+                <w:sz w:val="18"/>
+              </w:rPr>
+              <w:t>9</w:t>
+            </w:r>
+          </w:p>
+        </w:tc>
+        <w:tc>
+          <w:tcPr>
+            <w:tcW w:type="dxa" w:w="3459"/>
+          </w:tcPr>
+          <w:p>
+            <w:pPr>
+              <w:keepNext/>
+              <w:spacing w:after="0" w:line="240" w:lineRule="auto"/>
+            </w:pPr>
+            <w:r>
+              <w:rPr>
+                <w:sz w:val="18"/>
+              </w:rPr>
+              <w:t>3/3</w:t>
+            </w:r>
+          </w:p>
+        </w:tc>
+      </w:tr>
+      <w:tr>
+        <w:trPr>
+          <w:cantSplit/>
+        </w:trPr>
+        <w:tc>
+          <w:tcPr>
+            <w:tcW w:type="dxa" w:w="1131"/>
+          </w:tcPr>
+          <w:p>
+            <w:pPr>
+              <w:spacing w:after="0" w:line="240" w:lineRule="auto"/>
+            </w:pPr>
+            <w:r>
+              <w:rPr>
+                <w:sz w:val="18"/>
+              </w:rPr>
+              <w:t>P</w:t>
+            </w:r>
+          </w:p>
+        </w:tc>
+        <w:tc>
+          <w:tcPr>
+            <w:tcW w:type="dxa" w:w="1796"/>
+          </w:tcPr>
+          <w:p>
+            <w:pPr>
+              <w:spacing w:after="0" w:line="240" w:lineRule="auto"/>
+            </w:pPr>
+            <w:r>
+              <w:rPr>
+                <w:sz w:val="18"/>
+              </w:rPr>
+              <w:t>9</w:t>
+            </w:r>
+          </w:p>
+        </w:tc>
+        <w:tc>
+          <w:tcPr>
+            <w:tcW w:type="dxa" w:w="2628"/>
+          </w:tcPr>
+          <w:p>
+            <w:pPr>
+              <w:spacing w:after="0" w:line="240" w:lineRule="auto"/>
+            </w:pPr>
+            <w:r>
+              <w:rPr>
+                <w:sz w:val="18"/>
+              </w:rPr>
+              <w:t>9</w:t>
+            </w:r>
+          </w:p>
+        </w:tc>
+        <w:tc>
+          <w:tcPr>
+            <w:tcW w:type="dxa" w:w="3459"/>
+          </w:tcPr>
+          <w:p>
+            <w:pPr>
+              <w:spacing w:after="0" w:line="240" w:lineRule="auto"/>
+            </w:pPr>
+            <w:r>
+              <w:rPr>
+                <w:sz w:val="18"/>
+              </w:rPr>
+              <w:t>16/16</w:t>
+            </w:r>
+          </w:p>
+        </w:tc>
+      </w:tr>
+    </w:tbl>
+    <w:p>
+      <w:pPr>
+        <w:spacing w:after="0"/>
+      </w:pPr>
+    </w:p>
+    <w:p>
+      <w:pPr>
+        <w:keepNext/>
+        <w:spacing w:before="120"/>
+      </w:pPr>
+      <w:r>
+        <w:rPr>
+          <w:b/>
+          <w:color w:val="0F4761"/>
+          <w:sz w:val="23"/>
+        </w:rPr>
+        <w:t>Juez (gemma3:27b, prompt js1) por tipo (mejora)</w:t>
+      </w:r>
+    </w:p>
+    <w:tbl>
+      <w:tblPr>
+        <w:tblW w:type="auto" w:w="0"/>
+        <w:tblLook w:firstColumn="1" w:firstRow="1" w:lastColumn="0" w:lastRow="0" w:noHBand="0" w:noVBand="1" w:val="04A0"/>
+        <w:tblBorders>
+          <w:top w:val="single" w:sz="4" w:space="0" w:color="000000"/>
+          <w:left w:val="single" w:sz="4" w:space="0" w:color="000000"/>
+          <w:bottom w:val="single" w:sz="4" w:space="0" w:color="000000"/>
+          <w:right w:val="single" w:sz="4" w:space="0" w:color="000000"/>
+          <w:insideH w:val="single" w:sz="4" w:space="0" w:color="000000"/>
+          <w:insideV w:val="single" w:sz="4" w:space="0" w:color="000000"/>
+        </w:tblBorders>
+        <w:tblLayout w:type="fixed"/>
+      </w:tblPr>
+      <w:tblGrid>
+        <w:gridCol w:w="2184"/>
+        <w:gridCol w:w="549"/>
+        <w:gridCol w:w="1230"/>
+        <w:gridCol w:w="957"/>
+        <w:gridCol w:w="2047"/>
+        <w:gridCol w:w="2047"/>
+      </w:tblGrid>
+      <w:tr>
+        <w:trPr>
+          <w:tblHeader/>
+          <w:cantSplit/>
+        </w:trPr>
+        <w:tc>
+          <w:tcPr>
+            <w:tcW w:type="dxa" w:w="2184"/>
+            <w:shd w:val="clear" w:color="auto" w:fill="DAE9F7"/>
+          </w:tcPr>
+          <w:p>
+            <w:pPr>
+              <w:keepNext/>
+              <w:spacing w:after="0" w:line="240" w:lineRule="auto"/>
+              <w:jc w:val="center"/>
+            </w:pPr>
+            <w:r>
+              <w:rPr>
+                <w:b/>
+                <w:sz w:val="16"/>
+              </w:rPr>
+              <w:t>tipo</w:t>
+            </w:r>
+          </w:p>
+        </w:tc>
+        <w:tc>
+          <w:tcPr>
+            <w:tcW w:type="dxa" w:w="549"/>
+            <w:shd w:val="clear" w:color="auto" w:fill="DAE9F7"/>
+          </w:tcPr>
+          <w:p>
+            <w:pPr>
+              <w:keepNext/>
+              <w:spacing w:after="0" w:line="240" w:lineRule="auto"/>
+              <w:jc w:val="center"/>
+            </w:pPr>
+            <w:r>
+              <w:rPr>
+                <w:b/>
+                <w:sz w:val="16"/>
+              </w:rPr>
+              <w:t>n</w:t>
+            </w:r>
+          </w:p>
+        </w:tc>
+        <w:tc>
+          <w:tcPr>
+            <w:tcW w:type="dxa" w:w="1230"/>
+            <w:shd w:val="clear" w:color="auto" w:fill="DAE9F7"/>
+          </w:tcPr>
+          <w:p>
+            <w:pPr>
+              <w:keepNext/>
+              <w:spacing w:after="0" w:line="240" w:lineRule="auto"/>
+              <w:jc w:val="center"/>
+            </w:pPr>
+            <w:r>
+              <w:rPr>
+                <w:b/>
+                <w:sz w:val="16"/>
+              </w:rPr>
+              <w:t>aprueba</w:t>
+            </w:r>
+          </w:p>
+        </w:tc>
+        <w:tc>
+          <w:tcPr>
+            <w:tcW w:type="dxa" w:w="957"/>
+            <w:shd w:val="clear" w:color="auto" w:fill="DAE9F7"/>
+          </w:tcPr>
+          <w:p>
+            <w:pPr>
+              <w:keepNext/>
+              <w:spacing w:after="0" w:line="240" w:lineRule="auto"/>
+              <w:jc w:val="center"/>
+            </w:pPr>
+            <w:r>
+              <w:rPr>
+                <w:b/>
+                <w:sz w:val="16"/>
+              </w:rPr>
+              <w:t>falla</w:t>
+            </w:r>
+          </w:p>
+        </w:tc>
+        <w:tc>
+          <w:tcPr>
+            <w:tcW w:type="dxa" w:w="2047"/>
+            <w:shd w:val="clear" w:color="auto" w:fill="DAE9F7"/>
+          </w:tcPr>
+          <w:p>
+            <w:pPr>
+              <w:keepNext/>
+              <w:spacing w:after="0" w:line="240" w:lineRule="auto"/>
+              <w:jc w:val="center"/>
+            </w:pPr>
+            <w:r>
+              <w:rPr>
+                <w:b/>
+                <w:sz w:val="16"/>
+              </w:rPr>
+              <w:t>sin respuesta</w:t>
+            </w:r>
+          </w:p>
+        </w:tc>
+        <w:tc>
+          <w:tcPr>
+            <w:tcW w:type="dxa" w:w="2047"/>
+            <w:shd w:val="clear" w:color="auto" w:fill="DAE9F7"/>
+          </w:tcPr>
+          <w:p>
+            <w:pPr>
+              <w:keepNext/>
+              <w:spacing w:after="0" w:line="240" w:lineRule="auto"/>
+              <w:jc w:val="center"/>
+            </w:pPr>
+            <w:r>
+              <w:rPr>
+                <w:b/>
+                <w:sz w:val="16"/>
+              </w:rPr>
+              <w:t>puntaje medio</w:t>
+            </w:r>
+          </w:p>
+        </w:tc>
+      </w:tr>
+      <w:tr>
+        <w:trPr>
+          <w:cantSplit/>
+        </w:trPr>
+        <w:tc>
+          <w:tcPr>
+            <w:tcW w:type="dxa" w:w="2184"/>
+          </w:tcPr>
+          <w:p>
+            <w:pPr>
+              <w:keepNext/>
+              <w:spacing w:after="0" w:line="240" w:lineRule="auto"/>
+            </w:pPr>
+            <w:r>
+              <w:rPr>
+                <w:sz w:val="16"/>
+              </w:rPr>
+              <w:t>cifra</w:t>
+            </w:r>
+          </w:p>
+        </w:tc>
+        <w:tc>
+          <w:tcPr>
+            <w:tcW w:type="dxa" w:w="549"/>
+          </w:tcPr>
+          <w:p>
+            <w:pPr>
+              <w:keepNext/>
+              <w:spacing w:after="0" w:line="240" w:lineRule="auto"/>
+            </w:pPr>
+            <w:r>
+              <w:rPr>
+                <w:sz w:val="16"/>
+              </w:rPr>
+              <w:t>9</w:t>
+            </w:r>
+          </w:p>
+        </w:tc>
+        <w:tc>
+          <w:tcPr>
+            <w:tcW w:type="dxa" w:w="1230"/>
+          </w:tcPr>
+          <w:p>
+            <w:pPr>
+              <w:keepNext/>
+              <w:spacing w:after="0" w:line="240" w:lineRule="auto"/>
+            </w:pPr>
+            <w:r>
+              <w:rPr>
+                <w:sz w:val="16"/>
+              </w:rPr>
+              <w:t>9</w:t>
+            </w:r>
+          </w:p>
+        </w:tc>
+        <w:tc>
+          <w:tcPr>
+            <w:tcW w:type="dxa" w:w="957"/>
+          </w:tcPr>
+          <w:p>
+            <w:pPr>
+              <w:keepNext/>
+              <w:spacing w:after="0" w:line="240" w:lineRule="auto"/>
+            </w:pPr>
+            <w:r>
+              <w:rPr>
+                <w:sz w:val="16"/>
+              </w:rPr>
+              <w:t>0</w:t>
+            </w:r>
+          </w:p>
+        </w:tc>
+        <w:tc>
+          <w:tcPr>
+            <w:tcW w:type="dxa" w:w="2047"/>
+          </w:tcPr>
+          <w:p>
+            <w:pPr>
+              <w:keepNext/>
+              <w:spacing w:after="0" w:line="240" w:lineRule="auto"/>
+            </w:pPr>
+            <w:r>
+              <w:rPr>
+                <w:sz w:val="16"/>
+              </w:rPr>
+              <w:t>0</w:t>
+            </w:r>
+          </w:p>
+        </w:tc>
+        <w:tc>
+          <w:tcPr>
+            <w:tcW w:type="dxa" w:w="2047"/>
+          </w:tcPr>
+          <w:p>
+            <w:pPr>
+              <w:keepNext/>
+              <w:spacing w:after="0" w:line="240" w:lineRule="auto"/>
+            </w:pPr>
+            <w:r>
+              <w:rPr>
+                <w:sz w:val="16"/>
+              </w:rPr>
+              <w:t>5</w:t>
+            </w:r>
+          </w:p>
+        </w:tc>
+      </w:tr>
+      <w:tr>
+        <w:trPr>
+          <w:cantSplit/>
+        </w:trPr>
+        <w:tc>
+          <w:tcPr>
+            <w:tcW w:type="dxa" w:w="2184"/>
+          </w:tcPr>
+          <w:p>
+            <w:pPr>
+              <w:keepNext/>
+              <w:spacing w:after="0" w:line="240" w:lineRule="auto"/>
+            </w:pPr>
+            <w:r>
+              <w:rPr>
+                <w:sz w:val="16"/>
+              </w:rPr>
+              <w:t>cifra_presente</w:t>
+            </w:r>
+          </w:p>
+        </w:tc>
+        <w:tc>
+          <w:tcPr>
+            <w:tcW w:type="dxa" w:w="549"/>
+          </w:tcPr>
+          <w:p>
+            <w:pPr>
+              <w:keepNext/>
+              <w:spacing w:after="0" w:line="240" w:lineRule="auto"/>
+            </w:pPr>
+            <w:r>
+              <w:rPr>
+                <w:sz w:val="16"/>
+              </w:rPr>
+              <w:t>14</w:t>
+            </w:r>
+          </w:p>
+        </w:tc>
+        <w:tc>
+          <w:tcPr>
+            <w:tcW w:type="dxa" w:w="1230"/>
+          </w:tcPr>
+          <w:p>
+            <w:pPr>
+              <w:keepNext/>
+              <w:spacing w:after="0" w:line="240" w:lineRule="auto"/>
+            </w:pPr>
+            <w:r>
+              <w:rPr>
+                <w:sz w:val="16"/>
+              </w:rPr>
+              <w:t>14</w:t>
+            </w:r>
+          </w:p>
+        </w:tc>
+        <w:tc>
+          <w:tcPr>
+            <w:tcW w:type="dxa" w:w="957"/>
+          </w:tcPr>
+          <w:p>
+            <w:pPr>
+              <w:keepNext/>
+              <w:spacing w:after="0" w:line="240" w:lineRule="auto"/>
+            </w:pPr>
+            <w:r>
+              <w:rPr>
+                <w:sz w:val="16"/>
+              </w:rPr>
+              <w:t>0</w:t>
+            </w:r>
+          </w:p>
+        </w:tc>
+        <w:tc>
+          <w:tcPr>
+            <w:tcW w:type="dxa" w:w="2047"/>
+          </w:tcPr>
+          <w:p>
+            <w:pPr>
+              <w:keepNext/>
+              <w:spacing w:after="0" w:line="240" w:lineRule="auto"/>
+            </w:pPr>
+            <w:r>
+              <w:rPr>
+                <w:sz w:val="16"/>
+              </w:rPr>
+              <w:t>0</w:t>
+            </w:r>
+          </w:p>
+        </w:tc>
+        <w:tc>
+          <w:tcPr>
+            <w:tcW w:type="dxa" w:w="2047"/>
+          </w:tcPr>
+          <w:p>
+            <w:pPr>
+              <w:keepNext/>
+              <w:spacing w:after="0" w:line="240" w:lineRule="auto"/>
+            </w:pPr>
+            <w:r>
+              <w:rPr>
+                <w:sz w:val="16"/>
+              </w:rPr>
+              <w:t>5</w:t>
+            </w:r>
+          </w:p>
+        </w:tc>
+      </w:tr>
+      <w:tr>
+        <w:trPr>
+          <w:cantSplit/>
+        </w:trPr>
+        <w:tc>
+          <w:tcPr>
+            <w:tcW w:type="dxa" w:w="2184"/>
+          </w:tcPr>
+          <w:p>
+            <w:pPr>
+              <w:keepNext/>
+              <w:spacing w:after="0" w:line="240" w:lineRule="auto"/>
+            </w:pPr>
+            <w:r>
+              <w:rPr>
+                <w:sz w:val="16"/>
+              </w:rPr>
+              <w:t>contiene</w:t>
+            </w:r>
+          </w:p>
+        </w:tc>
+        <w:tc>
+          <w:tcPr>
+            <w:tcW w:type="dxa" w:w="549"/>
+          </w:tcPr>
+          <w:p>
+            <w:pPr>
+              <w:keepNext/>
+              <w:spacing w:after="0" w:line="240" w:lineRule="auto"/>
+            </w:pPr>
+            <w:r>
+              <w:rPr>
+                <w:sz w:val="16"/>
+              </w:rPr>
+              <w:t>3</w:t>
+            </w:r>
+          </w:p>
+        </w:tc>
+        <w:tc>
+          <w:tcPr>
+            <w:tcW w:type="dxa" w:w="1230"/>
+          </w:tcPr>
+          <w:p>
+            <w:pPr>
+              <w:keepNext/>
+              <w:spacing w:after="0" w:line="240" w:lineRule="auto"/>
+            </w:pPr>
+            <w:r>
+              <w:rPr>
+                <w:sz w:val="16"/>
+              </w:rPr>
+              <w:t>3</w:t>
+            </w:r>
+          </w:p>
+        </w:tc>
+        <w:tc>
+          <w:tcPr>
+            <w:tcW w:type="dxa" w:w="957"/>
+          </w:tcPr>
+          <w:p>
+            <w:pPr>
+              <w:keepNext/>
+              <w:spacing w:after="0" w:line="240" w:lineRule="auto"/>
+            </w:pPr>
+            <w:r>
+              <w:rPr>
+                <w:sz w:val="16"/>
+              </w:rPr>
+              <w:t>0</w:t>
+            </w:r>
+          </w:p>
+        </w:tc>
+        <w:tc>
+          <w:tcPr>
+            <w:tcW w:type="dxa" w:w="2047"/>
+          </w:tcPr>
+          <w:p>
+            <w:pPr>
+              <w:keepNext/>
+              <w:spacing w:after="0" w:line="240" w:lineRule="auto"/>
+            </w:pPr>
+            <w:r>
+              <w:rPr>
+                <w:sz w:val="16"/>
+              </w:rPr>
+              <w:t>0</w:t>
+            </w:r>
+          </w:p>
+        </w:tc>
+        <w:tc>
+          <w:tcPr>
+            <w:tcW w:type="dxa" w:w="2047"/>
+          </w:tcPr>
+          <w:p>
+            <w:pPr>
+              <w:keepNext/>
+              <w:spacing w:after="0" w:line="240" w:lineRule="auto"/>
+            </w:pPr>
+            <w:r>
+              <w:rPr>
+                <w:sz w:val="16"/>
+              </w:rPr>
+              <w:t>5</w:t>
+            </w:r>
+          </w:p>
+        </w:tc>
+      </w:tr>
+      <w:tr>
+        <w:trPr>
+          <w:cantSplit/>
+        </w:trPr>
+        <w:tc>
+          <w:tcPr>
+            <w:tcW w:type="dxa" w:w="2184"/>
+          </w:tcPr>
+          <w:p>
+            <w:pPr>
+              <w:keepNext/>
+              <w:spacing w:after="0" w:line="240" w:lineRule="auto"/>
+            </w:pPr>
+            <w:r>
+              <w:rPr>
+                <w:sz w:val="16"/>
+              </w:rPr>
+              <w:t>juez</w:t>
+            </w:r>
+          </w:p>
+        </w:tc>
+        <w:tc>
+          <w:tcPr>
+            <w:tcW w:type="dxa" w:w="549"/>
+          </w:tcPr>
+          <w:p>
+            <w:pPr>
+              <w:keepNext/>
+              <w:spacing w:after="0" w:line="240" w:lineRule="auto"/>
+            </w:pPr>
+            <w:r>
+              <w:rPr>
+                <w:sz w:val="16"/>
+              </w:rPr>
+              <w:t>5</w:t>
+            </w:r>
+          </w:p>
+        </w:tc>
+        <w:tc>
+          <w:tcPr>
+            <w:tcW w:type="dxa" w:w="1230"/>
+          </w:tcPr>
+          <w:p>
+            <w:pPr>
+              <w:keepNext/>
+              <w:spacing w:after="0" w:line="240" w:lineRule="auto"/>
+            </w:pPr>
+            <w:r>
+              <w:rPr>
+                <w:sz w:val="16"/>
+              </w:rPr>
+              <w:t>5</w:t>
+            </w:r>
+          </w:p>
+        </w:tc>
+        <w:tc>
+          <w:tcPr>
+            <w:tcW w:type="dxa" w:w="957"/>
+          </w:tcPr>
+          <w:p>
+            <w:pPr>
+              <w:keepNext/>
+              <w:spacing w:after="0" w:line="240" w:lineRule="auto"/>
+            </w:pPr>
+            <w:r>
+              <w:rPr>
+                <w:sz w:val="16"/>
+              </w:rPr>
+              <w:t>0</w:t>
+            </w:r>
+          </w:p>
+        </w:tc>
+        <w:tc>
+          <w:tcPr>
+            <w:tcW w:type="dxa" w:w="2047"/>
+          </w:tcPr>
+          <w:p>
+            <w:pPr>
+              <w:keepNext/>
+              <w:spacing w:after="0" w:line="240" w:lineRule="auto"/>
+            </w:pPr>
+            <w:r>
+              <w:rPr>
+                <w:sz w:val="16"/>
+              </w:rPr>
+              <w:t>0</w:t>
+            </w:r>
+          </w:p>
+        </w:tc>
+        <w:tc>
+          <w:tcPr>
+            <w:tcW w:type="dxa" w:w="2047"/>
+          </w:tcPr>
+          <w:p>
+            <w:pPr>
+              <w:keepNext/>
+              <w:spacing w:after="0" w:line="240" w:lineRule="auto"/>
+            </w:pPr>
+            <w:r>
+              <w:rPr>
+                <w:sz w:val="16"/>
+              </w:rPr>
+              <w:t>5</w:t>
+            </w:r>
+          </w:p>
+        </w:tc>
+      </w:tr>
+      <w:tr>
+        <w:trPr>
+          <w:cantSplit/>
+        </w:trPr>
+        <w:tc>
+          <w:tcPr>
+            <w:tcW w:type="dxa" w:w="2184"/>
+          </w:tcPr>
+          <w:p>
+            <w:pPr>
+              <w:spacing w:after="0" w:line="240" w:lineRule="auto"/>
+            </w:pPr>
+            <w:r>
+              <w:rPr>
+                <w:sz w:val="16"/>
+              </w:rPr>
+              <w:t>secciones</w:t>
+            </w:r>
+          </w:p>
+        </w:tc>
+        <w:tc>
+          <w:tcPr>
+            <w:tcW w:type="dxa" w:w="549"/>
+          </w:tcPr>
+          <w:p>
+            <w:pPr>
+              <w:spacing w:after="0" w:line="240" w:lineRule="auto"/>
+            </w:pPr>
+            <w:r>
+              <w:rPr>
+                <w:sz w:val="16"/>
+              </w:rPr>
+              <w:t>4</w:t>
+            </w:r>
+          </w:p>
+        </w:tc>
+        <w:tc>
+          <w:tcPr>
+            <w:tcW w:type="dxa" w:w="1230"/>
+          </w:tcPr>
+          <w:p>
+            <w:pPr>
+              <w:spacing w:after="0" w:line="240" w:lineRule="auto"/>
+            </w:pPr>
+            <w:r>
+              <w:rPr>
+                <w:sz w:val="16"/>
+              </w:rPr>
+              <w:t>4</w:t>
+            </w:r>
+          </w:p>
+        </w:tc>
+        <w:tc>
+          <w:tcPr>
+            <w:tcW w:type="dxa" w:w="957"/>
+          </w:tcPr>
+          <w:p>
+            <w:pPr>
+              <w:spacing w:after="0" w:line="240" w:lineRule="auto"/>
+            </w:pPr>
+            <w:r>
+              <w:rPr>
+                <w:sz w:val="16"/>
+              </w:rPr>
+              <w:t>0</w:t>
+            </w:r>
+          </w:p>
+        </w:tc>
+        <w:tc>
+          <w:tcPr>
+            <w:tcW w:type="dxa" w:w="2047"/>
+          </w:tcPr>
+          <w:p>
+            <w:pPr>
+              <w:spacing w:after="0" w:line="240" w:lineRule="auto"/>
+            </w:pPr>
+            <w:r>
+              <w:rPr>
+                <w:sz w:val="16"/>
+              </w:rPr>
+              <w:t>0</w:t>
+            </w:r>
+          </w:p>
+        </w:tc>
+        <w:tc>
+          <w:tcPr>
+            <w:tcW w:type="dxa" w:w="2047"/>
+          </w:tcPr>
+          <w:p>
+            <w:pPr>
+              <w:spacing w:after="0" w:line="240" w:lineRule="auto"/>
+            </w:pPr>
+            <w:r>
+              <w:rPr>
+                <w:sz w:val="16"/>
+              </w:rPr>
+              <w:t>5</w:t>
+            </w:r>
+          </w:p>
+        </w:tc>
+      </w:tr>
+    </w:tbl>
+    <w:p>
+      <w:pPr>
+        <w:spacing w:after="0"/>
+      </w:pPr>
+    </w:p>
+    <w:p>
+      <w:pPr>
+        <w:keepNext/>
+        <w:spacing w:before="120"/>
+      </w:pPr>
+      <w:r>
+        <w:rPr>
+          <w:b/>
+          <w:color w:val="0F4761"/>
+          <w:sz w:val="23"/>
+        </w:rPr>
+        <w:t>Calibración del juez (mejora)</w:t>
+      </w:r>
+    </w:p>
+    <w:tbl>
+      <w:tblPr>
+        <w:tblW w:type="auto" w:w="0"/>
+        <w:tblLook w:firstColumn="1" w:firstRow="1" w:lastColumn="0" w:lastRow="0" w:noHBand="0" w:noVBand="1" w:val="04A0"/>
+        <w:tblBorders>
+          <w:top w:val="single" w:sz="4" w:space="0" w:color="000000"/>
+          <w:left w:val="single" w:sz="4" w:space="0" w:color="000000"/>
+          <w:bottom w:val="single" w:sz="4" w:space="0" w:color="000000"/>
+          <w:right w:val="single" w:sz="4" w:space="0" w:color="000000"/>
+          <w:insideH w:val="single" w:sz="4" w:space="0" w:color="000000"/>
+          <w:insideV w:val="single" w:sz="4" w:space="0" w:color="000000"/>
+        </w:tblBorders>
+        <w:tblLayout w:type="fixed"/>
+      </w:tblPr>
+      <w:tblGrid>
+        <w:gridCol w:w="4673"/>
+        <w:gridCol w:w="800"/>
+        <w:gridCol w:w="1028"/>
+        <w:gridCol w:w="800"/>
+        <w:gridCol w:w="1712"/>
+      </w:tblGrid>
+      <w:tr>
+        <w:trPr>
+          <w:tblHeader/>
+          <w:cantSplit/>
+        </w:trPr>
+        <w:tc>
+          <w:tcPr>
+            <w:tcW w:type="dxa" w:w="4673"/>
+            <w:shd w:val="clear" w:color="auto" w:fill="DAE9F7"/>
+          </w:tcPr>
+          <w:p>
+            <w:pPr>
+              <w:keepNext/>
+              <w:spacing w:after="0" w:line="240" w:lineRule="auto"/>
+              <w:jc w:val="center"/>
+            </w:pPr>
+            <w:r>
+              <w:rPr>
+                <w:b/>
+                <w:sz w:val="16"/>
+              </w:rPr>
+              <w:t>calibración</w:t>
+            </w:r>
+          </w:p>
+        </w:tc>
+        <w:tc>
+          <w:tcPr>
+            <w:tcW w:type="dxa" w:w="800"/>
+            <w:shd w:val="clear" w:color="auto" w:fill="DAE9F7"/>
+          </w:tcPr>
+          <w:p>
+            <w:pPr>
+              <w:keepNext/>
+              <w:spacing w:after="0" w:line="240" w:lineRule="auto"/>
+              <w:jc w:val="center"/>
+            </w:pPr>
+            <w:r>
+              <w:rPr>
+                <w:b/>
+                <w:sz w:val="16"/>
+              </w:rPr>
+              <w:t>pares</w:t>
+            </w:r>
+          </w:p>
+        </w:tc>
+        <w:tc>
+          <w:tcPr>
+            <w:tcW w:type="dxa" w:w="1028"/>
+            <w:shd w:val="clear" w:color="auto" w:fill="DAE9F7"/>
+          </w:tcPr>
+          <w:p>
+            <w:pPr>
+              <w:keepNext/>
+              <w:spacing w:after="0" w:line="240" w:lineRule="auto"/>
+              <w:jc w:val="center"/>
+            </w:pPr>
+            <w:r>
+              <w:rPr>
+                <w:b/>
+                <w:sz w:val="16"/>
+              </w:rPr>
+              <w:t>acuerdo</w:t>
+            </w:r>
+          </w:p>
+        </w:tc>
+        <w:tc>
+          <w:tcPr>
+            <w:tcW w:type="dxa" w:w="800"/>
+            <w:shd w:val="clear" w:color="auto" w:fill="DAE9F7"/>
+          </w:tcPr>
+          <w:p>
+            <w:pPr>
+              <w:keepNext/>
+              <w:spacing w:after="0" w:line="240" w:lineRule="auto"/>
+              <w:jc w:val="center"/>
+            </w:pPr>
+            <w:r>
+              <w:rPr>
+                <w:b/>
+                <w:sz w:val="16"/>
+              </w:rPr>
+              <w:t>kappa</w:t>
+            </w:r>
+          </w:p>
+        </w:tc>
+        <w:tc>
+          <w:tcPr>
+            <w:tcW w:type="dxa" w:w="1712"/>
+            <w:shd w:val="clear" w:color="auto" w:fill="DAE9F7"/>
+          </w:tcPr>
+          <w:p>
+            <w:pPr>
+              <w:keepNext/>
+              <w:spacing w:after="0" w:line="240" w:lineRule="auto"/>
+              <w:jc w:val="center"/>
+            </w:pPr>
+            <w:r>
+              <w:rPr>
+                <w:b/>
+                <w:sz w:val="16"/>
+              </w:rPr>
+              <w:t>discrepancias</w:t>
+            </w:r>
+          </w:p>
+        </w:tc>
+      </w:tr>
+      <w:tr>
+        <w:trPr>
+          <w:cantSplit/>
+        </w:trPr>
+        <w:tc>
+          <w:tcPr>
+            <w:tcW w:type="dxa" w:w="4673"/>
+          </w:tcPr>
+          <w:p>
+            <w:pPr>
+              <w:spacing w:after="0" w:line="240" w:lineRule="auto"/>
+            </w:pPr>
+            <w:r>
+              <w:rPr>
+                <w:sz w:val="16"/>
+              </w:rPr>
+              <w:t>juez vs. verificador (golden corregido)</w:t>
+            </w:r>
+          </w:p>
+        </w:tc>
+        <w:tc>
+          <w:tcPr>
+            <w:tcW w:type="dxa" w:w="800"/>
+          </w:tcPr>
+          <w:p>
+            <w:pPr>
+              <w:spacing w:after="0" w:line="240" w:lineRule="auto"/>
+            </w:pPr>
+            <w:r>
+              <w:rPr>
+                <w:sz w:val="16"/>
+              </w:rPr>
+              <w:t>30</w:t>
+            </w:r>
+          </w:p>
+        </w:tc>
+        <w:tc>
+          <w:tcPr>
+            <w:tcW w:type="dxa" w:w="1028"/>
+          </w:tcPr>
+          <w:p>
+            <w:pPr>
+              <w:spacing w:after="0" w:line="240" w:lineRule="auto"/>
+            </w:pPr>
+            <w:r>
+              <w:rPr>
+                <w:sz w:val="16"/>
+              </w:rPr>
+              <w:t>0.933</w:t>
+            </w:r>
+          </w:p>
+        </w:tc>
+        <w:tc>
+          <w:tcPr>
+            <w:tcW w:type="dxa" w:w="800"/>
+          </w:tcPr>
+          <w:p>
+            <w:pPr>
+              <w:spacing w:after="0" w:line="240" w:lineRule="auto"/>
+            </w:pPr>
+            <w:r>
+              <w:rPr>
+                <w:sz w:val="16"/>
+              </w:rPr>
+              <w:t>0</w:t>
+            </w:r>
+          </w:p>
+        </w:tc>
+        <w:tc>
+          <w:tcPr>
+            <w:tcW w:type="dxa" w:w="1712"/>
+          </w:tcPr>
+          <w:p>
+            <w:pPr>
+              <w:spacing w:after="0" w:line="240" w:lineRule="auto"/>
+            </w:pPr>
+            <w:r>
+              <w:rPr>
+                <w:sz w:val="16"/>
+              </w:rPr>
+              <w:t>A09, H09</w:t>
+            </w:r>
+          </w:p>
+        </w:tc>
+      </w:tr>
+    </w:tbl>
+    <w:p>
+      <w:pPr>
+        <w:spacing w:after="0"/>
+      </w:pPr>
+    </w:p>
+    <w:p>
+      <w:pPr>
         <w:jc w:val="both"/>
       </w:pPr>
       <w:r>
@@ -10134,7 +15942,7 @@
       </w:r>
       <w:r>
         <w:rPr/>
-        <w:t xml:space="preserve"> entregables para fabricar casos negativos: se reporta que, en este golden, el agente resuelve correctamente según las tres fuentes, y que la capacidad del juez de detectar fallos quedó sin medir.</w:t>
+        <w:t xml:space="preserve"> entregables para fabricar casos negativos: se reporta que, en este golden, el agente resuelve correctamente según las tres fuentes, y que la capacidad del juez de detectar fallos quedó sin medir en la base. La corrida mejorada trajo el primer fallo real, y el juez no lo vio (ver la 2.c).</w:t>
       </w:r>
     </w:p>
     <w:p>
@@ -15369,14 +21177,1654 @@
     </w:p>
     <w:p>
       <w:pPr>
-        <w:jc w:val="both"/>
+        <w:keepNext/>
+        <w:spacing w:before="120"/>
       </w:pPr>
       <w:r>
         <w:rPr>
-          <w:i/>
+          <w:b/>
+          <w:color w:val="0F4761"/>
+          <w:sz w:val="23"/>
         </w:rPr>
-        <w:t>Aún no hay corrida mejorada.</w:t>
-      </w:r>
+        <w:t>Antes (v1, base) → después (v2, mejora): mismo golden, verificador, juez y modelo</w:t>
+      </w:r>
+    </w:p>
+    <w:tbl>
+      <w:tblPr>
+        <w:tblW w:type="auto" w:w="0"/>
+        <w:tblLook w:firstColumn="1" w:firstRow="1" w:lastColumn="0" w:lastRow="0" w:noHBand="0" w:noVBand="1" w:val="04A0"/>
+        <w:tblBorders>
+          <w:top w:val="single" w:sz="4" w:space="0" w:color="000000"/>
+          <w:left w:val="single" w:sz="4" w:space="0" w:color="000000"/>
+          <w:bottom w:val="single" w:sz="4" w:space="0" w:color="000000"/>
+          <w:right w:val="single" w:sz="4" w:space="0" w:color="000000"/>
+          <w:insideH w:val="single" w:sz="4" w:space="0" w:color="000000"/>
+          <w:insideV w:val="single" w:sz="4" w:space="0" w:color="000000"/>
+        </w:tblBorders>
+        <w:tblLayout w:type="fixed"/>
+      </w:tblPr>
+      <w:tblGrid>
+        <w:gridCol w:w="537"/>
+        <w:gridCol w:w="1094"/>
+        <w:gridCol w:w="843"/>
+        <w:gridCol w:w="897"/>
+        <w:gridCol w:w="1170"/>
+        <w:gridCol w:w="1276"/>
+        <w:gridCol w:w="992"/>
+        <w:gridCol w:w="1014"/>
+        <w:gridCol w:w="1191"/>
+      </w:tblGrid>
+      <w:tr>
+        <w:trPr>
+          <w:tblHeader/>
+          <w:cantSplit/>
+        </w:trPr>
+        <w:tc>
+          <w:tcPr>
+            <w:tcW w:type="dxa" w:w="537"/>
+            <w:shd w:val="clear" w:color="auto" w:fill="DAE9F7"/>
+          </w:tcPr>
+          <w:p>
+            <w:pPr>
+              <w:keepNext/>
+              <w:spacing w:after="0" w:line="240" w:lineRule="auto"/>
+              <w:jc w:val="center"/>
+            </w:pPr>
+            <w:r>
+              <w:rPr>
+                <w:b/>
+                <w:sz w:val="14"/>
+              </w:rPr>
+              <w:t>tarea</w:t>
+            </w:r>
+          </w:p>
+        </w:tc>
+        <w:tc>
+          <w:tcPr>
+            <w:tcW w:type="dxa" w:w="1094"/>
+            <w:shd w:val="clear" w:color="auto" w:fill="DAE9F7"/>
+          </w:tcPr>
+          <w:p>
+            <w:pPr>
+              <w:keepNext/>
+              <w:spacing w:after="0" w:line="240" w:lineRule="auto"/>
+              <w:jc w:val="center"/>
+            </w:pPr>
+            <w:r>
+              <w:rPr>
+                <w:b/>
+                <w:sz w:val="14"/>
+              </w:rPr>
+              <w:t>comprobaciones</w:t>
+            </w:r>
+          </w:p>
+        </w:tc>
+        <w:tc>
+          <w:tcPr>
+            <w:tcW w:type="dxa" w:w="843"/>
+            <w:shd w:val="clear" w:color="auto" w:fill="DAE9F7"/>
+          </w:tcPr>
+          <w:p>
+            <w:pPr>
+              <w:keepNext/>
+              <w:spacing w:after="0" w:line="240" w:lineRule="auto"/>
+              <w:jc w:val="center"/>
+            </w:pPr>
+            <w:r>
+              <w:rPr>
+                <w:b/>
+                <w:sz w:val="14"/>
+              </w:rPr>
+              <w:t>duración (s)</w:t>
+            </w:r>
+          </w:p>
+        </w:tc>
+        <w:tc>
+          <w:tcPr>
+            <w:tcW w:type="dxa" w:w="897"/>
+            <w:shd w:val="clear" w:color="auto" w:fill="DAE9F7"/>
+          </w:tcPr>
+          <w:p>
+            <w:pPr>
+              <w:keepNext/>
+              <w:spacing w:after="0" w:line="240" w:lineRule="auto"/>
+              <w:jc w:val="center"/>
+            </w:pPr>
+            <w:r>
+              <w:rPr>
+                <w:b/>
+                <w:sz w:val="14"/>
+              </w:rPr>
+              <w:t>tokens salida</w:t>
+            </w:r>
+          </w:p>
+        </w:tc>
+        <w:tc>
+          <w:tcPr>
+            <w:tcW w:type="dxa" w:w="1170"/>
+            <w:shd w:val="clear" w:color="auto" w:fill="DAE9F7"/>
+          </w:tcPr>
+          <w:p>
+            <w:pPr>
+              <w:keepNext/>
+              <w:spacing w:after="0" w:line="240" w:lineRule="auto"/>
+              <w:jc w:val="center"/>
+            </w:pPr>
+            <w:r>
+              <w:rPr>
+                <w:b/>
+                <w:sz w:val="14"/>
+              </w:rPr>
+              <w:t>llamadas programador</w:t>
+            </w:r>
+          </w:p>
+        </w:tc>
+        <w:tc>
+          <w:tcPr>
+            <w:tcW w:type="dxa" w:w="1276"/>
+            <w:shd w:val="clear" w:color="auto" w:fill="DAE9F7"/>
+          </w:tcPr>
+          <w:p>
+            <w:pPr>
+              <w:keepNext/>
+              <w:spacing w:after="0" w:line="240" w:lineRule="auto"/>
+              <w:jc w:val="center"/>
+            </w:pPr>
+            <w:r>
+              <w:rPr>
+                <w:b/>
+                <w:sz w:val="14"/>
+              </w:rPr>
+              <w:t>tokens salida programador</w:t>
+            </w:r>
+          </w:p>
+        </w:tc>
+        <w:tc>
+          <w:tcPr>
+            <w:tcW w:type="dxa" w:w="992"/>
+            <w:shd w:val="clear" w:color="auto" w:fill="DAE9F7"/>
+          </w:tcPr>
+          <w:p>
+            <w:pPr>
+              <w:keepNext/>
+              <w:spacing w:after="0" w:line="240" w:lineRule="auto"/>
+              <w:jc w:val="center"/>
+            </w:pPr>
+            <w:r>
+              <w:rPr>
+                <w:b/>
+                <w:sz w:val="14"/>
+              </w:rPr>
+              <w:t>vacías por longitud</w:t>
+            </w:r>
+          </w:p>
+        </w:tc>
+        <w:tc>
+          <w:tcPr>
+            <w:tcW w:type="dxa" w:w="1014"/>
+            <w:shd w:val="clear" w:color="auto" w:fill="DAE9F7"/>
+          </w:tcPr>
+          <w:p>
+            <w:pPr>
+              <w:keepNext/>
+              <w:spacing w:after="0" w:line="240" w:lineRule="auto"/>
+              <w:jc w:val="center"/>
+            </w:pPr>
+            <w:r>
+              <w:rPr>
+                <w:b/>
+                <w:sz w:val="14"/>
+              </w:rPr>
+              <w:t>rechazos del crítico</w:t>
+            </w:r>
+          </w:p>
+        </w:tc>
+        <w:tc>
+          <w:tcPr>
+            <w:tcW w:type="dxa" w:w="1191"/>
+            <w:shd w:val="clear" w:color="auto" w:fill="DAE9F7"/>
+          </w:tcPr>
+          <w:p>
+            <w:pPr>
+              <w:keepNext/>
+              <w:spacing w:after="0" w:line="240" w:lineRule="auto"/>
+              <w:jc w:val="center"/>
+            </w:pPr>
+            <w:r>
+              <w:rPr>
+                <w:b/>
+                <w:sz w:val="14"/>
+              </w:rPr>
+              <w:t>ejecuciones con error</w:t>
+            </w:r>
+          </w:p>
+        </w:tc>
+      </w:tr>
+      <w:tr>
+        <w:trPr>
+          <w:cantSplit/>
+        </w:trPr>
+        <w:tc>
+          <w:tcPr>
+            <w:tcW w:type="dxa" w:w="537"/>
+          </w:tcPr>
+          <w:p>
+            <w:pPr>
+              <w:keepNext/>
+              <w:spacing w:after="0" w:line="240" w:lineRule="auto"/>
+            </w:pPr>
+            <w:r>
+              <w:rPr>
+                <w:sz w:val="14"/>
+              </w:rPr>
+              <w:t>A</w:t>
+            </w:r>
+          </w:p>
+        </w:tc>
+        <w:tc>
+          <w:tcPr>
+            <w:tcW w:type="dxa" w:w="1094"/>
+          </w:tcPr>
+          <w:p>
+            <w:pPr>
+              <w:keepNext/>
+              <w:spacing w:after="0" w:line="240" w:lineRule="auto"/>
+            </w:pPr>
+            <w:r>
+              <w:rPr>
+                <w:sz w:val="14"/>
+              </w:rPr>
+              <w:t>9/9 → 8/9</w:t>
+            </w:r>
+          </w:p>
+        </w:tc>
+        <w:tc>
+          <w:tcPr>
+            <w:tcW w:type="dxa" w:w="843"/>
+          </w:tcPr>
+          <w:p>
+            <w:pPr>
+              <w:keepNext/>
+              <w:spacing w:after="0" w:line="240" w:lineRule="auto"/>
+            </w:pPr>
+            <w:r>
+              <w:rPr>
+                <w:sz w:val="14"/>
+              </w:rPr>
+              <w:t>408 → 645</w:t>
+            </w:r>
+          </w:p>
+        </w:tc>
+        <w:tc>
+          <w:tcPr>
+            <w:tcW w:type="dxa" w:w="897"/>
+          </w:tcPr>
+          <w:p>
+            <w:pPr>
+              <w:keepNext/>
+              <w:spacing w:after="0" w:line="240" w:lineRule="auto"/>
+            </w:pPr>
+            <w:r>
+              <w:rPr>
+                <w:sz w:val="14"/>
+              </w:rPr>
+              <w:t>55,610 → 72,220</w:t>
+            </w:r>
+          </w:p>
+        </w:tc>
+        <w:tc>
+          <w:tcPr>
+            <w:tcW w:type="dxa" w:w="1170"/>
+          </w:tcPr>
+          <w:p>
+            <w:pPr>
+              <w:keepNext/>
+              <w:spacing w:after="0" w:line="240" w:lineRule="auto"/>
+            </w:pPr>
+            <w:r>
+              <w:rPr>
+                <w:sz w:val="14"/>
+              </w:rPr>
+              <w:t>3 → 4</w:t>
+            </w:r>
+          </w:p>
+        </w:tc>
+        <w:tc>
+          <w:tcPr>
+            <w:tcW w:type="dxa" w:w="1276"/>
+          </w:tcPr>
+          <w:p>
+            <w:pPr>
+              <w:keepNext/>
+              <w:spacing w:after="0" w:line="240" w:lineRule="auto"/>
+            </w:pPr>
+            <w:r>
+              <w:rPr>
+                <w:sz w:val="14"/>
+              </w:rPr>
+              <w:t>37,193 → 27,444</w:t>
+            </w:r>
+          </w:p>
+        </w:tc>
+        <w:tc>
+          <w:tcPr>
+            <w:tcW w:type="dxa" w:w="992"/>
+          </w:tcPr>
+          <w:p>
+            <w:pPr>
+              <w:keepNext/>
+              <w:spacing w:after="0" w:line="240" w:lineRule="auto"/>
+            </w:pPr>
+            <w:r>
+              <w:rPr>
+                <w:sz w:val="14"/>
+              </w:rPr>
+              <w:t>0 → 0</w:t>
+            </w:r>
+          </w:p>
+        </w:tc>
+        <w:tc>
+          <w:tcPr>
+            <w:tcW w:type="dxa" w:w="1014"/>
+          </w:tcPr>
+          <w:p>
+            <w:pPr>
+              <w:keepNext/>
+              <w:spacing w:after="0" w:line="240" w:lineRule="auto"/>
+            </w:pPr>
+            <w:r>
+              <w:rPr>
+                <w:sz w:val="14"/>
+              </w:rPr>
+              <w:t>0 → 1</w:t>
+            </w:r>
+          </w:p>
+        </w:tc>
+        <w:tc>
+          <w:tcPr>
+            <w:tcW w:type="dxa" w:w="1191"/>
+          </w:tcPr>
+          <w:p>
+            <w:pPr>
+              <w:keepNext/>
+              <w:spacing w:after="0" w:line="240" w:lineRule="auto"/>
+            </w:pPr>
+            <w:r>
+              <w:rPr>
+                <w:sz w:val="14"/>
+              </w:rPr>
+              <w:t>0 → 0</w:t>
+            </w:r>
+          </w:p>
+        </w:tc>
+      </w:tr>
+      <w:tr>
+        <w:trPr>
+          <w:cantSplit/>
+        </w:trPr>
+        <w:tc>
+          <w:tcPr>
+            <w:tcW w:type="dxa" w:w="537"/>
+          </w:tcPr>
+          <w:p>
+            <w:pPr>
+              <w:keepNext/>
+              <w:spacing w:after="0" w:line="240" w:lineRule="auto"/>
+            </w:pPr>
+            <w:r>
+              <w:rPr>
+                <w:sz w:val="14"/>
+              </w:rPr>
+              <w:t>B</w:t>
+            </w:r>
+          </w:p>
+        </w:tc>
+        <w:tc>
+          <w:tcPr>
+            <w:tcW w:type="dxa" w:w="1094"/>
+          </w:tcPr>
+          <w:p>
+            <w:pPr>
+              <w:keepNext/>
+              <w:spacing w:after="0" w:line="240" w:lineRule="auto"/>
+            </w:pPr>
+            <w:r>
+              <w:rPr>
+                <w:sz w:val="14"/>
+              </w:rPr>
+              <w:t>9/9 → 9/9</w:t>
+            </w:r>
+          </w:p>
+        </w:tc>
+        <w:tc>
+          <w:tcPr>
+            <w:tcW w:type="dxa" w:w="843"/>
+          </w:tcPr>
+          <w:p>
+            <w:pPr>
+              <w:keepNext/>
+              <w:spacing w:after="0" w:line="240" w:lineRule="auto"/>
+            </w:pPr>
+            <w:r>
+              <w:rPr>
+                <w:sz w:val="14"/>
+              </w:rPr>
+              <w:t>305 → 176</w:t>
+            </w:r>
+          </w:p>
+        </w:tc>
+        <w:tc>
+          <w:tcPr>
+            <w:tcW w:type="dxa" w:w="897"/>
+          </w:tcPr>
+          <w:p>
+            <w:pPr>
+              <w:keepNext/>
+              <w:spacing w:after="0" w:line="240" w:lineRule="auto"/>
+            </w:pPr>
+            <w:r>
+              <w:rPr>
+                <w:sz w:val="14"/>
+              </w:rPr>
+              <w:t>44,553 → 29,880</w:t>
+            </w:r>
+          </w:p>
+        </w:tc>
+        <w:tc>
+          <w:tcPr>
+            <w:tcW w:type="dxa" w:w="1170"/>
+          </w:tcPr>
+          <w:p>
+            <w:pPr>
+              <w:keepNext/>
+              <w:spacing w:after="0" w:line="240" w:lineRule="auto"/>
+            </w:pPr>
+            <w:r>
+              <w:rPr>
+                <w:sz w:val="14"/>
+              </w:rPr>
+              <w:t>3 → 3</w:t>
+            </w:r>
+          </w:p>
+        </w:tc>
+        <w:tc>
+          <w:tcPr>
+            <w:tcW w:type="dxa" w:w="1276"/>
+          </w:tcPr>
+          <w:p>
+            <w:pPr>
+              <w:keepNext/>
+              <w:spacing w:after="0" w:line="240" w:lineRule="auto"/>
+            </w:pPr>
+            <w:r>
+              <w:rPr>
+                <w:sz w:val="14"/>
+              </w:rPr>
+              <w:t>17,643 → 9,392</w:t>
+            </w:r>
+          </w:p>
+        </w:tc>
+        <w:tc>
+          <w:tcPr>
+            <w:tcW w:type="dxa" w:w="992"/>
+          </w:tcPr>
+          <w:p>
+            <w:pPr>
+              <w:keepNext/>
+              <w:spacing w:after="0" w:line="240" w:lineRule="auto"/>
+            </w:pPr>
+            <w:r>
+              <w:rPr>
+                <w:sz w:val="14"/>
+              </w:rPr>
+              <w:t>0 → 0</w:t>
+            </w:r>
+          </w:p>
+        </w:tc>
+        <w:tc>
+          <w:tcPr>
+            <w:tcW w:type="dxa" w:w="1014"/>
+          </w:tcPr>
+          <w:p>
+            <w:pPr>
+              <w:keepNext/>
+              <w:spacing w:after="0" w:line="240" w:lineRule="auto"/>
+            </w:pPr>
+            <w:r>
+              <w:rPr>
+                <w:sz w:val="14"/>
+              </w:rPr>
+              <w:t>0 → 0</w:t>
+            </w:r>
+          </w:p>
+        </w:tc>
+        <w:tc>
+          <w:tcPr>
+            <w:tcW w:type="dxa" w:w="1191"/>
+          </w:tcPr>
+          <w:p>
+            <w:pPr>
+              <w:keepNext/>
+              <w:spacing w:after="0" w:line="240" w:lineRule="auto"/>
+            </w:pPr>
+            <w:r>
+              <w:rPr>
+                <w:sz w:val="14"/>
+              </w:rPr>
+              <w:t>0 → 0</w:t>
+            </w:r>
+          </w:p>
+        </w:tc>
+      </w:tr>
+      <w:tr>
+        <w:trPr>
+          <w:cantSplit/>
+        </w:trPr>
+        <w:tc>
+          <w:tcPr>
+            <w:tcW w:type="dxa" w:w="537"/>
+          </w:tcPr>
+          <w:p>
+            <w:pPr>
+              <w:keepNext/>
+              <w:spacing w:after="0" w:line="240" w:lineRule="auto"/>
+            </w:pPr>
+            <w:r>
+              <w:rPr>
+                <w:sz w:val="14"/>
+              </w:rPr>
+              <w:t>C</w:t>
+            </w:r>
+          </w:p>
+        </w:tc>
+        <w:tc>
+          <w:tcPr>
+            <w:tcW w:type="dxa" w:w="1094"/>
+          </w:tcPr>
+          <w:p>
+            <w:pPr>
+              <w:keepNext/>
+              <w:spacing w:after="0" w:line="240" w:lineRule="auto"/>
+            </w:pPr>
+            <w:r>
+              <w:rPr>
+                <w:sz w:val="14"/>
+              </w:rPr>
+              <w:t>8/8 → 8/8</w:t>
+            </w:r>
+          </w:p>
+        </w:tc>
+        <w:tc>
+          <w:tcPr>
+            <w:tcW w:type="dxa" w:w="843"/>
+          </w:tcPr>
+          <w:p>
+            <w:pPr>
+              <w:keepNext/>
+              <w:spacing w:after="0" w:line="240" w:lineRule="auto"/>
+            </w:pPr>
+            <w:r>
+              <w:rPr>
+                <w:sz w:val="14"/>
+              </w:rPr>
+              <w:t>859 → 394</w:t>
+            </w:r>
+          </w:p>
+        </w:tc>
+        <w:tc>
+          <w:tcPr>
+            <w:tcW w:type="dxa" w:w="897"/>
+          </w:tcPr>
+          <w:p>
+            <w:pPr>
+              <w:keepNext/>
+              <w:spacing w:after="0" w:line="240" w:lineRule="auto"/>
+            </w:pPr>
+            <w:r>
+              <w:rPr>
+                <w:sz w:val="14"/>
+              </w:rPr>
+              <w:t>116,147 → 78,221</w:t>
+            </w:r>
+          </w:p>
+        </w:tc>
+        <w:tc>
+          <w:tcPr>
+            <w:tcW w:type="dxa" w:w="1170"/>
+          </w:tcPr>
+          <w:p>
+            <w:pPr>
+              <w:keepNext/>
+              <w:spacing w:after="0" w:line="240" w:lineRule="auto"/>
+            </w:pPr>
+            <w:r>
+              <w:rPr>
+                <w:sz w:val="14"/>
+              </w:rPr>
+              <w:t>4 → 3</w:t>
+            </w:r>
+          </w:p>
+        </w:tc>
+        <w:tc>
+          <w:tcPr>
+            <w:tcW w:type="dxa" w:w="1276"/>
+          </w:tcPr>
+          <w:p>
+            <w:pPr>
+              <w:keepNext/>
+              <w:spacing w:after="0" w:line="240" w:lineRule="auto"/>
+            </w:pPr>
+            <w:r>
+              <w:rPr>
+                <w:sz w:val="14"/>
+              </w:rPr>
+              <w:t>87,447 → 51,945</w:t>
+            </w:r>
+          </w:p>
+        </w:tc>
+        <w:tc>
+          <w:tcPr>
+            <w:tcW w:type="dxa" w:w="992"/>
+          </w:tcPr>
+          <w:p>
+            <w:pPr>
+              <w:keepNext/>
+              <w:spacing w:after="0" w:line="240" w:lineRule="auto"/>
+            </w:pPr>
+            <w:r>
+              <w:rPr>
+                <w:sz w:val="14"/>
+              </w:rPr>
+              <w:t>1 → 0</w:t>
+            </w:r>
+          </w:p>
+        </w:tc>
+        <w:tc>
+          <w:tcPr>
+            <w:tcW w:type="dxa" w:w="1014"/>
+          </w:tcPr>
+          <w:p>
+            <w:pPr>
+              <w:keepNext/>
+              <w:spacing w:after="0" w:line="240" w:lineRule="auto"/>
+            </w:pPr>
+            <w:r>
+              <w:rPr>
+                <w:sz w:val="14"/>
+              </w:rPr>
+              <w:t>0 → 0</w:t>
+            </w:r>
+          </w:p>
+        </w:tc>
+        <w:tc>
+          <w:tcPr>
+            <w:tcW w:type="dxa" w:w="1191"/>
+          </w:tcPr>
+          <w:p>
+            <w:pPr>
+              <w:keepNext/>
+              <w:spacing w:after="0" w:line="240" w:lineRule="auto"/>
+            </w:pPr>
+            <w:r>
+              <w:rPr>
+                <w:sz w:val="14"/>
+              </w:rPr>
+              <w:t>0 → 0</w:t>
+            </w:r>
+          </w:p>
+        </w:tc>
+      </w:tr>
+      <w:tr>
+        <w:trPr>
+          <w:cantSplit/>
+        </w:trPr>
+        <w:tc>
+          <w:tcPr>
+            <w:tcW w:type="dxa" w:w="537"/>
+          </w:tcPr>
+          <w:p>
+            <w:pPr>
+              <w:keepNext/>
+              <w:spacing w:after="0" w:line="240" w:lineRule="auto"/>
+            </w:pPr>
+            <w:r>
+              <w:rPr>
+                <w:sz w:val="14"/>
+              </w:rPr>
+              <w:t>S1</w:t>
+            </w:r>
+          </w:p>
+        </w:tc>
+        <w:tc>
+          <w:tcPr>
+            <w:tcW w:type="dxa" w:w="1094"/>
+          </w:tcPr>
+          <w:p>
+            <w:pPr>
+              <w:keepNext/>
+              <w:spacing w:after="0" w:line="240" w:lineRule="auto"/>
+            </w:pPr>
+            <w:r>
+              <w:rPr>
+                <w:sz w:val="14"/>
+              </w:rPr>
+              <w:t>9/9 → 9/9</w:t>
+            </w:r>
+          </w:p>
+        </w:tc>
+        <w:tc>
+          <w:tcPr>
+            <w:tcW w:type="dxa" w:w="843"/>
+          </w:tcPr>
+          <w:p>
+            <w:pPr>
+              <w:keepNext/>
+              <w:spacing w:after="0" w:line="240" w:lineRule="auto"/>
+            </w:pPr>
+            <w:r>
+              <w:rPr>
+                <w:sz w:val="14"/>
+              </w:rPr>
+              <w:t>1759 → 490</w:t>
+            </w:r>
+          </w:p>
+        </w:tc>
+        <w:tc>
+          <w:tcPr>
+            <w:tcW w:type="dxa" w:w="897"/>
+          </w:tcPr>
+          <w:p>
+            <w:pPr>
+              <w:keepNext/>
+              <w:spacing w:after="0" w:line="240" w:lineRule="auto"/>
+            </w:pPr>
+            <w:r>
+              <w:rPr>
+                <w:sz w:val="14"/>
+              </w:rPr>
+              <w:t>240,851 → 89,152</w:t>
+            </w:r>
+          </w:p>
+        </w:tc>
+        <w:tc>
+          <w:tcPr>
+            <w:tcW w:type="dxa" w:w="1170"/>
+          </w:tcPr>
+          <w:p>
+            <w:pPr>
+              <w:keepNext/>
+              <w:spacing w:after="0" w:line="240" w:lineRule="auto"/>
+            </w:pPr>
+            <w:r>
+              <w:rPr>
+                <w:sz w:val="14"/>
+              </w:rPr>
+              <w:t>8 → 5</w:t>
+            </w:r>
+          </w:p>
+        </w:tc>
+        <w:tc>
+          <w:tcPr>
+            <w:tcW w:type="dxa" w:w="1276"/>
+          </w:tcPr>
+          <w:p>
+            <w:pPr>
+              <w:keepNext/>
+              <w:spacing w:after="0" w:line="240" w:lineRule="auto"/>
+            </w:pPr>
+            <w:r>
+              <w:rPr>
+                <w:sz w:val="14"/>
+              </w:rPr>
+              <w:t>198,787 → 56,211</w:t>
+            </w:r>
+          </w:p>
+        </w:tc>
+        <w:tc>
+          <w:tcPr>
+            <w:tcW w:type="dxa" w:w="992"/>
+          </w:tcPr>
+          <w:p>
+            <w:pPr>
+              <w:keepNext/>
+              <w:spacing w:after="0" w:line="240" w:lineRule="auto"/>
+            </w:pPr>
+            <w:r>
+              <w:rPr>
+                <w:sz w:val="14"/>
+              </w:rPr>
+              <w:t>2 → 0</w:t>
+            </w:r>
+          </w:p>
+        </w:tc>
+        <w:tc>
+          <w:tcPr>
+            <w:tcW w:type="dxa" w:w="1014"/>
+          </w:tcPr>
+          <w:p>
+            <w:pPr>
+              <w:keepNext/>
+              <w:spacing w:after="0" w:line="240" w:lineRule="auto"/>
+            </w:pPr>
+            <w:r>
+              <w:rPr>
+                <w:sz w:val="14"/>
+              </w:rPr>
+              <w:t>1 → 0</w:t>
+            </w:r>
+          </w:p>
+        </w:tc>
+        <w:tc>
+          <w:tcPr>
+            <w:tcW w:type="dxa" w:w="1191"/>
+          </w:tcPr>
+          <w:p>
+            <w:pPr>
+              <w:keepNext/>
+              <w:spacing w:after="0" w:line="240" w:lineRule="auto"/>
+            </w:pPr>
+            <w:r>
+              <w:rPr>
+                <w:sz w:val="14"/>
+              </w:rPr>
+              <w:t>0 → 0</w:t>
+            </w:r>
+          </w:p>
+        </w:tc>
+      </w:tr>
+      <w:tr>
+        <w:trPr>
+          <w:cantSplit/>
+        </w:trPr>
+        <w:tc>
+          <w:tcPr>
+            <w:tcW w:type="dxa" w:w="537"/>
+          </w:tcPr>
+          <w:p>
+            <w:pPr>
+              <w:keepNext/>
+              <w:spacing w:after="0" w:line="240" w:lineRule="auto"/>
+            </w:pPr>
+            <w:r>
+              <w:rPr>
+                <w:sz w:val="14"/>
+              </w:rPr>
+              <w:t>H</w:t>
+            </w:r>
+          </w:p>
+        </w:tc>
+        <w:tc>
+          <w:tcPr>
+            <w:tcW w:type="dxa" w:w="1094"/>
+          </w:tcPr>
+          <w:p>
+            <w:pPr>
+              <w:keepNext/>
+              <w:spacing w:after="0" w:line="240" w:lineRule="auto"/>
+            </w:pPr>
+            <w:r>
+              <w:rPr>
+                <w:sz w:val="14"/>
+              </w:rPr>
+              <w:t>9/9 → 8/9</w:t>
+            </w:r>
+          </w:p>
+        </w:tc>
+        <w:tc>
+          <w:tcPr>
+            <w:tcW w:type="dxa" w:w="843"/>
+          </w:tcPr>
+          <w:p>
+            <w:pPr>
+              <w:keepNext/>
+              <w:spacing w:after="0" w:line="240" w:lineRule="auto"/>
+            </w:pPr>
+            <w:r>
+              <w:rPr>
+                <w:sz w:val="14"/>
+              </w:rPr>
+              <w:t>530 → 169</w:t>
+            </w:r>
+          </w:p>
+        </w:tc>
+        <w:tc>
+          <w:tcPr>
+            <w:tcW w:type="dxa" w:w="897"/>
+          </w:tcPr>
+          <w:p>
+            <w:pPr>
+              <w:keepNext/>
+              <w:spacing w:after="0" w:line="240" w:lineRule="auto"/>
+            </w:pPr>
+            <w:r>
+              <w:rPr>
+                <w:sz w:val="14"/>
+              </w:rPr>
+              <w:t>60,000 → 49,083</w:t>
+            </w:r>
+          </w:p>
+        </w:tc>
+        <w:tc>
+          <w:tcPr>
+            <w:tcW w:type="dxa" w:w="1170"/>
+          </w:tcPr>
+          <w:p>
+            <w:pPr>
+              <w:keepNext/>
+              <w:spacing w:after="0" w:line="240" w:lineRule="auto"/>
+            </w:pPr>
+            <w:r>
+              <w:rPr>
+                <w:sz w:val="14"/>
+              </w:rPr>
+              <w:t>5 → 3</w:t>
+            </w:r>
+          </w:p>
+        </w:tc>
+        <w:tc>
+          <w:tcPr>
+            <w:tcW w:type="dxa" w:w="1276"/>
+          </w:tcPr>
+          <w:p>
+            <w:pPr>
+              <w:keepNext/>
+              <w:spacing w:after="0" w:line="240" w:lineRule="auto"/>
+            </w:pPr>
+            <w:r>
+              <w:rPr>
+                <w:sz w:val="14"/>
+              </w:rPr>
+              <w:t>32,375 → 24,842</w:t>
+            </w:r>
+          </w:p>
+        </w:tc>
+        <w:tc>
+          <w:tcPr>
+            <w:tcW w:type="dxa" w:w="992"/>
+          </w:tcPr>
+          <w:p>
+            <w:pPr>
+              <w:keepNext/>
+              <w:spacing w:after="0" w:line="240" w:lineRule="auto"/>
+            </w:pPr>
+            <w:r>
+              <w:rPr>
+                <w:sz w:val="14"/>
+              </w:rPr>
+              <w:t>0 → 0</w:t>
+            </w:r>
+          </w:p>
+        </w:tc>
+        <w:tc>
+          <w:tcPr>
+            <w:tcW w:type="dxa" w:w="1014"/>
+          </w:tcPr>
+          <w:p>
+            <w:pPr>
+              <w:keepNext/>
+              <w:spacing w:after="0" w:line="240" w:lineRule="auto"/>
+            </w:pPr>
+            <w:r>
+              <w:rPr>
+                <w:sz w:val="14"/>
+              </w:rPr>
+              <w:t>2 → 0</w:t>
+            </w:r>
+          </w:p>
+        </w:tc>
+        <w:tc>
+          <w:tcPr>
+            <w:tcW w:type="dxa" w:w="1191"/>
+          </w:tcPr>
+          <w:p>
+            <w:pPr>
+              <w:keepNext/>
+              <w:spacing w:after="0" w:line="240" w:lineRule="auto"/>
+            </w:pPr>
+            <w:r>
+              <w:rPr>
+                <w:sz w:val="14"/>
+              </w:rPr>
+              <w:t>0 → 0</w:t>
+            </w:r>
+          </w:p>
+        </w:tc>
+      </w:tr>
+      <w:tr>
+        <w:trPr>
+          <w:cantSplit/>
+        </w:trPr>
+        <w:tc>
+          <w:tcPr>
+            <w:tcW w:type="dxa" w:w="537"/>
+          </w:tcPr>
+          <w:p>
+            <w:pPr>
+              <w:keepNext/>
+              <w:spacing w:after="0" w:line="240" w:lineRule="auto"/>
+            </w:pPr>
+            <w:r>
+              <w:rPr>
+                <w:sz w:val="14"/>
+              </w:rPr>
+              <w:t>P</w:t>
+            </w:r>
+          </w:p>
+        </w:tc>
+        <w:tc>
+          <w:tcPr>
+            <w:tcW w:type="dxa" w:w="1094"/>
+          </w:tcPr>
+          <w:p>
+            <w:pPr>
+              <w:keepNext/>
+              <w:spacing w:after="0" w:line="240" w:lineRule="auto"/>
+            </w:pPr>
+            <w:r>
+              <w:rPr>
+                <w:sz w:val="14"/>
+              </w:rPr>
+              <w:t>9/9 → 9/9</w:t>
+            </w:r>
+          </w:p>
+        </w:tc>
+        <w:tc>
+          <w:tcPr>
+            <w:tcW w:type="dxa" w:w="843"/>
+          </w:tcPr>
+          <w:p>
+            <w:pPr>
+              <w:keepNext/>
+              <w:spacing w:after="0" w:line="240" w:lineRule="auto"/>
+            </w:pPr>
+            <w:r>
+              <w:rPr>
+                <w:sz w:val="14"/>
+              </w:rPr>
+              <w:t>163 → 126</w:t>
+            </w:r>
+          </w:p>
+        </w:tc>
+        <w:tc>
+          <w:tcPr>
+            <w:tcW w:type="dxa" w:w="897"/>
+          </w:tcPr>
+          <w:p>
+            <w:pPr>
+              <w:keepNext/>
+              <w:spacing w:after="0" w:line="240" w:lineRule="auto"/>
+            </w:pPr>
+            <w:r>
+              <w:rPr>
+                <w:sz w:val="14"/>
+              </w:rPr>
+              <w:t>48,420 → 39,342</w:t>
+            </w:r>
+          </w:p>
+        </w:tc>
+        <w:tc>
+          <w:tcPr>
+            <w:tcW w:type="dxa" w:w="1170"/>
+          </w:tcPr>
+          <w:p>
+            <w:pPr>
+              <w:keepNext/>
+              <w:spacing w:after="0" w:line="240" w:lineRule="auto"/>
+            </w:pPr>
+            <w:r>
+              <w:rPr>
+                <w:sz w:val="14"/>
+              </w:rPr>
+              <w:t>3 → 3</w:t>
+            </w:r>
+          </w:p>
+        </w:tc>
+        <w:tc>
+          <w:tcPr>
+            <w:tcW w:type="dxa" w:w="1276"/>
+          </w:tcPr>
+          <w:p>
+            <w:pPr>
+              <w:keepNext/>
+              <w:spacing w:after="0" w:line="240" w:lineRule="auto"/>
+            </w:pPr>
+            <w:r>
+              <w:rPr>
+                <w:sz w:val="14"/>
+              </w:rPr>
+              <w:t>19,363 → 8,783</w:t>
+            </w:r>
+          </w:p>
+        </w:tc>
+        <w:tc>
+          <w:tcPr>
+            <w:tcW w:type="dxa" w:w="992"/>
+          </w:tcPr>
+          <w:p>
+            <w:pPr>
+              <w:keepNext/>
+              <w:spacing w:after="0" w:line="240" w:lineRule="auto"/>
+            </w:pPr>
+            <w:r>
+              <w:rPr>
+                <w:sz w:val="14"/>
+              </w:rPr>
+              <w:t>0 → 0</w:t>
+            </w:r>
+          </w:p>
+        </w:tc>
+        <w:tc>
+          <w:tcPr>
+            <w:tcW w:type="dxa" w:w="1014"/>
+          </w:tcPr>
+          <w:p>
+            <w:pPr>
+              <w:keepNext/>
+              <w:spacing w:after="0" w:line="240" w:lineRule="auto"/>
+            </w:pPr>
+            <w:r>
+              <w:rPr>
+                <w:sz w:val="14"/>
+              </w:rPr>
+              <w:t>0 → 0</w:t>
+            </w:r>
+          </w:p>
+        </w:tc>
+        <w:tc>
+          <w:tcPr>
+            <w:tcW w:type="dxa" w:w="1191"/>
+          </w:tcPr>
+          <w:p>
+            <w:pPr>
+              <w:keepNext/>
+              <w:spacing w:after="0" w:line="240" w:lineRule="auto"/>
+            </w:pPr>
+            <w:r>
+              <w:rPr>
+                <w:sz w:val="14"/>
+              </w:rPr>
+              <w:t>0 → 0</w:t>
+            </w:r>
+          </w:p>
+        </w:tc>
+      </w:tr>
+      <w:tr>
+        <w:trPr>
+          <w:cantSplit/>
+        </w:trPr>
+        <w:tc>
+          <w:tcPr>
+            <w:tcW w:type="dxa" w:w="537"/>
+          </w:tcPr>
+          <w:p>
+            <w:pPr>
+              <w:spacing w:after="0" w:line="240" w:lineRule="auto"/>
+            </w:pPr>
+            <w:r>
+              <w:rPr>
+                <w:b/>
+                <w:sz w:val="14"/>
+              </w:rPr>
+              <w:t>total</w:t>
+            </w:r>
+          </w:p>
+        </w:tc>
+        <w:tc>
+          <w:tcPr>
+            <w:tcW w:type="dxa" w:w="1094"/>
+          </w:tcPr>
+          <w:p>
+            <w:pPr>
+              <w:spacing w:after="0" w:line="240" w:lineRule="auto"/>
+            </w:pPr>
+            <w:r>
+              <w:rPr>
+                <w:sz w:val="14"/>
+              </w:rPr>
+              <w:t>53/53 → 51/53</w:t>
+            </w:r>
+          </w:p>
+        </w:tc>
+        <w:tc>
+          <w:tcPr>
+            <w:tcW w:type="dxa" w:w="843"/>
+          </w:tcPr>
+          <w:p>
+            <w:pPr>
+              <w:spacing w:after="0" w:line="240" w:lineRule="auto"/>
+            </w:pPr>
+            <w:r>
+              <w:rPr>
+                <w:sz w:val="14"/>
+              </w:rPr>
+              <w:t>4024 → 2002</w:t>
+            </w:r>
+          </w:p>
+        </w:tc>
+        <w:tc>
+          <w:tcPr>
+            <w:tcW w:type="dxa" w:w="897"/>
+          </w:tcPr>
+          <w:p>
+            <w:pPr>
+              <w:spacing w:after="0" w:line="240" w:lineRule="auto"/>
+            </w:pPr>
+            <w:r>
+              <w:rPr>
+                <w:sz w:val="14"/>
+              </w:rPr>
+              <w:t>565,581 → 357,898</w:t>
+            </w:r>
+          </w:p>
+        </w:tc>
+        <w:tc>
+          <w:tcPr>
+            <w:tcW w:type="dxa" w:w="1170"/>
+          </w:tcPr>
+          <w:p>
+            <w:pPr>
+              <w:spacing w:after="0" w:line="240" w:lineRule="auto"/>
+            </w:pPr>
+            <w:r>
+              <w:rPr>
+                <w:sz w:val="14"/>
+              </w:rPr>
+              <w:t>26 → 21</w:t>
+            </w:r>
+          </w:p>
+        </w:tc>
+        <w:tc>
+          <w:tcPr>
+            <w:tcW w:type="dxa" w:w="1276"/>
+          </w:tcPr>
+          <w:p>
+            <w:pPr>
+              <w:spacing w:after="0" w:line="240" w:lineRule="auto"/>
+            </w:pPr>
+            <w:r>
+              <w:rPr>
+                <w:sz w:val="14"/>
+              </w:rPr>
+              <w:t>392,808 → 178,617</w:t>
+            </w:r>
+          </w:p>
+        </w:tc>
+        <w:tc>
+          <w:tcPr>
+            <w:tcW w:type="dxa" w:w="992"/>
+          </w:tcPr>
+          <w:p>
+            <w:pPr>
+              <w:spacing w:after="0" w:line="240" w:lineRule="auto"/>
+            </w:pPr>
+            <w:r>
+              <w:rPr>
+                <w:sz w:val="14"/>
+              </w:rPr>
+              <w:t>3 → 0</w:t>
+            </w:r>
+          </w:p>
+        </w:tc>
+        <w:tc>
+          <w:tcPr>
+            <w:tcW w:type="dxa" w:w="1014"/>
+          </w:tcPr>
+          <w:p>
+            <w:pPr>
+              <w:spacing w:after="0" w:line="240" w:lineRule="auto"/>
+            </w:pPr>
+            <w:r>
+              <w:rPr>
+                <w:sz w:val="14"/>
+              </w:rPr>
+              <w:t>3 → 1</w:t>
+            </w:r>
+          </w:p>
+        </w:tc>
+        <w:tc>
+          <w:tcPr>
+            <w:tcW w:type="dxa" w:w="1191"/>
+          </w:tcPr>
+          <w:p>
+            <w:pPr>
+              <w:spacing w:after="0" w:line="240" w:lineRule="auto"/>
+            </w:pPr>
+            <w:r>
+              <w:rPr>
+                <w:sz w:val="14"/>
+              </w:rPr>
+              <w:t>0 → 0</w:t>
+            </w:r>
+          </w:p>
+        </w:tc>
+      </w:tr>
+    </w:tbl>
+    <w:p>
+      <w:pPr>
+        <w:spacing w:after="0"/>
+      </w:pPr>
+    </w:p>
+    <w:p>
+      <w:pPr>
+        <w:keepNext/>
+        <w:spacing w:before="120"/>
+      </w:pPr>
+      <w:r>
+        <w:rPr>
+          <w:b/>
+          <w:color w:val="0F4761"/>
+          <w:sz w:val="23"/>
+        </w:rPr>
+        <w:t>Comprobaciones que cambiaron entre las dos corridas</w:t>
+      </w:r>
+    </w:p>
+    <w:tbl>
+      <w:tblPr>
+        <w:tblW w:type="auto" w:w="0"/>
+        <w:tblLook w:firstColumn="1" w:firstRow="1" w:lastColumn="0" w:lastRow="0" w:noHBand="0" w:noVBand="1" w:val="04A0"/>
+        <w:tblBorders>
+          <w:top w:val="single" w:sz="4" w:space="0" w:color="000000"/>
+          <w:left w:val="single" w:sz="4" w:space="0" w:color="000000"/>
+          <w:bottom w:val="single" w:sz="4" w:space="0" w:color="000000"/>
+          <w:right w:val="single" w:sz="4" w:space="0" w:color="000000"/>
+          <w:insideH w:val="single" w:sz="4" w:space="0" w:color="000000"/>
+          <w:insideV w:val="single" w:sz="4" w:space="0" w:color="000000"/>
+        </w:tblBorders>
+        <w:tblLayout w:type="fixed"/>
+      </w:tblPr>
+      <w:tblGrid>
+        <w:gridCol w:w="1598"/>
+        <w:gridCol w:w="1826"/>
+        <w:gridCol w:w="687"/>
+        <w:gridCol w:w="914"/>
+        <w:gridCol w:w="3990"/>
+      </w:tblGrid>
+      <w:tr>
+        <w:trPr>
+          <w:tblHeader/>
+          <w:cantSplit/>
+        </w:trPr>
+        <w:tc>
+          <w:tcPr>
+            <w:tcW w:type="dxa" w:w="1598"/>
+            <w:shd w:val="clear" w:color="auto" w:fill="DAE9F7"/>
+          </w:tcPr>
+          <w:p>
+            <w:pPr>
+              <w:keepNext/>
+              <w:spacing w:after="0" w:line="240" w:lineRule="auto"/>
+              <w:jc w:val="center"/>
+            </w:pPr>
+            <w:r>
+              <w:rPr>
+                <w:b/>
+                <w:sz w:val="16"/>
+              </w:rPr>
+              <w:t>comprobación</w:t>
+            </w:r>
+          </w:p>
+        </w:tc>
+        <w:tc>
+          <w:tcPr>
+            <w:tcW w:type="dxa" w:w="1826"/>
+            <w:shd w:val="clear" w:color="auto" w:fill="DAE9F7"/>
+          </w:tcPr>
+          <w:p>
+            <w:pPr>
+              <w:keepNext/>
+              <w:spacing w:after="0" w:line="240" w:lineRule="auto"/>
+              <w:jc w:val="center"/>
+            </w:pPr>
+            <w:r>
+              <w:rPr>
+                <w:b/>
+                <w:sz w:val="16"/>
+              </w:rPr>
+              <w:t>tipo</w:t>
+            </w:r>
+          </w:p>
+        </w:tc>
+        <w:tc>
+          <w:tcPr>
+            <w:tcW w:type="dxa" w:w="687"/>
+            <w:shd w:val="clear" w:color="auto" w:fill="DAE9F7"/>
+          </w:tcPr>
+          <w:p>
+            <w:pPr>
+              <w:keepNext/>
+              <w:spacing w:after="0" w:line="240" w:lineRule="auto"/>
+              <w:jc w:val="center"/>
+            </w:pPr>
+            <w:r>
+              <w:rPr>
+                <w:b/>
+                <w:sz w:val="16"/>
+              </w:rPr>
+              <w:t>base</w:t>
+            </w:r>
+          </w:p>
+        </w:tc>
+        <w:tc>
+          <w:tcPr>
+            <w:tcW w:type="dxa" w:w="914"/>
+            <w:shd w:val="clear" w:color="auto" w:fill="DAE9F7"/>
+          </w:tcPr>
+          <w:p>
+            <w:pPr>
+              <w:keepNext/>
+              <w:spacing w:after="0" w:line="240" w:lineRule="auto"/>
+              <w:jc w:val="center"/>
+            </w:pPr>
+            <w:r>
+              <w:rPr>
+                <w:b/>
+                <w:sz w:val="16"/>
+              </w:rPr>
+              <w:t>mejora</w:t>
+            </w:r>
+          </w:p>
+        </w:tc>
+        <w:tc>
+          <w:tcPr>
+            <w:tcW w:type="dxa" w:w="3990"/>
+            <w:shd w:val="clear" w:color="auto" w:fill="DAE9F7"/>
+          </w:tcPr>
+          <w:p>
+            <w:pPr>
+              <w:keepNext/>
+              <w:spacing w:after="0" w:line="240" w:lineRule="auto"/>
+              <w:jc w:val="center"/>
+            </w:pPr>
+            <w:r>
+              <w:rPr>
+                <w:b/>
+                <w:sz w:val="16"/>
+              </w:rPr>
+              <w:t>detalle (mejora)</w:t>
+            </w:r>
+          </w:p>
+        </w:tc>
+      </w:tr>
+      <w:tr>
+        <w:trPr>
+          <w:cantSplit/>
+        </w:trPr>
+        <w:tc>
+          <w:tcPr>
+            <w:tcW w:type="dxa" w:w="1598"/>
+          </w:tcPr>
+          <w:p>
+            <w:pPr>
+              <w:keepNext/>
+              <w:spacing w:after="0" w:line="240" w:lineRule="auto"/>
+            </w:pPr>
+            <w:r>
+              <w:rPr>
+                <w:sz w:val="16"/>
+              </w:rPr>
+              <w:t>A09</w:t>
+            </w:r>
+          </w:p>
+        </w:tc>
+        <w:tc>
+          <w:tcPr>
+            <w:tcW w:type="dxa" w:w="1826"/>
+          </w:tcPr>
+          <w:p>
+            <w:pPr>
+              <w:keepNext/>
+              <w:spacing w:after="0" w:line="240" w:lineRule="auto"/>
+            </w:pPr>
+            <w:r>
+              <w:rPr>
+                <w:sz w:val="16"/>
+              </w:rPr>
+              <w:t>cifra_presente</w:t>
+            </w:r>
+          </w:p>
+        </w:tc>
+        <w:tc>
+          <w:tcPr>
+            <w:tcW w:type="dxa" w:w="687"/>
+          </w:tcPr>
+          <w:p>
+            <w:pPr>
+              <w:keepNext/>
+              <w:spacing w:after="0" w:line="240" w:lineRule="auto"/>
+            </w:pPr>
+            <w:r>
+              <w:rPr>
+                <w:sz w:val="16"/>
+              </w:rPr>
+              <w:t>1</w:t>
+            </w:r>
+          </w:p>
+        </w:tc>
+        <w:tc>
+          <w:tcPr>
+            <w:tcW w:type="dxa" w:w="914"/>
+          </w:tcPr>
+          <w:p>
+            <w:pPr>
+              <w:keepNext/>
+              <w:spacing w:after="0" w:line="240" w:lineRule="auto"/>
+            </w:pPr>
+            <w:r>
+              <w:rPr>
+                <w:sz w:val="16"/>
+              </w:rPr>
+              <w:t>0</w:t>
+            </w:r>
+          </w:p>
+        </w:tc>
+        <w:tc>
+          <w:tcPr>
+            <w:tcW w:type="dxa" w:w="3990"/>
+          </w:tcPr>
+          <w:p>
+            <w:pPr>
+              <w:keepNext/>
+              <w:spacing w:after="0" w:line="240" w:lineRule="auto"/>
+            </w:pPr>
+            <w:r>
+              <w:rPr>
+                <w:sz w:val="16"/>
+              </w:rPr>
+              <w:t>verdad=0.9766 ±0.0006; no hallada</w:t>
+            </w:r>
+          </w:p>
+        </w:tc>
+      </w:tr>
+      <w:tr>
+        <w:trPr>
+          <w:cantSplit/>
+        </w:trPr>
+        <w:tc>
+          <w:tcPr>
+            <w:tcW w:type="dxa" w:w="1598"/>
+          </w:tcPr>
+          <w:p>
+            <w:pPr>
+              <w:spacing w:after="0" w:line="240" w:lineRule="auto"/>
+            </w:pPr>
+            <w:r>
+              <w:rPr>
+                <w:sz w:val="16"/>
+              </w:rPr>
+              <w:t>H09</w:t>
+            </w:r>
+          </w:p>
+        </w:tc>
+        <w:tc>
+          <w:tcPr>
+            <w:tcW w:type="dxa" w:w="1826"/>
+          </w:tcPr>
+          <w:p>
+            <w:pPr>
+              <w:spacing w:after="0" w:line="240" w:lineRule="auto"/>
+            </w:pPr>
+            <w:r>
+              <w:rPr>
+                <w:sz w:val="16"/>
+              </w:rPr>
+              <w:t>cifra_presente</w:t>
+            </w:r>
+          </w:p>
+        </w:tc>
+        <w:tc>
+          <w:tcPr>
+            <w:tcW w:type="dxa" w:w="687"/>
+          </w:tcPr>
+          <w:p>
+            <w:pPr>
+              <w:spacing w:after="0" w:line="240" w:lineRule="auto"/>
+            </w:pPr>
+            <w:r>
+              <w:rPr>
+                <w:sz w:val="16"/>
+              </w:rPr>
+              <w:t>1</w:t>
+            </w:r>
+          </w:p>
+        </w:tc>
+        <w:tc>
+          <w:tcPr>
+            <w:tcW w:type="dxa" w:w="914"/>
+          </w:tcPr>
+          <w:p>
+            <w:pPr>
+              <w:spacing w:after="0" w:line="240" w:lineRule="auto"/>
+            </w:pPr>
+            <w:r>
+              <w:rPr>
+                <w:sz w:val="16"/>
+              </w:rPr>
+              <w:t>0</w:t>
+            </w:r>
+          </w:p>
+        </w:tc>
+        <w:tc>
+          <w:tcPr>
+            <w:tcW w:type="dxa" w:w="3990"/>
+          </w:tcPr>
+          <w:p>
+            <w:pPr>
+              <w:spacing w:after="0" w:line="240" w:lineRule="auto"/>
+            </w:pPr>
+            <w:r>
+              <w:rPr>
+                <w:sz w:val="16"/>
+              </w:rPr>
+              <w:t>verdad=0.9766 ±0.0006; no hallada</w:t>
+            </w:r>
+          </w:p>
+        </w:tc>
+      </w:tr>
+    </w:tbl>
+    <w:p>
+      <w:pPr>
+        <w:spacing w:after="0"/>
+      </w:pPr>
     </w:p>
     <w:p>
       <w:pPr>
@@ -15509,10 +22957,439 @@
       <w:r>
         <w:rPr>
           <w:b/>
-          <w:color w:val="9A3412"/>
-          <w:shd w:val="clear" w:color="auto" w:fill="FFEDD5"/>
         </w:rPr>
-        <w:t>[PENDIENTE: interpretar la tabla antes/después cuando termine la corrida mejorada — qué buscaba la mejora (vacías por longitud, rechazos, tokens del programador) frente a lo que cambió por azar (el modelo muestrea; con 6 tareas y una sola repetición por versión, una diferencia de una llamada o de unos minutos no es concluyente).]</w:t>
+        <w:t>Lo que la mejora buscaba, y logró.</w:t>
+      </w:r>
+      <w:r>
+        <w:rPr/>
+        <w:t xml:space="preserve"> Las llamadas vacías por longitud pasaron de 3 a 0, y los tokens de salida del programador, de 392 808 a 178 617 (−55 %). Bajaron </w:t>
+      </w:r>
+      <w:r>
+        <w:rPr>
+          <w:b/>
+        </w:rPr>
+        <w:t>en las seis tareas</w:t>
+      </w:r>
+      <w:r>
+        <w:rPr/>
+        <w:t xml:space="preserve">, no solo en promedio. El tiempo total de las seis corridas bajó de 4 024 a 2 002 s (−50 %), el p95 de 1 534 a 606 s y el costo de referencia de 0,385 a 0,252 USD. El programador pasó del 73,5 % al 39 % del tiempo de los agentes: sigue siendo el cuello de botella, pero ahora el indexador (20 %) también pesa. Los rechazos bajaron de 3 a 1. La T5 de S1 ya usa el parquet de la T3, y los scripts de H corren al primer intento. Además, los 20 </w:t>
+      </w:r>
+      <w:r>
+        <w:rPr>
+          <w:rFonts w:ascii="Consolas" w:hAnsi="Consolas" w:eastAsia="Consolas"/>
+          <w:sz w:val="19"/>
+        </w:rPr>
+        <w:t>resultados.json</w:t>
+      </w:r>
+      <w:r>
+        <w:rPr/>
+        <w:t xml:space="preserve"> de la corrida declaran sus supuestos (regla 4).</w:t>
+      </w:r>
+    </w:p>
+    <w:p>
+      <w:pPr>
+        <w:jc w:val="both"/>
+      </w:pPr>
+      <w:r>
+        <w:rPr>
+          <w:b/>
+        </w:rPr>
+        <w:t>Lo que se rompió: 53/53 → 51/53.</w:t>
+      </w:r>
+      <w:r>
+        <w:rPr/>
+        <w:t xml:space="preserve"> Son dos fallas de naturaleza distinta:</w:t>
+      </w:r>
+    </w:p>
+    <w:p>
+      <w:pPr>
+        <w:tabs>
+          <w:tab w:pos="357" w:val="left"/>
+        </w:tabs>
+        <w:spacing w:after="60"/>
+        <w:ind w:left="357" w:hanging="283"/>
+        <w:jc w:val="both"/>
+      </w:pPr>
+      <w:r>
+        <w:t>1.</w:t>
+        <w:tab/>
+      </w:r>
+      <w:r>
+        <w:rPr>
+          <w:b/>
+        </w:rPr>
+        <w:t>A09 es una regresión real: un error que no da error.</w:t>
+      </w:r>
+      <w:r>
+        <w:rPr/>
+        <w:t xml:space="preserve"> Por la regla 2 («carga lo que ya produjo una subtarea previa»), la T3 de A cargó </w:t>
+      </w:r>
+      <w:r>
+        <w:rPr>
+          <w:rFonts w:ascii="Consolas" w:hAnsi="Consolas" w:eastAsia="Consolas"/>
+          <w:sz w:val="19"/>
+        </w:rPr>
+        <w:t>division_train_test.parquet</w:t>
+      </w:r>
+      <w:r>
+        <w:rPr/>
+        <w:t xml:space="preserve">. Ese archivo de la T1 solo tiene la etiqueta y el conjunto; los 30 atributos estaban en </w:t>
+      </w:r>
+      <w:r>
+        <w:rPr>
+          <w:rFonts w:ascii="Consolas" w:hAnsi="Consolas" w:eastAsia="Consolas"/>
+          <w:sz w:val="19"/>
+        </w:rPr>
+        <w:t>breast_cancer_completo.parquet</w:t>
+      </w:r>
+      <w:r>
+        <w:rPr/>
+        <w:t xml:space="preserve">. La T3 usó como atributos «las demás columnas», que no tienen información. Su curva quedó entre 0,626 y 0,690, que es la proporción de la clase mayoritaria (107/171 = 0,626). Mientras tanto, la Parte 2 del mismo reporte, con los mismos 398 ejemplos, da 0,936 y 0,988. </w:t>
+      </w:r>
+      <w:r>
+        <w:rPr>
+          <w:b/>
+        </w:rPr>
+        <w:t>Ninguna pieza del sistema lo detuvo:</w:t>
+      </w:r>
+    </w:p>
+    <w:p>
+      <w:pPr>
+        <w:tabs>
+          <w:tab w:pos="714" w:val="left"/>
+        </w:tabs>
+        <w:spacing w:after="60"/>
+        <w:ind w:left="714" w:hanging="283"/>
+        <w:jc w:val="both"/>
+      </w:pPr>
+      <w:r>
+        <w:t>•</w:t>
+        <w:tab/>
+      </w:r>
+      <w:r>
+        <w:rPr/>
+        <w:t xml:space="preserve">Los </w:t>
+      </w:r>
+      <w:r>
+        <w:rPr>
+          <w:rFonts w:ascii="Consolas" w:hAnsi="Consolas" w:eastAsia="Consolas"/>
+          <w:sz w:val="19"/>
+        </w:rPr>
+        <w:t>assert</w:t>
+      </w:r>
+      <w:r>
+        <w:rPr/>
+        <w:t xml:space="preserve"> del script revisaban conteos de filas y de clases, que estaban bien.</w:t>
+      </w:r>
+    </w:p>
+    <w:p>
+      <w:pPr>
+        <w:tabs>
+          <w:tab w:pos="714" w:val="left"/>
+        </w:tabs>
+        <w:spacing w:after="60"/>
+        <w:ind w:left="714" w:hanging="283"/>
+        <w:jc w:val="both"/>
+      </w:pPr>
+      <w:r>
+        <w:t>•</w:t>
+        <w:tab/>
+      </w:r>
+      <w:r>
+        <w:rPr/>
+        <w:t>El crítico vio esas cifras y rechazó la figura, pero porque el eje Y las recortaba: pidió ajustar el eje, no revisar los datos.</w:t>
+      </w:r>
+    </w:p>
+    <w:p>
+      <w:pPr>
+        <w:tabs>
+          <w:tab w:pos="714" w:val="left"/>
+        </w:tabs>
+        <w:spacing w:after="60"/>
+        <w:ind w:left="714" w:hanging="283"/>
+        <w:jc w:val="both"/>
+      </w:pPr>
+      <w:r>
+        <w:t>•</w:t>
+        <w:tab/>
+      </w:r>
+      <w:r>
+        <w:rPr/>
+        <w:t>La procedencia aprobó, porque las cifras sí salieron de una ejecución.</w:t>
+      </w:r>
+    </w:p>
+    <w:p>
+      <w:pPr>
+        <w:tabs>
+          <w:tab w:pos="714" w:val="left"/>
+        </w:tabs>
+        <w:spacing w:after="60"/>
+        <w:ind w:left="714" w:hanging="283"/>
+        <w:jc w:val="both"/>
+      </w:pPr>
+      <w:r>
+        <w:t>•</w:t>
+        <w:tab/>
+      </w:r>
+      <w:r>
+        <w:rPr/>
+        <w:t>El redactor escribió que el F1 de 0,38 es «compatible con predecir solo la clase mayoritaria» y lo atribuyó a tener pocos datos, incluso con 398 ejemplos.</w:t>
+      </w:r>
+    </w:p>
+    <w:p>
+      <w:pPr>
+        <w:jc w:val="both"/>
+      </w:pPr>
+      <w:r>
+        <w:rPr/>
+        <w:t xml:space="preserve">Lo detectó el </w:t>
+      </w:r>
+      <w:r>
+        <w:rPr>
+          <w:b/>
+        </w:rPr>
+        <w:t>verificador determinístico</w:t>
+      </w:r>
+      <w:r>
+        <w:rPr/>
+        <w:t>, porque A09 fija la cifra (0,9766). Esto muestra por qué se compara antes y después con el mismo golden.</w:t>
+      </w:r>
+    </w:p>
+    <w:p>
+      <w:pPr>
+        <w:tabs>
+          <w:tab w:pos="357" w:val="left"/>
+        </w:tabs>
+        <w:spacing w:after="60"/>
+        <w:ind w:left="357" w:hanging="283"/>
+        <w:jc w:val="both"/>
+      </w:pPr>
+      <w:r>
+        <w:t>2.</w:t>
+        <w:tab/>
+      </w:r>
+      <w:r>
+        <w:rPr>
+          <w:b/>
+        </w:rPr>
+        <w:t>H09 es un falso negativo del golden, no un error del solver.</w:t>
+      </w:r>
+      <w:r>
+        <w:rPr/>
+        <w:t xml:space="preserve"> La T3 de H cargó los índices de la división de la T1 y los </w:t>
+      </w:r>
+      <w:r>
+        <w:rPr>
+          <w:b/>
+        </w:rPr>
+        <w:t>ordenó</w:t>
+      </w:r>
+      <w:r>
+        <w:rPr/>
+        <w:t xml:space="preserve"> antes de submuestrear. Con la misma semilla, </w:t>
+      </w:r>
+      <w:r>
+        <w:rPr>
+          <w:rFonts w:ascii="Consolas" w:hAnsi="Consolas" w:eastAsia="Consolas"/>
+          <w:sz w:val="19"/>
+        </w:rPr>
+        <w:t>train_test_split</w:t>
+      </w:r>
+      <w:r>
+        <w:rPr/>
+        <w:t xml:space="preserve"> elige otros ejemplos si cambia el orden de las filas. La curva de H está estandarizada y es válida (regresión logística: 0,9415, 0,9474, 0,9708, 0,9825, 0,9883), y se reproduce exactamente al ordenar los índices (se comprobó aparte con scikit-learn). La verdad de H09 supone un orden de filas que el enunciado no fija: es una comprobación más exigente que el enunciado, como S103. </w:t>
+      </w:r>
+      <w:r>
+        <w:rPr>
+          <w:b/>
+        </w:rPr>
+        <w:t>No se corrigió el golden</w:t>
+      </w:r>
+      <w:r>
+        <w:rPr/>
+        <w:t xml:space="preserve"> después de ver la mejora, porque eso sería ajustar la vara a lo medido; queda declarado.</w:t>
+      </w:r>
+    </w:p>
+    <w:p>
+      <w:pPr>
+        <w:jc w:val="both"/>
+      </w:pPr>
+      <w:r>
+        <w:rPr>
+          <w:b/>
+        </w:rPr>
+        <w:t>El juez frente al primer fallo real.</w:t>
+      </w:r>
+      <w:r>
+        <w:rPr/>
+        <w:t xml:space="preserve"> El juez aprobó A09 y H09 con puntaje 5 (acuerdo 0,933 con el verificador, kappa 0). En H09 acertó: la curva sí está estandarizada, que es lo que pregunta su criterio. En A09 también respondió lo que se le preguntó (la T3 estandarizó) y hasta escribió que 0,9766 «no está presente», pero no vio que toda la curva estaba al nivel del azar. El único fallo real de las dos corridas </w:t>
+      </w:r>
+      <w:r>
+        <w:rPr>
+          <w:b/>
+        </w:rPr>
+        <w:t>pasó ante el juez</w:t>
+      </w:r>
+      <w:r>
+        <w:rPr/>
+        <w:t>: un juez solo mide lo que pregunta su criterio. Eso confirma la advertencia de la 2.b.</w:t>
+      </w:r>
+    </w:p>
+    <w:p>
+      <w:pPr>
+        <w:jc w:val="both"/>
+      </w:pPr>
+      <w:r>
+        <w:rPr>
+          <w:b/>
+        </w:rPr>
+        <w:t>Qué se debe a la mejora y qué pudo ser azar.</w:t>
+      </w:r>
+      <w:r>
+        <w:rPr/>
+        <w:t xml:space="preserve"> Hay una sola repetición por versión y un modelo que muestrea, así que una diferencia de una llamada o de unos minutos en una tarea no es concluyente:</w:t>
+      </w:r>
+    </w:p>
+    <w:p>
+      <w:pPr>
+        <w:tabs>
+          <w:tab w:pos="357" w:val="left"/>
+        </w:tabs>
+        <w:spacing w:after="60"/>
+        <w:ind w:left="357" w:hanging="283"/>
+        <w:jc w:val="both"/>
+      </w:pPr>
+      <w:r>
+        <w:t>•</w:t>
+        <w:tab/>
+      </w:r>
+      <w:r>
+        <w:rPr>
+          <w:b/>
+        </w:rPr>
+        <w:t>Atribuible a la mejora con más confianza:</w:t>
+      </w:r>
+      <w:r>
+        <w:rPr/>
+        <w:t xml:space="preserve"> la baja de tokens del programador, que ocurre en las seis tareas, y la desaparición de las vacías por longitud (aunque eran solo 3 eventos).</w:t>
+      </w:r>
+    </w:p>
+    <w:p>
+      <w:pPr>
+        <w:tabs>
+          <w:tab w:pos="357" w:val="left"/>
+        </w:tabs>
+        <w:spacing w:after="60"/>
+        <w:ind w:left="357" w:hanging="283"/>
+        <w:jc w:val="both"/>
+      </w:pPr>
+      <w:r>
+        <w:t>•</w:t>
+        <w:tab/>
+      </w:r>
+      <w:r>
+        <w:rPr>
+          <w:b/>
+        </w:rPr>
+        <w:t>Por el camino que tomó el modelo:</w:t>
+      </w:r>
+      <w:r>
+        <w:rPr/>
+        <w:t xml:space="preserve"> la tarea A subió de 408 a 645 s, por un rechazo y una llamada más, y eso fue consecuencia de la regresión.</w:t>
+      </w:r>
+    </w:p>
+    <w:p>
+      <w:pPr>
+        <w:tabs>
+          <w:tab w:pos="357" w:val="left"/>
+        </w:tabs>
+        <w:spacing w:after="60"/>
+        <w:ind w:left="357" w:hanging="283"/>
+        <w:jc w:val="both"/>
+      </w:pPr>
+      <w:r>
+        <w:t>•</w:t>
+        <w:tab/>
+      </w:r>
+      <w:r>
+        <w:rPr>
+          <w:b/>
+        </w:rPr>
+        <w:t>Por azar:</w:t>
+      </w:r>
+      <w:r>
+        <w:rPr/>
+        <w:t xml:space="preserve"> pudo haberse dado otra combinación de qué tarea reutiliza qué archivo. La regla abre la puerta al error, pero no lo garantiza: H reutilizó bien su división.</w:t>
+      </w:r>
+    </w:p>
+    <w:p>
+      <w:pPr>
+        <w:jc w:val="both"/>
+      </w:pPr>
+      <w:r>
+        <w:rPr>
+          <w:b/>
+        </w:rPr>
+        <w:t>Decisión: la v2 no se promueve.</w:t>
+      </w:r>
+      <w:r>
+        <w:rPr/>
+        <w:t xml:space="preserve"> Su ahorro es real, pero introdujo una regresión silenciosa que la v1 no tenía. Una </w:t>
+      </w:r>
+      <w:r>
+        <w:rPr>
+          <w:b/>
+        </w:rPr>
+        <w:t>v3</w:t>
+      </w:r>
+      <w:r>
+        <w:rPr/>
+        <w:t>, que queda propuesta y sin medir, haría dos cosas:</w:t>
+      </w:r>
+    </w:p>
+    <w:p>
+      <w:pPr>
+        <w:tabs>
+          <w:tab w:pos="357" w:val="left"/>
+        </w:tabs>
+        <w:spacing w:after="60"/>
+        <w:ind w:left="357" w:hanging="283"/>
+        <w:jc w:val="both"/>
+      </w:pPr>
+      <w:r>
+        <w:t>•</w:t>
+        <w:tab/>
+      </w:r>
+      <w:r>
+        <w:rPr/>
+        <w:t>condicionaría la regla 2: «antes de usar un archivo de una subtarea previa, comprueba que tenga las columnas que la tarea necesita»;</w:t>
+      </w:r>
+    </w:p>
+    <w:p>
+      <w:pPr>
+        <w:tabs>
+          <w:tab w:pos="357" w:val="left"/>
+        </w:tabs>
+        <w:spacing w:after="60"/>
+        <w:ind w:left="357" w:hanging="283"/>
+        <w:jc w:val="both"/>
+      </w:pPr>
+      <w:r>
+        <w:t>•</w:t>
+        <w:tab/>
+      </w:r>
+      <w:r>
+        <w:rPr/>
+        <w:t>añadiría una invariante al script: el punto del 100 % de la curva debe coincidir con la exactitud de la Parte 2.</w:t>
+      </w:r>
+    </w:p>
+    <w:p>
+      <w:pPr>
+        <w:jc w:val="both"/>
+      </w:pPr>
+      <w:r>
+        <w:rPr/>
+        <w:t>Del lado del golden, H09 debería comprobar la estandarización sin depender del orden de las filas; por ejemplo, con el punto del 100 % (0,9883), que no depende de la submuestra.</w:t>
       </w:r>
     </w:p>
     <w:p>
@@ -17303,6 +25180,598 @@
                 <w:sz w:val="16"/>
               </w:rPr>
               <w:t>2</w:t>
+            </w:r>
+          </w:p>
+        </w:tc>
+        <w:tc>
+          <w:tcPr>
+            <w:tcW w:type="dxa" w:w="2933"/>
+          </w:tcPr>
+          <w:p>
+            <w:pPr>
+              <w:spacing w:after="0" w:line="240" w:lineRule="auto"/>
+            </w:pPr>
+            <w:r>
+              <w:rPr>
+                <w:sz w:val="16"/>
+              </w:rPr>
+              <w:t>ok</w:t>
+            </w:r>
+          </w:p>
+        </w:tc>
+      </w:tr>
+    </w:tbl>
+    <w:p>
+      <w:pPr>
+        <w:spacing w:after="0"/>
+      </w:pPr>
+    </w:p>
+    <w:p>
+      <w:pPr>
+        <w:keepNext/>
+        <w:spacing w:before="120"/>
+      </w:pPr>
+      <w:r>
+        <w:rPr>
+          <w:b/>
+          <w:color w:val="0F4761"/>
+          <w:sz w:val="23"/>
+        </w:rPr>
+        <w:t>Guardrails en el agente (mejora): costo y decisiones en el golden</w:t>
+      </w:r>
+    </w:p>
+    <w:tbl>
+      <w:tblPr>
+        <w:tblW w:type="auto" w:w="0"/>
+        <w:tblLook w:firstColumn="1" w:firstRow="1" w:lastColumn="0" w:lastRow="0" w:noHBand="0" w:noVBand="1" w:val="04A0"/>
+        <w:tblBorders>
+          <w:top w:val="single" w:sz="4" w:space="0" w:color="000000"/>
+          <w:left w:val="single" w:sz="4" w:space="0" w:color="000000"/>
+          <w:bottom w:val="single" w:sz="4" w:space="0" w:color="000000"/>
+          <w:right w:val="single" w:sz="4" w:space="0" w:color="000000"/>
+          <w:insideH w:val="single" w:sz="4" w:space="0" w:color="000000"/>
+          <w:insideV w:val="single" w:sz="4" w:space="0" w:color="000000"/>
+        </w:tblBorders>
+        <w:tblLayout w:type="fixed"/>
+      </w:tblPr>
+      <w:tblGrid>
+        <w:gridCol w:w="1991"/>
+        <w:gridCol w:w="735"/>
+        <w:gridCol w:w="2201"/>
+        <w:gridCol w:w="1154"/>
+        <w:gridCol w:w="2933"/>
+      </w:tblGrid>
+      <w:tr>
+        <w:trPr>
+          <w:tblHeader/>
+          <w:cantSplit/>
+        </w:trPr>
+        <w:tc>
+          <w:tcPr>
+            <w:tcW w:type="dxa" w:w="1991"/>
+            <w:shd w:val="clear" w:color="auto" w:fill="DAE9F7"/>
+          </w:tcPr>
+          <w:p>
+            <w:pPr>
+              <w:keepNext/>
+              <w:spacing w:after="0" w:line="240" w:lineRule="auto"/>
+              <w:jc w:val="center"/>
+            </w:pPr>
+            <w:r>
+              <w:rPr>
+                <w:b/>
+                <w:sz w:val="16"/>
+              </w:rPr>
+              <w:t>guardrail</w:t>
+            </w:r>
+          </w:p>
+        </w:tc>
+        <w:tc>
+          <w:tcPr>
+            <w:tcW w:type="dxa" w:w="735"/>
+            <w:shd w:val="clear" w:color="auto" w:fill="DAE9F7"/>
+          </w:tcPr>
+          <w:p>
+            <w:pPr>
+              <w:keepNext/>
+              <w:spacing w:after="0" w:line="240" w:lineRule="auto"/>
+              <w:jc w:val="center"/>
+            </w:pPr>
+            <w:r>
+              <w:rPr>
+                <w:b/>
+                <w:sz w:val="16"/>
+              </w:rPr>
+              <w:t>spans</w:t>
+            </w:r>
+          </w:p>
+        </w:tc>
+        <w:tc>
+          <w:tcPr>
+            <w:tcW w:type="dxa" w:w="2201"/>
+            <w:shd w:val="clear" w:color="auto" w:fill="DAE9F7"/>
+          </w:tcPr>
+          <w:p>
+            <w:pPr>
+              <w:keepNext/>
+              <w:spacing w:after="0" w:line="240" w:lineRule="auto"/>
+              <w:jc w:val="center"/>
+            </w:pPr>
+            <w:r>
+              <w:rPr>
+                <w:b/>
+                <w:sz w:val="16"/>
+              </w:rPr>
+              <w:t>latencia media (ms)</w:t>
+            </w:r>
+          </w:p>
+        </w:tc>
+        <w:tc>
+          <w:tcPr>
+            <w:tcW w:type="dxa" w:w="1154"/>
+            <w:shd w:val="clear" w:color="auto" w:fill="DAE9F7"/>
+          </w:tcPr>
+          <w:p>
+            <w:pPr>
+              <w:keepNext/>
+              <w:spacing w:after="0" w:line="240" w:lineRule="auto"/>
+              <w:jc w:val="center"/>
+            </w:pPr>
+            <w:r>
+              <w:rPr>
+                <w:b/>
+                <w:sz w:val="16"/>
+              </w:rPr>
+              <w:t>máx. (ms)</w:t>
+            </w:r>
+          </w:p>
+        </w:tc>
+        <w:tc>
+          <w:tcPr>
+            <w:tcW w:type="dxa" w:w="2933"/>
+            <w:shd w:val="clear" w:color="auto" w:fill="DAE9F7"/>
+          </w:tcPr>
+          <w:p>
+            <w:pPr>
+              <w:keepNext/>
+              <w:spacing w:after="0" w:line="240" w:lineRule="auto"/>
+              <w:jc w:val="center"/>
+            </w:pPr>
+            <w:r>
+              <w:rPr>
+                <w:b/>
+                <w:sz w:val="16"/>
+              </w:rPr>
+              <w:t>decisiones distintas de ok</w:t>
+            </w:r>
+          </w:p>
+        </w:tc>
+      </w:tr>
+      <w:tr>
+        <w:trPr>
+          <w:cantSplit/>
+        </w:trPr>
+        <w:tc>
+          <w:tcPr>
+            <w:tcW w:type="dxa" w:w="1991"/>
+          </w:tcPr>
+          <w:p>
+            <w:pPr>
+              <w:keepNext/>
+              <w:spacing w:after="0" w:line="240" w:lineRule="auto"/>
+            </w:pPr>
+            <w:r>
+              <w:rPr>
+                <w:sz w:val="16"/>
+              </w:rPr>
+              <w:t>entrada_inyeccion</w:t>
+            </w:r>
+          </w:p>
+        </w:tc>
+        <w:tc>
+          <w:tcPr>
+            <w:tcW w:type="dxa" w:w="735"/>
+          </w:tcPr>
+          <w:p>
+            <w:pPr>
+              <w:keepNext/>
+              <w:spacing w:after="0" w:line="240" w:lineRule="auto"/>
+            </w:pPr>
+            <w:r>
+              <w:rPr>
+                <w:sz w:val="16"/>
+              </w:rPr>
+              <w:t>6</w:t>
+            </w:r>
+          </w:p>
+        </w:tc>
+        <w:tc>
+          <w:tcPr>
+            <w:tcW w:type="dxa" w:w="2201"/>
+          </w:tcPr>
+          <w:p>
+            <w:pPr>
+              <w:keepNext/>
+              <w:spacing w:after="0" w:line="240" w:lineRule="auto"/>
+            </w:pPr>
+            <w:r>
+              <w:rPr>
+                <w:sz w:val="16"/>
+              </w:rPr>
+              <w:t>1.83</w:t>
+            </w:r>
+          </w:p>
+        </w:tc>
+        <w:tc>
+          <w:tcPr>
+            <w:tcW w:type="dxa" w:w="1154"/>
+          </w:tcPr>
+          <w:p>
+            <w:pPr>
+              <w:keepNext/>
+              <w:spacing w:after="0" w:line="240" w:lineRule="auto"/>
+            </w:pPr>
+            <w:r>
+              <w:rPr>
+                <w:sz w:val="16"/>
+              </w:rPr>
+              <w:t>3</w:t>
+            </w:r>
+          </w:p>
+        </w:tc>
+        <w:tc>
+          <w:tcPr>
+            <w:tcW w:type="dxa" w:w="2933"/>
+          </w:tcPr>
+          <w:p>
+            <w:pPr>
+              <w:keepNext/>
+              <w:spacing w:after="0" w:line="240" w:lineRule="auto"/>
+            </w:pPr>
+            <w:r>
+              <w:rPr>
+                <w:sz w:val="16"/>
+              </w:rPr>
+              <w:t>ok: 5; redactada: 1</w:t>
+            </w:r>
+          </w:p>
+        </w:tc>
+      </w:tr>
+      <w:tr>
+        <w:trPr>
+          <w:cantSplit/>
+        </w:trPr>
+        <w:tc>
+          <w:tcPr>
+            <w:tcW w:type="dxa" w:w="1991"/>
+          </w:tcPr>
+          <w:p>
+            <w:pPr>
+              <w:keepNext/>
+              <w:spacing w:after="0" w:line="240" w:lineRule="auto"/>
+            </w:pPr>
+            <w:r>
+              <w:rPr>
+                <w:sz w:val="16"/>
+              </w:rPr>
+              <w:t>entrada_pii</w:t>
+            </w:r>
+          </w:p>
+        </w:tc>
+        <w:tc>
+          <w:tcPr>
+            <w:tcW w:type="dxa" w:w="735"/>
+          </w:tcPr>
+          <w:p>
+            <w:pPr>
+              <w:keepNext/>
+              <w:spacing w:after="0" w:line="240" w:lineRule="auto"/>
+            </w:pPr>
+            <w:r>
+              <w:rPr>
+                <w:sz w:val="16"/>
+              </w:rPr>
+              <w:t>6</w:t>
+            </w:r>
+          </w:p>
+        </w:tc>
+        <w:tc>
+          <w:tcPr>
+            <w:tcW w:type="dxa" w:w="2201"/>
+          </w:tcPr>
+          <w:p>
+            <w:pPr>
+              <w:keepNext/>
+              <w:spacing w:after="0" w:line="240" w:lineRule="auto"/>
+            </w:pPr>
+            <w:r>
+              <w:rPr>
+                <w:sz w:val="16"/>
+              </w:rPr>
+              <w:t>1.17</w:t>
+            </w:r>
+          </w:p>
+        </w:tc>
+        <w:tc>
+          <w:tcPr>
+            <w:tcW w:type="dxa" w:w="1154"/>
+          </w:tcPr>
+          <w:p>
+            <w:pPr>
+              <w:keepNext/>
+              <w:spacing w:after="0" w:line="240" w:lineRule="auto"/>
+            </w:pPr>
+            <w:r>
+              <w:rPr>
+                <w:sz w:val="16"/>
+              </w:rPr>
+              <w:t>2</w:t>
+            </w:r>
+          </w:p>
+        </w:tc>
+        <w:tc>
+          <w:tcPr>
+            <w:tcW w:type="dxa" w:w="2933"/>
+          </w:tcPr>
+          <w:p>
+            <w:pPr>
+              <w:keepNext/>
+              <w:spacing w:after="0" w:line="240" w:lineRule="auto"/>
+            </w:pPr>
+            <w:r>
+              <w:rPr>
+                <w:sz w:val="16"/>
+              </w:rPr>
+              <w:t>ok: 5; redactada: 1</w:t>
+            </w:r>
+          </w:p>
+        </w:tc>
+      </w:tr>
+      <w:tr>
+        <w:trPr>
+          <w:cantSplit/>
+        </w:trPr>
+        <w:tc>
+          <w:tcPr>
+            <w:tcW w:type="dxa" w:w="1991"/>
+          </w:tcPr>
+          <w:p>
+            <w:pPr>
+              <w:keepNext/>
+              <w:spacing w:after="0" w:line="240" w:lineRule="auto"/>
+            </w:pPr>
+            <w:r>
+              <w:rPr>
+                <w:sz w:val="16"/>
+              </w:rPr>
+              <w:t>guarda_ast</w:t>
+            </w:r>
+          </w:p>
+        </w:tc>
+        <w:tc>
+          <w:tcPr>
+            <w:tcW w:type="dxa" w:w="735"/>
+          </w:tcPr>
+          <w:p>
+            <w:pPr>
+              <w:keepNext/>
+              <w:spacing w:after="0" w:line="240" w:lineRule="auto"/>
+            </w:pPr>
+            <w:r>
+              <w:rPr>
+                <w:sz w:val="16"/>
+              </w:rPr>
+              <w:t>21</w:t>
+            </w:r>
+          </w:p>
+        </w:tc>
+        <w:tc>
+          <w:tcPr>
+            <w:tcW w:type="dxa" w:w="2201"/>
+          </w:tcPr>
+          <w:p>
+            <w:pPr>
+              <w:keepNext/>
+              <w:spacing w:after="0" w:line="240" w:lineRule="auto"/>
+            </w:pPr>
+            <w:r>
+              <w:rPr>
+                <w:sz w:val="16"/>
+              </w:rPr>
+              <w:t>4.38</w:t>
+            </w:r>
+          </w:p>
+        </w:tc>
+        <w:tc>
+          <w:tcPr>
+            <w:tcW w:type="dxa" w:w="1154"/>
+          </w:tcPr>
+          <w:p>
+            <w:pPr>
+              <w:keepNext/>
+              <w:spacing w:after="0" w:line="240" w:lineRule="auto"/>
+            </w:pPr>
+            <w:r>
+              <w:rPr>
+                <w:sz w:val="16"/>
+              </w:rPr>
+              <w:t>6</w:t>
+            </w:r>
+          </w:p>
+        </w:tc>
+        <w:tc>
+          <w:tcPr>
+            <w:tcW w:type="dxa" w:w="2933"/>
+          </w:tcPr>
+          <w:p>
+            <w:pPr>
+              <w:keepNext/>
+              <w:spacing w:after="0" w:line="240" w:lineRule="auto"/>
+            </w:pPr>
+            <w:r>
+              <w:rPr>
+                <w:sz w:val="16"/>
+              </w:rPr>
+              <w:t>—</w:t>
+            </w:r>
+          </w:p>
+        </w:tc>
+      </w:tr>
+      <w:tr>
+        <w:trPr>
+          <w:cantSplit/>
+        </w:trPr>
+        <w:tc>
+          <w:tcPr>
+            <w:tcW w:type="dxa" w:w="1991"/>
+          </w:tcPr>
+          <w:p>
+            <w:pPr>
+              <w:keepNext/>
+              <w:spacing w:after="0" w:line="240" w:lineRule="auto"/>
+            </w:pPr>
+            <w:r>
+              <w:rPr>
+                <w:sz w:val="16"/>
+              </w:rPr>
+              <w:t>salida_pii</w:t>
+            </w:r>
+          </w:p>
+        </w:tc>
+        <w:tc>
+          <w:tcPr>
+            <w:tcW w:type="dxa" w:w="735"/>
+          </w:tcPr>
+          <w:p>
+            <w:pPr>
+              <w:keepNext/>
+              <w:spacing w:after="0" w:line="240" w:lineRule="auto"/>
+            </w:pPr>
+            <w:r>
+              <w:rPr>
+                <w:sz w:val="16"/>
+              </w:rPr>
+              <w:t>9</w:t>
+            </w:r>
+          </w:p>
+        </w:tc>
+        <w:tc>
+          <w:tcPr>
+            <w:tcW w:type="dxa" w:w="2201"/>
+          </w:tcPr>
+          <w:p>
+            <w:pPr>
+              <w:keepNext/>
+              <w:spacing w:after="0" w:line="240" w:lineRule="auto"/>
+            </w:pPr>
+            <w:r>
+              <w:rPr>
+                <w:sz w:val="16"/>
+              </w:rPr>
+              <w:t>3.33</w:t>
+            </w:r>
+          </w:p>
+        </w:tc>
+        <w:tc>
+          <w:tcPr>
+            <w:tcW w:type="dxa" w:w="1154"/>
+          </w:tcPr>
+          <w:p>
+            <w:pPr>
+              <w:keepNext/>
+              <w:spacing w:after="0" w:line="240" w:lineRule="auto"/>
+            </w:pPr>
+            <w:r>
+              <w:rPr>
+                <w:sz w:val="16"/>
+              </w:rPr>
+              <w:t>5</w:t>
+            </w:r>
+          </w:p>
+        </w:tc>
+        <w:tc>
+          <w:tcPr>
+            <w:tcW w:type="dxa" w:w="2933"/>
+          </w:tcPr>
+          <w:p>
+            <w:pPr>
+              <w:keepNext/>
+              <w:spacing w:after="0" w:line="240" w:lineRule="auto"/>
+            </w:pPr>
+            <w:r>
+              <w:rPr>
+                <w:sz w:val="16"/>
+              </w:rPr>
+              <w:t>ok</w:t>
+            </w:r>
+          </w:p>
+        </w:tc>
+      </w:tr>
+      <w:tr>
+        <w:trPr>
+          <w:cantSplit/>
+        </w:trPr>
+        <w:tc>
+          <w:tcPr>
+            <w:tcW w:type="dxa" w:w="1991"/>
+          </w:tcPr>
+          <w:p>
+            <w:pPr>
+              <w:spacing w:after="0" w:line="240" w:lineRule="auto"/>
+            </w:pPr>
+            <w:r>
+              <w:rPr>
+                <w:sz w:val="16"/>
+              </w:rPr>
+              <w:t>salida_secretos</w:t>
+            </w:r>
+          </w:p>
+        </w:tc>
+        <w:tc>
+          <w:tcPr>
+            <w:tcW w:type="dxa" w:w="735"/>
+          </w:tcPr>
+          <w:p>
+            <w:pPr>
+              <w:spacing w:after="0" w:line="240" w:lineRule="auto"/>
+            </w:pPr>
+            <w:r>
+              <w:rPr>
+                <w:sz w:val="16"/>
+              </w:rPr>
+              <w:t>9</w:t>
+            </w:r>
+          </w:p>
+        </w:tc>
+        <w:tc>
+          <w:tcPr>
+            <w:tcW w:type="dxa" w:w="2201"/>
+          </w:tcPr>
+          <w:p>
+            <w:pPr>
+              <w:spacing w:after="0" w:line="240" w:lineRule="auto"/>
+            </w:pPr>
+            <w:r>
+              <w:rPr>
+                <w:sz w:val="16"/>
+              </w:rPr>
+              <w:t>1.78</w:t>
+            </w:r>
+          </w:p>
+        </w:tc>
+        <w:tc>
+          <w:tcPr>
+            <w:tcW w:type="dxa" w:w="1154"/>
+          </w:tcPr>
+          <w:p>
+            <w:pPr>
+              <w:spacing w:after="0" w:line="240" w:lineRule="auto"/>
+            </w:pPr>
+            <w:r>
+              <w:rPr>
+                <w:sz w:val="16"/>
+              </w:rPr>
+              <w:t>3</w:t>
             </w:r>
           </w:p>
         </w:tc>
@@ -18494,6 +26963,7 @@
           </w:tcPr>
           <w:p>
             <w:pPr>
+              <w:keepNext/>
               <w:spacing w:after="0" w:line="240" w:lineRule="auto"/>
             </w:pPr>
             <w:r>
@@ -18510,6 +26980,7 @@
           </w:tcPr>
           <w:p>
             <w:pPr>
+              <w:keepNext/>
               <w:spacing w:after="0" w:line="240" w:lineRule="auto"/>
             </w:pPr>
             <w:r>
@@ -18526,6 +26997,7 @@
           </w:tcPr>
           <w:p>
             <w:pPr>
+              <w:keepNext/>
               <w:spacing w:after="0" w:line="240" w:lineRule="auto"/>
             </w:pPr>
             <w:r>
@@ -18542,6 +27014,7 @@
           </w:tcPr>
           <w:p>
             <w:pPr>
+              <w:keepNext/>
               <w:spacing w:after="0" w:line="240" w:lineRule="auto"/>
             </w:pPr>
             <w:r>
@@ -18558,6 +27031,7 @@
           </w:tcPr>
           <w:p>
             <w:pPr>
+              <w:keepNext/>
               <w:spacing w:after="0" w:line="240" w:lineRule="auto"/>
             </w:pPr>
             <w:r>
@@ -18574,6 +27048,7 @@
           </w:tcPr>
           <w:p>
             <w:pPr>
+              <w:keepNext/>
               <w:spacing w:after="0" w:line="240" w:lineRule="auto"/>
             </w:pPr>
             <w:r>
@@ -18590,6 +27065,7 @@
           </w:tcPr>
           <w:p>
             <w:pPr>
+              <w:keepNext/>
               <w:spacing w:after="0" w:line="240" w:lineRule="auto"/>
             </w:pPr>
             <w:r>
@@ -18597,6 +27073,140 @@
                 <w:sz w:val="14"/>
               </w:rPr>
               <w:t>334,343</w:t>
+            </w:r>
+          </w:p>
+        </w:tc>
+        <w:tc>
+          <w:tcPr>
+            <w:tcW w:type="dxa" w:w="1439"/>
+          </w:tcPr>
+          <w:p>
+            <w:pPr>
+              <w:keepNext/>
+              <w:spacing w:after="0" w:line="240" w:lineRule="auto"/>
+            </w:pPr>
+            <w:r>
+              <w:rPr>
+                <w:sz w:val="14"/>
+              </w:rPr>
+              <w:t>16.7 %</w:t>
+            </w:r>
+          </w:p>
+        </w:tc>
+      </w:tr>
+      <w:tr>
+        <w:trPr>
+          <w:cantSplit/>
+        </w:trPr>
+        <w:tc>
+          <w:tcPr>
+            <w:tcW w:type="dxa" w:w="684"/>
+          </w:tcPr>
+          <w:p>
+            <w:pPr>
+              <w:spacing w:after="0" w:line="240" w:lineRule="auto"/>
+            </w:pPr>
+            <w:r>
+              <w:rPr>
+                <w:sz w:val="14"/>
+              </w:rPr>
+              <w:t>mejora</w:t>
+            </w:r>
+          </w:p>
+        </w:tc>
+        <w:tc>
+          <w:tcPr>
+            <w:tcW w:type="dxa" w:w="757"/>
+          </w:tcPr>
+          <w:p>
+            <w:pPr>
+              <w:spacing w:after="0" w:line="240" w:lineRule="auto"/>
+            </w:pPr>
+            <w:r>
+              <w:rPr>
+                <w:sz w:val="14"/>
+              </w:rPr>
+              <w:t>6</w:t>
+            </w:r>
+          </w:p>
+        </w:tc>
+        <w:tc>
+          <w:tcPr>
+            <w:tcW w:type="dxa" w:w="1114"/>
+          </w:tcPr>
+          <w:p>
+            <w:pPr>
+              <w:spacing w:after="0" w:line="240" w:lineRule="auto"/>
+            </w:pPr>
+            <w:r>
+              <w:rPr>
+                <w:sz w:val="14"/>
+              </w:rPr>
+              <w:t>285</w:t>
+            </w:r>
+          </w:p>
+        </w:tc>
+        <w:tc>
+          <w:tcPr>
+            <w:tcW w:type="dxa" w:w="1114"/>
+          </w:tcPr>
+          <w:p>
+            <w:pPr>
+              <w:spacing w:after="0" w:line="240" w:lineRule="auto"/>
+            </w:pPr>
+            <w:r>
+              <w:rPr>
+                <w:sz w:val="14"/>
+              </w:rPr>
+              <w:t>606</w:t>
+            </w:r>
+          </w:p>
+        </w:tc>
+        <w:tc>
+          <w:tcPr>
+            <w:tcW w:type="dxa" w:w="1158"/>
+          </w:tcPr>
+          <w:p>
+            <w:pPr>
+              <w:spacing w:after="0" w:line="240" w:lineRule="auto"/>
+            </w:pPr>
+            <w:r>
+              <w:rPr>
+                <w:sz w:val="14"/>
+              </w:rPr>
+              <w:t>645</w:t>
+            </w:r>
+          </w:p>
+        </w:tc>
+        <w:tc>
+          <w:tcPr>
+            <w:tcW w:type="dxa" w:w="1352"/>
+          </w:tcPr>
+          <w:p>
+            <w:pPr>
+              <w:spacing w:after="0" w:line="240" w:lineRule="auto"/>
+            </w:pPr>
+            <w:r>
+              <w:rPr>
+                <w:sz w:val="14"/>
+              </w:rPr>
+              <w:t>99,233</w:t>
+            </w:r>
+          </w:p>
+        </w:tc>
+        <w:tc>
+          <w:tcPr>
+            <w:tcW w:type="dxa" w:w="1397"/>
+          </w:tcPr>
+          <w:p>
+            <w:pPr>
+              <w:spacing w:after="0" w:line="240" w:lineRule="auto"/>
+            </w:pPr>
+            <w:r>
+              <w:rPr>
+                <w:sz w:val="14"/>
+              </w:rPr>
+              <w:t>158,585</w:t>
             </w:r>
           </w:p>
         </w:tc>
@@ -18630,6 +27240,15 @@
       <w:r>
         <w:rPr/>
         <w:t>Con n corridas, cada una vale 100/n % de cualquier tasa: un umbral por debajo de esa resolución salta con el primer caso.</w:t>
+      </w:r>
+    </w:p>
+    <w:p>
+      <w:pPr>
+        <w:jc w:val="both"/>
+      </w:pPr>
+      <w:r>
+        <w:rPr/>
+        <w:t>La corrida mejorada (máximo de 645 s y de 158 585 tokens por corrida) no habría disparado ninguna de las tres alertas: los umbrales, sacados de la base, se mantienen. Tampoco habría avisado ninguna de la regresión de A09, porque no cambia ni la latencia ni los tokens; solo la ve una evaluación con el golden. Por eso, antes de promover una versión nueva del prompt, se corre el golden, que es lo que hizo la 2.c.</w:t>
       </w:r>
     </w:p>
     <w:p>
